--- a/docs/26_행사_결과보고서.docx
+++ b/docs/26_행사_결과보고서.docx
@@ -11,124 +11,9 @@
         <w:rPr>
           <w:b w:val="0"/>
         </w:rPr>
-        <w:t>[202__] (부서명) 행사 결과 보고서</w:t>
+        <w:t>________년 (교회명) (부서명) 행사 결과 보고서</w:t>
       </w:r>
     </w:p>
-    <w:tbl>
-      <w:tblPr>
-        <w:tblStyle w:val="TableGrid"/>
-        <w:tblW w:type="auto" w:w="0"/>
-        <w:tblLook w:firstColumn="1" w:firstRow="1" w:lastColumn="0" w:lastRow="0" w:noHBand="0" w:noVBand="1" w:val="04A0"/>
-      </w:tblPr>
-      <w:tblGrid>
-        <w:gridCol w:w="2160"/>
-        <w:gridCol w:w="2160"/>
-        <w:gridCol w:w="2160"/>
-        <w:gridCol w:w="2160"/>
-      </w:tblGrid>
-      <w:tr>
-        <w:tc>
-          <w:tcPr>
-            <w:tcW w:type="dxa" w:w="2160"/>
-          </w:tcPr>
-          <w:p>
-            <w:r>
-              <w:rPr>
-                <w:b/>
-              </w:rPr>
-              <w:t>결재</w:t>
-            </w:r>
-          </w:p>
-        </w:tc>
-        <w:tc>
-          <w:tcPr>
-            <w:tcW w:type="dxa" w:w="2160"/>
-          </w:tcPr>
-          <w:p>
-            <w:r>
-              <w:rPr>
-                <w:b/>
-              </w:rPr>
-              <w:t>담 당</w:t>
-            </w:r>
-          </w:p>
-        </w:tc>
-        <w:tc>
-          <w:tcPr>
-            <w:tcW w:type="dxa" w:w="2160"/>
-          </w:tcPr>
-          <w:p>
-            <w:r>
-              <w:rPr>
-                <w:b/>
-              </w:rPr>
-              <w:t>부장/총무</w:t>
-            </w:r>
-          </w:p>
-        </w:tc>
-        <w:tc>
-          <w:tcPr>
-            <w:tcW w:type="dxa" w:w="2160"/>
-          </w:tcPr>
-          <w:p>
-            <w:r>
-              <w:rPr>
-                <w:b/>
-              </w:rPr>
-              <w:t>당 회</w:t>
-            </w:r>
-          </w:p>
-        </w:tc>
-      </w:tr>
-      <w:tr>
-        <w:tc>
-          <w:tcPr>
-            <w:tcW w:type="dxa" w:w="2160"/>
-          </w:tcPr>
-          <w:p/>
-        </w:tc>
-        <w:tc>
-          <w:tcPr>
-            <w:tcW w:type="dxa" w:w="2160"/>
-          </w:tcPr>
-          <w:p>
-            <w:r>
-              <w:rPr>
-                <w:b w:val="0"/>
-              </w:rPr>
-              <w:t>(인)</w:t>
-            </w:r>
-          </w:p>
-        </w:tc>
-        <w:tc>
-          <w:tcPr>
-            <w:tcW w:type="dxa" w:w="2160"/>
-          </w:tcPr>
-          <w:p>
-            <w:r>
-              <w:rPr>
-                <w:b w:val="0"/>
-              </w:rPr>
-              <w:t>(인)</w:t>
-            </w:r>
-          </w:p>
-        </w:tc>
-        <w:tc>
-          <w:tcPr>
-            <w:tcW w:type="dxa" w:w="2160"/>
-          </w:tcPr>
-          <w:p>
-            <w:r>
-              <w:rPr>
-                <w:b w:val="0"/>
-              </w:rPr>
-              <w:t>(인)</w:t>
-            </w:r>
-          </w:p>
-        </w:tc>
-      </w:tr>
-    </w:tbl>
-    <w:p/>
     <w:p>
       <w:pPr>
         <w:pStyle w:val="Heading2"/>
@@ -137,273 +22,97 @@
         <w:rPr>
           <w:b w:val="0"/>
         </w:rPr>
-        <w:t>1. 행사 개요</w:t>
+        <w:t>개요</w:t>
       </w:r>
     </w:p>
-    <w:tbl>
-      <w:tblPr>
-        <w:tblStyle w:val="TableGrid"/>
-        <w:tblW w:type="auto" w:w="0"/>
-        <w:tblLook w:firstColumn="1" w:firstRow="1" w:lastColumn="0" w:lastRow="0" w:noHBand="0" w:noVBand="1" w:val="04A0"/>
-      </w:tblPr>
-      <w:tblGrid>
-        <w:gridCol w:w="4320"/>
-        <w:gridCol w:w="4320"/>
-      </w:tblGrid>
-      <w:tr>
-        <w:tc>
-          <w:tcPr>
-            <w:tcW w:type="dxa" w:w="4320"/>
-          </w:tcPr>
-          <w:p>
-            <w:r>
-              <w:rPr>
-                <w:b/>
-              </w:rPr>
-              <w:t>항목</w:t>
-            </w:r>
-          </w:p>
-        </w:tc>
-        <w:tc>
-          <w:tcPr>
-            <w:tcW w:type="dxa" w:w="4320"/>
-          </w:tcPr>
-          <w:p>
-            <w:r>
-              <w:rPr>
-                <w:b/>
-              </w:rPr>
-              <w:t>내용</w:t>
-            </w:r>
-          </w:p>
-        </w:tc>
-      </w:tr>
-      <w:tr>
-        <w:tc>
-          <w:tcPr>
-            <w:tcW w:type="dxa" w:w="4320"/>
-          </w:tcPr>
-          <w:p>
-            <w:r>
-              <w:rPr>
-                <w:b w:val="0"/>
-              </w:rPr>
-              <w:t>교회명</w:t>
-            </w:r>
-          </w:p>
-        </w:tc>
-        <w:tc>
-          <w:tcPr>
-            <w:tcW w:type="dxa" w:w="4320"/>
-          </w:tcPr>
-          <w:p>
-            <w:r>
-              <w:rPr>
-                <w:b w:val="0"/>
-              </w:rPr>
-              <w:t>(교회명)</w:t>
-            </w:r>
-          </w:p>
-        </w:tc>
-      </w:tr>
-      <w:tr>
-        <w:tc>
-          <w:tcPr>
-            <w:tcW w:type="dxa" w:w="4320"/>
-          </w:tcPr>
-          <w:p>
-            <w:r>
-              <w:rPr>
-                <w:b w:val="0"/>
-              </w:rPr>
-              <w:t>부서명</w:t>
-            </w:r>
-          </w:p>
-        </w:tc>
-        <w:tc>
-          <w:tcPr>
-            <w:tcW w:type="dxa" w:w="4320"/>
-          </w:tcPr>
-          <w:p>
-            <w:r>
-              <w:rPr>
-                <w:b w:val="0"/>
-              </w:rPr>
-              <w:t>________</w:t>
-            </w:r>
-          </w:p>
-        </w:tc>
-      </w:tr>
-      <w:tr>
-        <w:tc>
-          <w:tcPr>
-            <w:tcW w:type="dxa" w:w="4320"/>
-          </w:tcPr>
-          <w:p>
-            <w:r>
-              <w:rPr>
-                <w:b w:val="0"/>
-              </w:rPr>
-              <w:t>행사명</w:t>
-            </w:r>
-          </w:p>
-        </w:tc>
-        <w:tc>
-          <w:tcPr>
-            <w:tcW w:type="dxa" w:w="4320"/>
-          </w:tcPr>
-          <w:p>
-            <w:r>
-              <w:rPr>
-                <w:b w:val="0"/>
-              </w:rPr>
-              <w:t>________</w:t>
-            </w:r>
-          </w:p>
-        </w:tc>
-      </w:tr>
-      <w:tr>
-        <w:tc>
-          <w:tcPr>
-            <w:tcW w:type="dxa" w:w="4320"/>
-          </w:tcPr>
-          <w:p>
-            <w:r>
-              <w:rPr>
-                <w:b w:val="0"/>
-              </w:rPr>
-              <w:t>일시</w:t>
-            </w:r>
-          </w:p>
-        </w:tc>
-        <w:tc>
-          <w:tcPr>
-            <w:tcW w:type="dxa" w:w="4320"/>
-          </w:tcPr>
-          <w:p>
-            <w:r>
-              <w:rPr>
-                <w:b w:val="0"/>
-              </w:rPr>
-              <w:t>202__년 __월 __일(요일) __시 ~ __시</w:t>
-            </w:r>
-          </w:p>
-        </w:tc>
-      </w:tr>
-      <w:tr>
-        <w:tc>
-          <w:tcPr>
-            <w:tcW w:type="dxa" w:w="4320"/>
-          </w:tcPr>
-          <w:p>
-            <w:r>
-              <w:rPr>
-                <w:b w:val="0"/>
-              </w:rPr>
-              <w:t>장소</w:t>
-            </w:r>
-          </w:p>
-        </w:tc>
-        <w:tc>
-          <w:tcPr>
-            <w:tcW w:type="dxa" w:w="4320"/>
-          </w:tcPr>
-          <w:p>
-            <w:r>
-              <w:rPr>
-                <w:b w:val="0"/>
-              </w:rPr>
-              <w:t>________</w:t>
-            </w:r>
-          </w:p>
-        </w:tc>
-      </w:tr>
-      <w:tr>
-        <w:tc>
-          <w:tcPr>
-            <w:tcW w:type="dxa" w:w="4320"/>
-          </w:tcPr>
-          <w:p>
-            <w:r>
-              <w:rPr>
-                <w:b w:val="0"/>
-              </w:rPr>
-              <w:t>주제</w:t>
-            </w:r>
-          </w:p>
-        </w:tc>
-        <w:tc>
-          <w:tcPr>
-            <w:tcW w:type="dxa" w:w="4320"/>
-          </w:tcPr>
-          <w:p>
-            <w:r>
-              <w:rPr>
-                <w:b w:val="0"/>
-              </w:rPr>
-              <w:t>________</w:t>
-            </w:r>
-          </w:p>
-        </w:tc>
-      </w:tr>
-      <w:tr>
-        <w:tc>
-          <w:tcPr>
-            <w:tcW w:type="dxa" w:w="4320"/>
-          </w:tcPr>
-          <w:p>
-            <w:r>
-              <w:rPr>
-                <w:b w:val="0"/>
-              </w:rPr>
-              <w:t>관련 성구</w:t>
-            </w:r>
-          </w:p>
-        </w:tc>
-        <w:tc>
-          <w:tcPr>
-            <w:tcW w:type="dxa" w:w="4320"/>
-          </w:tcPr>
-          <w:p>
-            <w:r>
-              <w:rPr>
-                <w:b w:val="0"/>
-              </w:rPr>
-              <w:t>________ (장절만 기재)</w:t>
-            </w:r>
-          </w:p>
-        </w:tc>
-      </w:tr>
-      <w:tr>
-        <w:tc>
-          <w:tcPr>
-            <w:tcW w:type="dxa" w:w="4320"/>
-          </w:tcPr>
-          <w:p>
-            <w:r>
-              <w:rPr>
-                <w:b w:val="0"/>
-              </w:rPr>
-              <w:t>행사 목적</w:t>
-            </w:r>
-          </w:p>
-        </w:tc>
-        <w:tc>
-          <w:tcPr>
-            <w:tcW w:type="dxa" w:w="4320"/>
-          </w:tcPr>
-          <w:p>
-            <w:r>
-              <w:rPr>
-                <w:b w:val="0"/>
-              </w:rPr>
-              <w:t>1. ________&lt;br&gt;2. ________</w:t>
-            </w:r>
-          </w:p>
-        </w:tc>
-      </w:tr>
-    </w:tbl>
-    <w:p/>
+    <w:p>
+      <w:pPr>
+        <w:pStyle w:val="ListBullet"/>
+      </w:pPr>
+      <w:r>
+        <w:rPr>
+          <w:b w:val="0"/>
+        </w:rPr>
+        <w:t>행사명 : ________</w:t>
+      </w:r>
+    </w:p>
+    <w:p>
+      <w:pPr>
+        <w:pStyle w:val="ListBullet"/>
+      </w:pPr>
+      <w:r>
+        <w:rPr>
+          <w:b w:val="0"/>
+        </w:rPr>
+        <w:t>주제 : ________</w:t>
+      </w:r>
+    </w:p>
+    <w:p>
+      <w:pPr>
+        <w:pStyle w:val="ListBullet"/>
+      </w:pPr>
+      <w:r>
+        <w:rPr>
+          <w:b w:val="0"/>
+        </w:rPr>
+        <w:t>주제 말씀 : ________</w:t>
+      </w:r>
+    </w:p>
+    <w:p>
+      <w:pPr>
+        <w:pStyle w:val="ListBullet"/>
+      </w:pPr>
+      <w:r>
+        <w:rPr>
+          <w:b w:val="0"/>
+        </w:rPr>
+        <w:t>목적 : ________</w:t>
+      </w:r>
+    </w:p>
+    <w:p>
+      <w:pPr>
+        <w:pStyle w:val="ListBullet"/>
+      </w:pPr>
+      <w:r>
+        <w:rPr>
+          <w:b w:val="0"/>
+        </w:rPr>
+        <w:t>장소 : ________</w:t>
+      </w:r>
+    </w:p>
+    <w:p>
+      <w:pPr>
+        <w:pStyle w:val="ListBullet"/>
+      </w:pPr>
+      <w:r>
+        <w:rPr>
+          <w:b w:val="0"/>
+        </w:rPr>
+        <w:t>일시 : ________</w:t>
+      </w:r>
+    </w:p>
+    <w:p>
+      <w:pPr>
+        <w:pStyle w:val="ListBullet"/>
+      </w:pPr>
+      <w:r>
+        <w:rPr>
+          <w:b w:val="0"/>
+        </w:rPr>
+        <w:t>담당 : ________</w:t>
+      </w:r>
+    </w:p>
+    <w:p>
+      <w:pPr>
+        <w:pStyle w:val="ListBullet"/>
+      </w:pPr>
+      <w:r>
+        <w:rPr>
+          <w:b w:val="0"/>
+        </w:rPr>
+        <w:t>대상 : ________ (예상 인원 ________명: 참가자 ________명, 교사·봉사자 ________명)</w:t>
+      </w:r>
+    </w:p>
     <w:p>
       <w:pPr>
         <w:pStyle w:val="Heading2"/>
@@ -412,7 +121,7 @@
         <w:rPr>
           <w:b w:val="0"/>
         </w:rPr>
-        <w:t>2. 참석 인원 현황</w:t>
+        <w:t>참가 인원</w:t>
       </w:r>
     </w:p>
     <w:tbl>
@@ -450,7 +159,7 @@
               <w:rPr>
                 <w:b/>
               </w:rPr>
-              <w:t>계획 인원</w:t>
+              <w:t>예상 인원</w:t>
             </w:r>
           </w:p>
         </w:tc>
@@ -463,7 +172,7 @@
               <w:rPr>
                 <w:b/>
               </w:rPr>
-              <w:t>실제 참석 인원</w:t>
+              <w:t>실제 인원</w:t>
             </w:r>
           </w:p>
         </w:tc>
@@ -491,7 +200,7 @@
               <w:rPr>
                 <w:b w:val="0"/>
               </w:rPr>
-              <w:t>학생/회원</w:t>
+              <w:t>참가자</w:t>
             </w:r>
           </w:p>
         </w:tc>
@@ -504,7 +213,7 @@
               <w:rPr>
                 <w:b w:val="0"/>
               </w:rPr>
-              <w:t>__ 명</w:t>
+              <w:t>________명</w:t>
             </w:r>
           </w:p>
         </w:tc>
@@ -517,302 +226,7 @@
               <w:rPr>
                 <w:b w:val="0"/>
               </w:rPr>
-              <w:t>__ 명</w:t>
-            </w:r>
-          </w:p>
-        </w:tc>
-        <w:tc>
-          <w:tcPr>
-            <w:tcW w:type="dxa" w:w="2160"/>
-          </w:tcPr>
-          <w:p/>
-        </w:tc>
-      </w:tr>
-      <w:tr>
-        <w:tc>
-          <w:tcPr>
-            <w:tcW w:type="dxa" w:w="2160"/>
-          </w:tcPr>
-          <w:p>
-            <w:r>
-              <w:rPr>
-                <w:b w:val="0"/>
-              </w:rPr>
-              <w:t>교사/리더</w:t>
-            </w:r>
-          </w:p>
-        </w:tc>
-        <w:tc>
-          <w:tcPr>
-            <w:tcW w:type="dxa" w:w="2160"/>
-          </w:tcPr>
-          <w:p>
-            <w:r>
-              <w:rPr>
-                <w:b w:val="0"/>
-              </w:rPr>
-              <w:t>__ 명</w:t>
-            </w:r>
-          </w:p>
-        </w:tc>
-        <w:tc>
-          <w:tcPr>
-            <w:tcW w:type="dxa" w:w="2160"/>
-          </w:tcPr>
-          <w:p>
-            <w:r>
-              <w:rPr>
-                <w:b w:val="0"/>
-              </w:rPr>
-              <w:t>__ 명</w:t>
-            </w:r>
-          </w:p>
-        </w:tc>
-        <w:tc>
-          <w:tcPr>
-            <w:tcW w:type="dxa" w:w="2160"/>
-          </w:tcPr>
-          <w:p/>
-        </w:tc>
-      </w:tr>
-      <w:tr>
-        <w:tc>
-          <w:tcPr>
-            <w:tcW w:type="dxa" w:w="2160"/>
-          </w:tcPr>
-          <w:p>
-            <w:r>
-              <w:rPr>
-                <w:b w:val="0"/>
-              </w:rPr>
-              <w:t>외부 강사</w:t>
-            </w:r>
-          </w:p>
-        </w:tc>
-        <w:tc>
-          <w:tcPr>
-            <w:tcW w:type="dxa" w:w="2160"/>
-          </w:tcPr>
-          <w:p>
-            <w:r>
-              <w:rPr>
-                <w:b w:val="0"/>
-              </w:rPr>
-              <w:t>__ 명</w:t>
-            </w:r>
-          </w:p>
-        </w:tc>
-        <w:tc>
-          <w:tcPr>
-            <w:tcW w:type="dxa" w:w="2160"/>
-          </w:tcPr>
-          <w:p>
-            <w:r>
-              <w:rPr>
-                <w:b w:val="0"/>
-              </w:rPr>
-              <w:t>__ 명</w:t>
-            </w:r>
-          </w:p>
-        </w:tc>
-        <w:tc>
-          <w:tcPr>
-            <w:tcW w:type="dxa" w:w="2160"/>
-          </w:tcPr>
-          <w:p>
-            <w:r>
-              <w:rPr>
-                <w:b w:val="0"/>
-              </w:rPr>
-              <w:t>(성함: ________)</w:t>
-            </w:r>
-          </w:p>
-        </w:tc>
-      </w:tr>
-      <w:tr>
-        <w:tc>
-          <w:tcPr>
-            <w:tcW w:type="dxa" w:w="2160"/>
-          </w:tcPr>
-          <w:p>
-            <w:r>
-              <w:rPr>
-                <w:b w:val="0"/>
-              </w:rPr>
-              <w:t>기타(도우미)</w:t>
-            </w:r>
-          </w:p>
-        </w:tc>
-        <w:tc>
-          <w:tcPr>
-            <w:tcW w:type="dxa" w:w="2160"/>
-          </w:tcPr>
-          <w:p>
-            <w:r>
-              <w:rPr>
-                <w:b w:val="0"/>
-              </w:rPr>
-              <w:t>__ 명</w:t>
-            </w:r>
-          </w:p>
-        </w:tc>
-        <w:tc>
-          <w:tcPr>
-            <w:tcW w:type="dxa" w:w="2160"/>
-          </w:tcPr>
-          <w:p>
-            <w:r>
-              <w:rPr>
-                <w:b w:val="0"/>
-              </w:rPr>
-              <w:t>__ 명</w:t>
-            </w:r>
-          </w:p>
-        </w:tc>
-        <w:tc>
-          <w:tcPr>
-            <w:tcW w:type="dxa" w:w="2160"/>
-          </w:tcPr>
-          <w:p/>
-        </w:tc>
-      </w:tr>
-      <w:tr>
-        <w:tc>
-          <w:tcPr>
-            <w:tcW w:type="dxa" w:w="2160"/>
-          </w:tcPr>
-          <w:p>
-            <w:r>
-              <w:rPr>
-                <w:b/>
-              </w:rPr>
-              <w:t>합계</w:t>
-            </w:r>
-          </w:p>
-        </w:tc>
-        <w:tc>
-          <w:tcPr>
-            <w:tcW w:type="dxa" w:w="2160"/>
-          </w:tcPr>
-          <w:p>
-            <w:r>
-              <w:rPr>
-                <w:b/>
-              </w:rPr>
-              <w:t>__ 명</w:t>
-            </w:r>
-          </w:p>
-        </w:tc>
-        <w:tc>
-          <w:tcPr>
-            <w:tcW w:type="dxa" w:w="2160"/>
-          </w:tcPr>
-          <w:p>
-            <w:r>
-              <w:rPr>
-                <w:b/>
-              </w:rPr>
-              <w:t>__ 명</w:t>
-            </w:r>
-          </w:p>
-        </w:tc>
-        <w:tc>
-          <w:tcPr>
-            <w:tcW w:type="dxa" w:w="2160"/>
-          </w:tcPr>
-          <w:p/>
-        </w:tc>
-      </w:tr>
-    </w:tbl>
-    <w:p/>
-    <w:p>
-      <w:pPr>
-        <w:pStyle w:val="Heading2"/>
-      </w:pPr>
-      <w:r>
-        <w:rPr>
-          <w:b w:val="0"/>
-        </w:rPr>
-        <w:t>3. 행사 진행 내용</w:t>
-      </w:r>
-    </w:p>
-    <w:tbl>
-      <w:tblPr>
-        <w:tblStyle w:val="TableGrid"/>
-        <w:tblW w:type="auto" w:w="0"/>
-        <w:tblLook w:firstColumn="1" w:firstRow="1" w:lastColumn="0" w:lastRow="0" w:noHBand="0" w:noVBand="1" w:val="04A0"/>
-      </w:tblPr>
-      <w:tblGrid>
-        <w:gridCol w:w="2160"/>
-        <w:gridCol w:w="2160"/>
-        <w:gridCol w:w="2160"/>
-        <w:gridCol w:w="2160"/>
-      </w:tblGrid>
-      <w:tr>
-        <w:tc>
-          <w:tcPr>
-            <w:tcW w:type="dxa" w:w="2160"/>
-          </w:tcPr>
-          <w:p>
-            <w:r>
-              <w:rPr>
-                <w:b/>
-              </w:rPr>
-              <w:t>시간</w:t>
-            </w:r>
-          </w:p>
-        </w:tc>
-        <w:tc>
-          <w:tcPr>
-            <w:tcW w:type="dxa" w:w="2160"/>
-          </w:tcPr>
-          <w:p>
-            <w:r>
-              <w:rPr>
-                <w:b/>
-              </w:rPr>
-              <w:t>활동 내용</w:t>
-            </w:r>
-          </w:p>
-        </w:tc>
-        <w:tc>
-          <w:tcPr>
-            <w:tcW w:type="dxa" w:w="2160"/>
-          </w:tcPr>
-          <w:p>
-            <w:r>
-              <w:rPr>
-                <w:b/>
-              </w:rPr>
-              <w:t>담당자</w:t>
-            </w:r>
-          </w:p>
-        </w:tc>
-        <w:tc>
-          <w:tcPr>
-            <w:tcW w:type="dxa" w:w="2160"/>
-          </w:tcPr>
-          <w:p>
-            <w:r>
-              <w:rPr>
-                <w:b/>
-              </w:rPr>
-              <w:t>비고</w:t>
-            </w:r>
-          </w:p>
-        </w:tc>
-      </w:tr>
-      <w:tr>
-        <w:tc>
-          <w:tcPr>
-            <w:tcW w:type="dxa" w:w="2160"/>
-          </w:tcPr>
-          <w:p>
-            <w:r>
-              <w:rPr>
-                <w:b w:val="0"/>
-              </w:rPr>
-              <w:t>__:__ ~ __:__</w:t>
+              <w:t>________명</w:t>
             </w:r>
           </w:p>
         </w:tc>
@@ -829,25 +243,6 @@
             </w:r>
           </w:p>
         </w:tc>
-        <w:tc>
-          <w:tcPr>
-            <w:tcW w:type="dxa" w:w="2160"/>
-          </w:tcPr>
-          <w:p>
-            <w:r>
-              <w:rPr>
-                <w:b w:val="0"/>
-              </w:rPr>
-              <w:t>________</w:t>
-            </w:r>
-          </w:p>
-        </w:tc>
-        <w:tc>
-          <w:tcPr>
-            <w:tcW w:type="dxa" w:w="2160"/>
-          </w:tcPr>
-          <w:p/>
-        </w:tc>
       </w:tr>
       <w:tr>
         <w:tc>
@@ -859,7 +254,33 @@
               <w:rPr>
                 <w:b w:val="0"/>
               </w:rPr>
-              <w:t>__:__ ~ __:__</w:t>
+              <w:t>교사·봉사자</w:t>
+            </w:r>
+          </w:p>
+        </w:tc>
+        <w:tc>
+          <w:tcPr>
+            <w:tcW w:type="dxa" w:w="2160"/>
+          </w:tcPr>
+          <w:p>
+            <w:r>
+              <w:rPr>
+                <w:b w:val="0"/>
+              </w:rPr>
+              <w:t>________명</w:t>
+            </w:r>
+          </w:p>
+        </w:tc>
+        <w:tc>
+          <w:tcPr>
+            <w:tcW w:type="dxa" w:w="2160"/>
+          </w:tcPr>
+          <w:p>
+            <w:r>
+              <w:rPr>
+                <w:b w:val="0"/>
+              </w:rPr>
+              <w:t>________명</w:t>
             </w:r>
           </w:p>
         </w:tc>
@@ -876,25 +297,6 @@
             </w:r>
           </w:p>
         </w:tc>
-        <w:tc>
-          <w:tcPr>
-            <w:tcW w:type="dxa" w:w="2160"/>
-          </w:tcPr>
-          <w:p>
-            <w:r>
-              <w:rPr>
-                <w:b w:val="0"/>
-              </w:rPr>
-              <w:t>________</w:t>
-            </w:r>
-          </w:p>
-        </w:tc>
-        <w:tc>
-          <w:tcPr>
-            <w:tcW w:type="dxa" w:w="2160"/>
-          </w:tcPr>
-          <w:p/>
-        </w:tc>
       </w:tr>
       <w:tr>
         <w:tc>
@@ -906,7 +308,33 @@
               <w:rPr>
                 <w:b w:val="0"/>
               </w:rPr>
-              <w:t>__:__ ~ __:__</w:t>
+              <w:t>기타</w:t>
+            </w:r>
+          </w:p>
+        </w:tc>
+        <w:tc>
+          <w:tcPr>
+            <w:tcW w:type="dxa" w:w="2160"/>
+          </w:tcPr>
+          <w:p>
+            <w:r>
+              <w:rPr>
+                <w:b w:val="0"/>
+              </w:rPr>
+              <w:t>________명</w:t>
+            </w:r>
+          </w:p>
+        </w:tc>
+        <w:tc>
+          <w:tcPr>
+            <w:tcW w:type="dxa" w:w="2160"/>
+          </w:tcPr>
+          <w:p>
+            <w:r>
+              <w:rPr>
+                <w:b w:val="0"/>
+              </w:rPr>
+              <w:t>________명</w:t>
             </w:r>
           </w:p>
         </w:tc>
@@ -923,9 +351,130 @@
             </w:r>
           </w:p>
         </w:tc>
+      </w:tr>
+      <w:tr>
         <w:tc>
           <w:tcPr>
             <w:tcW w:type="dxa" w:w="2160"/>
+          </w:tcPr>
+          <w:p>
+            <w:r>
+              <w:rPr>
+                <w:b w:val="0"/>
+              </w:rPr>
+              <w:t>합계</w:t>
+            </w:r>
+          </w:p>
+        </w:tc>
+        <w:tc>
+          <w:tcPr>
+            <w:tcW w:type="dxa" w:w="2160"/>
+          </w:tcPr>
+          <w:p>
+            <w:r>
+              <w:rPr>
+                <w:b w:val="0"/>
+              </w:rPr>
+              <w:t>________명</w:t>
+            </w:r>
+          </w:p>
+        </w:tc>
+        <w:tc>
+          <w:tcPr>
+            <w:tcW w:type="dxa" w:w="2160"/>
+          </w:tcPr>
+          <w:p>
+            <w:r>
+              <w:rPr>
+                <w:b w:val="0"/>
+              </w:rPr>
+              <w:t>________명</w:t>
+            </w:r>
+          </w:p>
+        </w:tc>
+        <w:tc>
+          <w:tcPr>
+            <w:tcW w:type="dxa" w:w="2160"/>
+          </w:tcPr>
+          <w:p>
+            <w:r>
+              <w:rPr>
+                <w:b w:val="0"/>
+              </w:rPr>
+              <w:t>중복 없이 집계</w:t>
+            </w:r>
+          </w:p>
+        </w:tc>
+      </w:tr>
+    </w:tbl>
+    <w:p/>
+    <w:p>
+      <w:pPr>
+        <w:pStyle w:val="Heading2"/>
+      </w:pPr>
+      <w:r>
+        <w:rPr>
+          <w:b w:val="0"/>
+        </w:rPr>
+        <w:t>진행 내용</w:t>
+      </w:r>
+    </w:p>
+    <w:tbl>
+      <w:tblPr>
+        <w:tblStyle w:val="TableGrid"/>
+        <w:tblW w:type="auto" w:w="0"/>
+        <w:tblLook w:firstColumn="1" w:firstRow="1" w:lastColumn="0" w:lastRow="0" w:noHBand="0" w:noVBand="1" w:val="04A0"/>
+      </w:tblPr>
+      <w:tblGrid>
+        <w:gridCol w:w="2880"/>
+        <w:gridCol w:w="2880"/>
+        <w:gridCol w:w="2880"/>
+      </w:tblGrid>
+      <w:tr>
+        <w:tc>
+          <w:tcPr>
+            <w:tcW w:type="dxa" w:w="2880"/>
+          </w:tcPr>
+          <w:p>
+            <w:r>
+              <w:rPr>
+                <w:b/>
+              </w:rPr>
+              <w:t>시간</w:t>
+            </w:r>
+          </w:p>
+        </w:tc>
+        <w:tc>
+          <w:tcPr>
+            <w:tcW w:type="dxa" w:w="2880"/>
+          </w:tcPr>
+          <w:p>
+            <w:r>
+              <w:rPr>
+                <w:b/>
+              </w:rPr>
+              <w:t>내용</w:t>
+            </w:r>
+          </w:p>
+        </w:tc>
+        <w:tc>
+          <w:tcPr>
+            <w:tcW w:type="dxa" w:w="2880"/>
+          </w:tcPr>
+          <w:p>
+            <w:r>
+              <w:rPr>
+                <w:b/>
+              </w:rPr>
+              <w:t>담당</w:t>
+            </w:r>
+          </w:p>
+        </w:tc>
+      </w:tr>
+      <w:tr>
+        <w:tc>
+          <w:tcPr>
+            <w:tcW w:type="dxa" w:w="2880"/>
           </w:tcPr>
           <w:p>
             <w:r>
@@ -938,28 +487,7 @@
         </w:tc>
         <w:tc>
           <w:tcPr>
-            <w:tcW w:type="dxa" w:w="2160"/>
-          </w:tcPr>
-          <w:p/>
-        </w:tc>
-      </w:tr>
-      <w:tr>
-        <w:tc>
-          <w:tcPr>
-            <w:tcW w:type="dxa" w:w="2160"/>
-          </w:tcPr>
-          <w:p>
-            <w:r>
-              <w:rPr>
-                <w:b w:val="0"/>
-              </w:rPr>
-              <w:t>__:__ ~ __:__</w:t>
-            </w:r>
-          </w:p>
-        </w:tc>
-        <w:tc>
-          <w:tcPr>
-            <w:tcW w:type="dxa" w:w="2160"/>
+            <w:tcW w:type="dxa" w:w="2880"/>
           </w:tcPr>
           <w:p>
             <w:r>
@@ -972,7 +500,22 @@
         </w:tc>
         <w:tc>
           <w:tcPr>
-            <w:tcW w:type="dxa" w:w="2160"/>
+            <w:tcW w:type="dxa" w:w="2880"/>
+          </w:tcPr>
+          <w:p>
+            <w:r>
+              <w:rPr>
+                <w:b w:val="0"/>
+              </w:rPr>
+              <w:t>________</w:t>
+            </w:r>
+          </w:p>
+        </w:tc>
+      </w:tr>
+      <w:tr>
+        <w:tc>
+          <w:tcPr>
+            <w:tcW w:type="dxa" w:w="2880"/>
           </w:tcPr>
           <w:p>
             <w:r>
@@ -985,28 +528,7 @@
         </w:tc>
         <w:tc>
           <w:tcPr>
-            <w:tcW w:type="dxa" w:w="2160"/>
-          </w:tcPr>
-          <w:p/>
-        </w:tc>
-      </w:tr>
-      <w:tr>
-        <w:tc>
-          <w:tcPr>
-            <w:tcW w:type="dxa" w:w="2160"/>
-          </w:tcPr>
-          <w:p>
-            <w:r>
-              <w:rPr>
-                <w:b w:val="0"/>
-              </w:rPr>
-              <w:t>__:__ ~ __:__</w:t>
-            </w:r>
-          </w:p>
-        </w:tc>
-        <w:tc>
-          <w:tcPr>
-            <w:tcW w:type="dxa" w:w="2160"/>
+            <w:tcW w:type="dxa" w:w="2880"/>
           </w:tcPr>
           <w:p>
             <w:r>
@@ -1019,7 +541,22 @@
         </w:tc>
         <w:tc>
           <w:tcPr>
-            <w:tcW w:type="dxa" w:w="2160"/>
+            <w:tcW w:type="dxa" w:w="2880"/>
+          </w:tcPr>
+          <w:p>
+            <w:r>
+              <w:rPr>
+                <w:b w:val="0"/>
+              </w:rPr>
+              <w:t>________</w:t>
+            </w:r>
+          </w:p>
+        </w:tc>
+      </w:tr>
+      <w:tr>
+        <w:tc>
+          <w:tcPr>
+            <w:tcW w:type="dxa" w:w="2880"/>
           </w:tcPr>
           <w:p>
             <w:r>
@@ -1032,28 +569,7 @@
         </w:tc>
         <w:tc>
           <w:tcPr>
-            <w:tcW w:type="dxa" w:w="2160"/>
-          </w:tcPr>
-          <w:p/>
-        </w:tc>
-      </w:tr>
-      <w:tr>
-        <w:tc>
-          <w:tcPr>
-            <w:tcW w:type="dxa" w:w="2160"/>
-          </w:tcPr>
-          <w:p>
-            <w:r>
-              <w:rPr>
-                <w:b w:val="0"/>
-              </w:rPr>
-              <w:t>__:__ ~ __:__</w:t>
-            </w:r>
-          </w:p>
-        </w:tc>
-        <w:tc>
-          <w:tcPr>
-            <w:tcW w:type="dxa" w:w="2160"/>
+            <w:tcW w:type="dxa" w:w="2880"/>
           </w:tcPr>
           <w:p>
             <w:r>
@@ -1066,7 +582,22 @@
         </w:tc>
         <w:tc>
           <w:tcPr>
-            <w:tcW w:type="dxa" w:w="2160"/>
+            <w:tcW w:type="dxa" w:w="2880"/>
+          </w:tcPr>
+          <w:p>
+            <w:r>
+              <w:rPr>
+                <w:b w:val="0"/>
+              </w:rPr>
+              <w:t>________</w:t>
+            </w:r>
+          </w:p>
+        </w:tc>
+      </w:tr>
+      <w:tr>
+        <w:tc>
+          <w:tcPr>
+            <w:tcW w:type="dxa" w:w="2880"/>
           </w:tcPr>
           <w:p>
             <w:r>
@@ -1079,9 +610,70 @@
         </w:tc>
         <w:tc>
           <w:tcPr>
-            <w:tcW w:type="dxa" w:w="2160"/>
+            <w:tcW w:type="dxa" w:w="2880"/>
           </w:tcPr>
-          <w:p/>
+          <w:p>
+            <w:r>
+              <w:rPr>
+                <w:b w:val="0"/>
+              </w:rPr>
+              <w:t>________</w:t>
+            </w:r>
+          </w:p>
+        </w:tc>
+        <w:tc>
+          <w:tcPr>
+            <w:tcW w:type="dxa" w:w="2880"/>
+          </w:tcPr>
+          <w:p>
+            <w:r>
+              <w:rPr>
+                <w:b w:val="0"/>
+              </w:rPr>
+              <w:t>________</w:t>
+            </w:r>
+          </w:p>
+        </w:tc>
+      </w:tr>
+      <w:tr>
+        <w:tc>
+          <w:tcPr>
+            <w:tcW w:type="dxa" w:w="2880"/>
+          </w:tcPr>
+          <w:p>
+            <w:r>
+              <w:rPr>
+                <w:b w:val="0"/>
+              </w:rPr>
+              <w:t>________</w:t>
+            </w:r>
+          </w:p>
+        </w:tc>
+        <w:tc>
+          <w:tcPr>
+            <w:tcW w:type="dxa" w:w="2880"/>
+          </w:tcPr>
+          <w:p>
+            <w:r>
+              <w:rPr>
+                <w:b w:val="0"/>
+              </w:rPr>
+              <w:t>________</w:t>
+            </w:r>
+          </w:p>
+        </w:tc>
+        <w:tc>
+          <w:tcPr>
+            <w:tcW w:type="dxa" w:w="2880"/>
+          </w:tcPr>
+          <w:p>
+            <w:r>
+              <w:rPr>
+                <w:b w:val="0"/>
+              </w:rPr>
+              <w:t>________</w:t>
+            </w:r>
+          </w:p>
         </w:tc>
       </w:tr>
     </w:tbl>
@@ -1094,18 +686,15 @@
         <w:rPr>
           <w:b w:val="0"/>
         </w:rPr>
-        <w:t>4. 수입 및 지출 정산표</w:t>
+        <w:t>수입·지출 정산</w:t>
       </w:r>
     </w:p>
     <w:p>
-      <w:pPr>
-        <w:pStyle w:val="Heading3"/>
-      </w:pPr>
       <w:r>
         <w:rPr>
           <w:b w:val="0"/>
         </w:rPr>
-        <w:t>1) 수입 내역</w:t>
+        <w:t>단위: 원 / 차이 = 실제 − 예산</w:t>
       </w:r>
     </w:p>
     <w:tbl>
@@ -1115,15 +704,29 @@
         <w:tblLook w:firstColumn="1" w:firstRow="1" w:lastColumn="0" w:lastRow="0" w:noHBand="0" w:noVBand="1" w:val="04A0"/>
       </w:tblPr>
       <w:tblGrid>
-        <w:gridCol w:w="2160"/>
-        <w:gridCol w:w="2160"/>
-        <w:gridCol w:w="2160"/>
-        <w:gridCol w:w="2160"/>
+        <w:gridCol w:w="1728"/>
+        <w:gridCol w:w="1728"/>
+        <w:gridCol w:w="1728"/>
+        <w:gridCol w:w="1728"/>
+        <w:gridCol w:w="1728"/>
       </w:tblGrid>
       <w:tr>
         <w:tc>
           <w:tcPr>
-            <w:tcW w:type="dxa" w:w="2160"/>
+            <w:tcW w:type="dxa" w:w="1728"/>
+          </w:tcPr>
+          <w:p>
+            <w:r>
+              <w:rPr>
+                <w:b/>
+              </w:rPr>
+              <w:t>구분</w:t>
+            </w:r>
+          </w:p>
+        </w:tc>
+        <w:tc>
+          <w:tcPr>
+            <w:tcW w:type="dxa" w:w="1728"/>
           </w:tcPr>
           <w:p>
             <w:r>
@@ -1136,40 +739,40 @@
         </w:tc>
         <w:tc>
           <w:tcPr>
-            <w:tcW w:type="dxa" w:w="2160"/>
+            <w:tcW w:type="dxa" w:w="1728"/>
           </w:tcPr>
           <w:p>
             <w:r>
               <w:rPr>
                 <w:b/>
               </w:rPr>
-              <w:t>산출 근거</w:t>
+              <w:t>예산</w:t>
             </w:r>
           </w:p>
         </w:tc>
         <w:tc>
           <w:tcPr>
-            <w:tcW w:type="dxa" w:w="2160"/>
+            <w:tcW w:type="dxa" w:w="1728"/>
           </w:tcPr>
           <w:p>
             <w:r>
               <w:rPr>
                 <w:b/>
               </w:rPr>
-              <w:t>금액</w:t>
+              <w:t>실제</w:t>
             </w:r>
           </w:p>
         </w:tc>
         <w:tc>
           <w:tcPr>
-            <w:tcW w:type="dxa" w:w="2160"/>
+            <w:tcW w:type="dxa" w:w="1728"/>
           </w:tcPr>
           <w:p>
             <w:r>
               <w:rPr>
                 <w:b/>
               </w:rPr>
-              <w:t>비고</w:t>
+              <w:t>차이</w:t>
             </w:r>
           </w:p>
         </w:tc>
@@ -1177,7 +780,20 @@
       <w:tr>
         <w:tc>
           <w:tcPr>
-            <w:tcW w:type="dxa" w:w="2160"/>
+            <w:tcW w:type="dxa" w:w="1728"/>
+          </w:tcPr>
+          <w:p>
+            <w:r>
+              <w:rPr>
+                <w:b w:val="0"/>
+              </w:rPr>
+              <w:t>수입</w:t>
+            </w:r>
+          </w:p>
+        </w:tc>
+        <w:tc>
+          <w:tcPr>
+            <w:tcW w:type="dxa" w:w="1728"/>
           </w:tcPr>
           <w:p>
             <w:r>
@@ -1190,7 +806,7 @@
         </w:tc>
         <w:tc>
           <w:tcPr>
-            <w:tcW w:type="dxa" w:w="2160"/>
+            <w:tcW w:type="dxa" w:w="1728"/>
           </w:tcPr>
           <w:p>
             <w:r>
@@ -1203,7 +819,7 @@
         </w:tc>
         <w:tc>
           <w:tcPr>
-            <w:tcW w:type="dxa" w:w="2160"/>
+            <w:tcW w:type="dxa" w:w="1728"/>
           </w:tcPr>
           <w:p>
             <w:r>
@@ -1216,41 +832,48 @@
         </w:tc>
         <w:tc>
           <w:tcPr>
-            <w:tcW w:type="dxa" w:w="2160"/>
-          </w:tcPr>
-          <w:p/>
-        </w:tc>
-      </w:tr>
-      <w:tr>
-        <w:tc>
-          <w:tcPr>
-            <w:tcW w:type="dxa" w:w="2160"/>
+            <w:tcW w:type="dxa" w:w="1728"/>
           </w:tcPr>
           <w:p>
             <w:r>
               <w:rPr>
                 <w:b w:val="0"/>
               </w:rPr>
-              <w:t>자체 회비</w:t>
+              <w:t>________</w:t>
             </w:r>
           </w:p>
         </w:tc>
+      </w:tr>
+      <w:tr>
         <w:tc>
           <w:tcPr>
-            <w:tcW w:type="dxa" w:w="2160"/>
+            <w:tcW w:type="dxa" w:w="1728"/>
           </w:tcPr>
           <w:p>
             <w:r>
               <w:rPr>
                 <w:b w:val="0"/>
               </w:rPr>
-              <w:t>__명 × ________원</w:t>
+              <w:t>수입</w:t>
             </w:r>
           </w:p>
         </w:tc>
         <w:tc>
           <w:tcPr>
-            <w:tcW w:type="dxa" w:w="2160"/>
+            <w:tcW w:type="dxa" w:w="1728"/>
+          </w:tcPr>
+          <w:p>
+            <w:r>
+              <w:rPr>
+                <w:b w:val="0"/>
+              </w:rPr>
+              <w:t>참가비</w:t>
+            </w:r>
+          </w:p>
+        </w:tc>
+        <w:tc>
+          <w:tcPr>
+            <w:tcW w:type="dxa" w:w="1728"/>
           </w:tcPr>
           <w:p>
             <w:r>
@@ -1263,28 +886,7 @@
         </w:tc>
         <w:tc>
           <w:tcPr>
-            <w:tcW w:type="dxa" w:w="2160"/>
-          </w:tcPr>
-          <w:p/>
-        </w:tc>
-      </w:tr>
-      <w:tr>
-        <w:tc>
-          <w:tcPr>
-            <w:tcW w:type="dxa" w:w="2160"/>
-          </w:tcPr>
-          <w:p>
-            <w:r>
-              <w:rPr>
-                <w:b w:val="0"/>
-              </w:rPr>
-              <w:t>찬조/후원금</w:t>
-            </w:r>
-          </w:p>
-        </w:tc>
-        <w:tc>
-          <w:tcPr>
-            <w:tcW w:type="dxa" w:w="2160"/>
+            <w:tcW w:type="dxa" w:w="1728"/>
           </w:tcPr>
           <w:p>
             <w:r>
@@ -1297,7 +899,48 @@
         </w:tc>
         <w:tc>
           <w:tcPr>
-            <w:tcW w:type="dxa" w:w="2160"/>
+            <w:tcW w:type="dxa" w:w="1728"/>
+          </w:tcPr>
+          <w:p>
+            <w:r>
+              <w:rPr>
+                <w:b w:val="0"/>
+              </w:rPr>
+              <w:t>________</w:t>
+            </w:r>
+          </w:p>
+        </w:tc>
+      </w:tr>
+      <w:tr>
+        <w:tc>
+          <w:tcPr>
+            <w:tcW w:type="dxa" w:w="1728"/>
+          </w:tcPr>
+          <w:p>
+            <w:r>
+              <w:rPr>
+                <w:b w:val="0"/>
+              </w:rPr>
+              <w:t>수입</w:t>
+            </w:r>
+          </w:p>
+        </w:tc>
+        <w:tc>
+          <w:tcPr>
+            <w:tcW w:type="dxa" w:w="1728"/>
+          </w:tcPr>
+          <w:p>
+            <w:r>
+              <w:rPr>
+                <w:b w:val="0"/>
+              </w:rPr>
+              <w:t>후원금·기타</w:t>
+            </w:r>
+          </w:p>
+        </w:tc>
+        <w:tc>
+          <w:tcPr>
+            <w:tcW w:type="dxa" w:w="1728"/>
           </w:tcPr>
           <w:p>
             <w:r>
@@ -1310,28 +953,7 @@
         </w:tc>
         <w:tc>
           <w:tcPr>
-            <w:tcW w:type="dxa" w:w="2160"/>
-          </w:tcPr>
-          <w:p/>
-        </w:tc>
-      </w:tr>
-      <w:tr>
-        <w:tc>
-          <w:tcPr>
-            <w:tcW w:type="dxa" w:w="2160"/>
-          </w:tcPr>
-          <w:p>
-            <w:r>
-              <w:rPr>
-                <w:b w:val="0"/>
-              </w:rPr>
-              <w:t>기타 수익</w:t>
-            </w:r>
-          </w:p>
-        </w:tc>
-        <w:tc>
-          <w:tcPr>
-            <w:tcW w:type="dxa" w:w="2160"/>
+            <w:tcW w:type="dxa" w:w="1728"/>
           </w:tcPr>
           <w:p>
             <w:r>
@@ -1344,7 +966,108 @@
         </w:tc>
         <w:tc>
           <w:tcPr>
-            <w:tcW w:type="dxa" w:w="2160"/>
+            <w:tcW w:type="dxa" w:w="1728"/>
+          </w:tcPr>
+          <w:p>
+            <w:r>
+              <w:rPr>
+                <w:b w:val="0"/>
+              </w:rPr>
+              <w:t>________</w:t>
+            </w:r>
+          </w:p>
+        </w:tc>
+      </w:tr>
+      <w:tr>
+        <w:tc>
+          <w:tcPr>
+            <w:tcW w:type="dxa" w:w="1728"/>
+          </w:tcPr>
+          <w:p>
+            <w:r>
+              <w:rPr>
+                <w:b/>
+              </w:rPr>
+              <w:t>수입 합계</w:t>
+            </w:r>
+          </w:p>
+        </w:tc>
+        <w:tc>
+          <w:tcPr>
+            <w:tcW w:type="dxa" w:w="1728"/>
+          </w:tcPr>
+          <w:p/>
+        </w:tc>
+        <w:tc>
+          <w:tcPr>
+            <w:tcW w:type="dxa" w:w="1728"/>
+          </w:tcPr>
+          <w:p>
+            <w:r>
+              <w:rPr>
+                <w:b/>
+              </w:rPr>
+              <w:t>________</w:t>
+            </w:r>
+          </w:p>
+        </w:tc>
+        <w:tc>
+          <w:tcPr>
+            <w:tcW w:type="dxa" w:w="1728"/>
+          </w:tcPr>
+          <w:p>
+            <w:r>
+              <w:rPr>
+                <w:b/>
+              </w:rPr>
+              <w:t>________</w:t>
+            </w:r>
+          </w:p>
+        </w:tc>
+        <w:tc>
+          <w:tcPr>
+            <w:tcW w:type="dxa" w:w="1728"/>
+          </w:tcPr>
+          <w:p>
+            <w:r>
+              <w:rPr>
+                <w:b/>
+              </w:rPr>
+              <w:t>________</w:t>
+            </w:r>
+          </w:p>
+        </w:tc>
+      </w:tr>
+      <w:tr>
+        <w:tc>
+          <w:tcPr>
+            <w:tcW w:type="dxa" w:w="1728"/>
+          </w:tcPr>
+          <w:p>
+            <w:r>
+              <w:rPr>
+                <w:b w:val="0"/>
+              </w:rPr>
+              <w:t>지출</w:t>
+            </w:r>
+          </w:p>
+        </w:tc>
+        <w:tc>
+          <w:tcPr>
+            <w:tcW w:type="dxa" w:w="1728"/>
+          </w:tcPr>
+          <w:p>
+            <w:r>
+              <w:rPr>
+                <w:b w:val="0"/>
+              </w:rPr>
+              <w:t>장소·시설비</w:t>
+            </w:r>
+          </w:p>
+        </w:tc>
+        <w:tc>
+          <w:tcPr>
+            <w:tcW w:type="dxa" w:w="1728"/>
           </w:tcPr>
           <w:p>
             <w:r>
@@ -1357,34 +1080,322 @@
         </w:tc>
         <w:tc>
           <w:tcPr>
-            <w:tcW w:type="dxa" w:w="2160"/>
+            <w:tcW w:type="dxa" w:w="1728"/>
           </w:tcPr>
-          <w:p/>
+          <w:p>
+            <w:r>
+              <w:rPr>
+                <w:b w:val="0"/>
+              </w:rPr>
+              <w:t>________</w:t>
+            </w:r>
+          </w:p>
+        </w:tc>
+        <w:tc>
+          <w:tcPr>
+            <w:tcW w:type="dxa" w:w="1728"/>
+          </w:tcPr>
+          <w:p>
+            <w:r>
+              <w:rPr>
+                <w:b w:val="0"/>
+              </w:rPr>
+              <w:t>________</w:t>
+            </w:r>
+          </w:p>
         </w:tc>
       </w:tr>
       <w:tr>
         <w:tc>
           <w:tcPr>
-            <w:tcW w:type="dxa" w:w="2160"/>
+            <w:tcW w:type="dxa" w:w="1728"/>
+          </w:tcPr>
+          <w:p>
+            <w:r>
+              <w:rPr>
+                <w:b w:val="0"/>
+              </w:rPr>
+              <w:t>지출</w:t>
+            </w:r>
+          </w:p>
+        </w:tc>
+        <w:tc>
+          <w:tcPr>
+            <w:tcW w:type="dxa" w:w="1728"/>
+          </w:tcPr>
+          <w:p>
+            <w:r>
+              <w:rPr>
+                <w:b w:val="0"/>
+              </w:rPr>
+              <w:t>식비·간식비</w:t>
+            </w:r>
+          </w:p>
+        </w:tc>
+        <w:tc>
+          <w:tcPr>
+            <w:tcW w:type="dxa" w:w="1728"/>
+          </w:tcPr>
+          <w:p>
+            <w:r>
+              <w:rPr>
+                <w:b w:val="0"/>
+              </w:rPr>
+              <w:t>________</w:t>
+            </w:r>
+          </w:p>
+        </w:tc>
+        <w:tc>
+          <w:tcPr>
+            <w:tcW w:type="dxa" w:w="1728"/>
+          </w:tcPr>
+          <w:p>
+            <w:r>
+              <w:rPr>
+                <w:b w:val="0"/>
+              </w:rPr>
+              <w:t>________</w:t>
+            </w:r>
+          </w:p>
+        </w:tc>
+        <w:tc>
+          <w:tcPr>
+            <w:tcW w:type="dxa" w:w="1728"/>
+          </w:tcPr>
+          <w:p>
+            <w:r>
+              <w:rPr>
+                <w:b w:val="0"/>
+              </w:rPr>
+              <w:t>________</w:t>
+            </w:r>
+          </w:p>
+        </w:tc>
+      </w:tr>
+      <w:tr>
+        <w:tc>
+          <w:tcPr>
+            <w:tcW w:type="dxa" w:w="1728"/>
+          </w:tcPr>
+          <w:p>
+            <w:r>
+              <w:rPr>
+                <w:b w:val="0"/>
+              </w:rPr>
+              <w:t>지출</w:t>
+            </w:r>
+          </w:p>
+        </w:tc>
+        <w:tc>
+          <w:tcPr>
+            <w:tcW w:type="dxa" w:w="1728"/>
+          </w:tcPr>
+          <w:p>
+            <w:r>
+              <w:rPr>
+                <w:b w:val="0"/>
+              </w:rPr>
+              <w:t>교통비</w:t>
+            </w:r>
+          </w:p>
+        </w:tc>
+        <w:tc>
+          <w:tcPr>
+            <w:tcW w:type="dxa" w:w="1728"/>
+          </w:tcPr>
+          <w:p>
+            <w:r>
+              <w:rPr>
+                <w:b w:val="0"/>
+              </w:rPr>
+              <w:t>________</w:t>
+            </w:r>
+          </w:p>
+        </w:tc>
+        <w:tc>
+          <w:tcPr>
+            <w:tcW w:type="dxa" w:w="1728"/>
+          </w:tcPr>
+          <w:p>
+            <w:r>
+              <w:rPr>
+                <w:b w:val="0"/>
+              </w:rPr>
+              <w:t>________</w:t>
+            </w:r>
+          </w:p>
+        </w:tc>
+        <w:tc>
+          <w:tcPr>
+            <w:tcW w:type="dxa" w:w="1728"/>
+          </w:tcPr>
+          <w:p>
+            <w:r>
+              <w:rPr>
+                <w:b w:val="0"/>
+              </w:rPr>
+              <w:t>________</w:t>
+            </w:r>
+          </w:p>
+        </w:tc>
+      </w:tr>
+      <w:tr>
+        <w:tc>
+          <w:tcPr>
+            <w:tcW w:type="dxa" w:w="1728"/>
+          </w:tcPr>
+          <w:p>
+            <w:r>
+              <w:rPr>
+                <w:b w:val="0"/>
+              </w:rPr>
+              <w:t>지출</w:t>
+            </w:r>
+          </w:p>
+        </w:tc>
+        <w:tc>
+          <w:tcPr>
+            <w:tcW w:type="dxa" w:w="1728"/>
+          </w:tcPr>
+          <w:p>
+            <w:r>
+              <w:rPr>
+                <w:b w:val="0"/>
+              </w:rPr>
+              <w:t>교재·활동 준비물</w:t>
+            </w:r>
+          </w:p>
+        </w:tc>
+        <w:tc>
+          <w:tcPr>
+            <w:tcW w:type="dxa" w:w="1728"/>
+          </w:tcPr>
+          <w:p>
+            <w:r>
+              <w:rPr>
+                <w:b w:val="0"/>
+              </w:rPr>
+              <w:t>________</w:t>
+            </w:r>
+          </w:p>
+        </w:tc>
+        <w:tc>
+          <w:tcPr>
+            <w:tcW w:type="dxa" w:w="1728"/>
+          </w:tcPr>
+          <w:p>
+            <w:r>
+              <w:rPr>
+                <w:b w:val="0"/>
+              </w:rPr>
+              <w:t>________</w:t>
+            </w:r>
+          </w:p>
+        </w:tc>
+        <w:tc>
+          <w:tcPr>
+            <w:tcW w:type="dxa" w:w="1728"/>
+          </w:tcPr>
+          <w:p>
+            <w:r>
+              <w:rPr>
+                <w:b w:val="0"/>
+              </w:rPr>
+              <w:t>________</w:t>
+            </w:r>
+          </w:p>
+        </w:tc>
+      </w:tr>
+      <w:tr>
+        <w:tc>
+          <w:tcPr>
+            <w:tcW w:type="dxa" w:w="1728"/>
+          </w:tcPr>
+          <w:p>
+            <w:r>
+              <w:rPr>
+                <w:b w:val="0"/>
+              </w:rPr>
+              <w:t>지출</w:t>
+            </w:r>
+          </w:p>
+        </w:tc>
+        <w:tc>
+          <w:tcPr>
+            <w:tcW w:type="dxa" w:w="1728"/>
+          </w:tcPr>
+          <w:p>
+            <w:r>
+              <w:rPr>
+                <w:b w:val="0"/>
+              </w:rPr>
+              <w:t>기타</w:t>
+            </w:r>
+          </w:p>
+        </w:tc>
+        <w:tc>
+          <w:tcPr>
+            <w:tcW w:type="dxa" w:w="1728"/>
+          </w:tcPr>
+          <w:p>
+            <w:r>
+              <w:rPr>
+                <w:b w:val="0"/>
+              </w:rPr>
+              <w:t>________</w:t>
+            </w:r>
+          </w:p>
+        </w:tc>
+        <w:tc>
+          <w:tcPr>
+            <w:tcW w:type="dxa" w:w="1728"/>
+          </w:tcPr>
+          <w:p>
+            <w:r>
+              <w:rPr>
+                <w:b w:val="0"/>
+              </w:rPr>
+              <w:t>________</w:t>
+            </w:r>
+          </w:p>
+        </w:tc>
+        <w:tc>
+          <w:tcPr>
+            <w:tcW w:type="dxa" w:w="1728"/>
+          </w:tcPr>
+          <w:p>
+            <w:r>
+              <w:rPr>
+                <w:b w:val="0"/>
+              </w:rPr>
+              <w:t>________</w:t>
+            </w:r>
+          </w:p>
+        </w:tc>
+      </w:tr>
+      <w:tr>
+        <w:tc>
+          <w:tcPr>
+            <w:tcW w:type="dxa" w:w="1728"/>
           </w:tcPr>
           <w:p>
             <w:r>
               <w:rPr>
                 <w:b/>
               </w:rPr>
-              <w:t>수입 합계</w:t>
+              <w:t>지출 합계</w:t>
             </w:r>
           </w:p>
         </w:tc>
         <w:tc>
           <w:tcPr>
-            <w:tcW w:type="dxa" w:w="2160"/>
+            <w:tcW w:type="dxa" w:w="1728"/>
           </w:tcPr>
           <w:p/>
         </w:tc>
         <w:tc>
           <w:tcPr>
-            <w:tcW w:type="dxa" w:w="2160"/>
+            <w:tcW w:type="dxa" w:w="1728"/>
           </w:tcPr>
           <w:p>
             <w:r>
@@ -1397,402 +1408,7 @@
         </w:tc>
         <w:tc>
           <w:tcPr>
-            <w:tcW w:type="dxa" w:w="2160"/>
-          </w:tcPr>
-          <w:p/>
-        </w:tc>
-      </w:tr>
-    </w:tbl>
-    <w:p/>
-    <w:p>
-      <w:pPr>
-        <w:pStyle w:val="Heading3"/>
-      </w:pPr>
-      <w:r>
-        <w:rPr>
-          <w:b w:val="0"/>
-        </w:rPr>
-        <w:t>2) 지출 내역</w:t>
-      </w:r>
-    </w:p>
-    <w:tbl>
-      <w:tblPr>
-        <w:tblStyle w:val="TableGrid"/>
-        <w:tblW w:type="auto" w:w="0"/>
-        <w:tblLook w:firstColumn="1" w:firstRow="1" w:lastColumn="0" w:lastRow="0" w:noHBand="0" w:noVBand="1" w:val="04A0"/>
-      </w:tblPr>
-      <w:tblGrid>
-        <w:gridCol w:w="2160"/>
-        <w:gridCol w:w="2160"/>
-        <w:gridCol w:w="2160"/>
-        <w:gridCol w:w="2160"/>
-      </w:tblGrid>
-      <w:tr>
-        <w:tc>
-          <w:tcPr>
-            <w:tcW w:type="dxa" w:w="2160"/>
-          </w:tcPr>
-          <w:p>
-            <w:r>
-              <w:rPr>
-                <w:b/>
-              </w:rPr>
-              <w:t>항목</w:t>
-            </w:r>
-          </w:p>
-        </w:tc>
-        <w:tc>
-          <w:tcPr>
-            <w:tcW w:type="dxa" w:w="2160"/>
-          </w:tcPr>
-          <w:p>
-            <w:r>
-              <w:rPr>
-                <w:b/>
-              </w:rPr>
-              <w:t>세부 내역</w:t>
-            </w:r>
-          </w:p>
-        </w:tc>
-        <w:tc>
-          <w:tcPr>
-            <w:tcW w:type="dxa" w:w="2160"/>
-          </w:tcPr>
-          <w:p>
-            <w:r>
-              <w:rPr>
-                <w:b/>
-              </w:rPr>
-              <w:t>금액</w:t>
-            </w:r>
-          </w:p>
-        </w:tc>
-        <w:tc>
-          <w:tcPr>
-            <w:tcW w:type="dxa" w:w="2160"/>
-          </w:tcPr>
-          <w:p>
-            <w:r>
-              <w:rPr>
-                <w:b/>
-              </w:rPr>
-              <w:t>영수증 유무</w:t>
-            </w:r>
-          </w:p>
-        </w:tc>
-      </w:tr>
-      <w:tr>
-        <w:tc>
-          <w:tcPr>
-            <w:tcW w:type="dxa" w:w="2160"/>
-          </w:tcPr>
-          <w:p>
-            <w:r>
-              <w:rPr>
-                <w:b w:val="0"/>
-              </w:rPr>
-              <w:t>강사비</w:t>
-            </w:r>
-          </w:p>
-        </w:tc>
-        <w:tc>
-          <w:tcPr>
-            <w:tcW w:type="dxa" w:w="2160"/>
-          </w:tcPr>
-          <w:p>
-            <w:r>
-              <w:rPr>
-                <w:b w:val="0"/>
-              </w:rPr>
-              <w:t>________</w:t>
-            </w:r>
-          </w:p>
-        </w:tc>
-        <w:tc>
-          <w:tcPr>
-            <w:tcW w:type="dxa" w:w="2160"/>
-          </w:tcPr>
-          <w:p>
-            <w:r>
-              <w:rPr>
-                <w:b w:val="0"/>
-              </w:rPr>
-              <w:t>________</w:t>
-            </w:r>
-          </w:p>
-        </w:tc>
-        <w:tc>
-          <w:tcPr>
-            <w:tcW w:type="dxa" w:w="2160"/>
-          </w:tcPr>
-          <w:p>
-            <w:r>
-              <w:rPr>
-                <w:b w:val="0"/>
-              </w:rPr>
-              <w:t>(확인 필요)</w:t>
-            </w:r>
-          </w:p>
-        </w:tc>
-      </w:tr>
-      <w:tr>
-        <w:tc>
-          <w:tcPr>
-            <w:tcW w:type="dxa" w:w="2160"/>
-          </w:tcPr>
-          <w:p>
-            <w:r>
-              <w:rPr>
-                <w:b w:val="0"/>
-              </w:rPr>
-              <w:t>식비/간식비</w:t>
-            </w:r>
-          </w:p>
-        </w:tc>
-        <w:tc>
-          <w:tcPr>
-            <w:tcW w:type="dxa" w:w="2160"/>
-          </w:tcPr>
-          <w:p>
-            <w:r>
-              <w:rPr>
-                <w:b w:val="0"/>
-              </w:rPr>
-              <w:t>________</w:t>
-            </w:r>
-          </w:p>
-        </w:tc>
-        <w:tc>
-          <w:tcPr>
-            <w:tcW w:type="dxa" w:w="2160"/>
-          </w:tcPr>
-          <w:p>
-            <w:r>
-              <w:rPr>
-                <w:b w:val="0"/>
-              </w:rPr>
-              <w:t>________</w:t>
-            </w:r>
-          </w:p>
-        </w:tc>
-        <w:tc>
-          <w:tcPr>
-            <w:tcW w:type="dxa" w:w="2160"/>
-          </w:tcPr>
-          <w:p/>
-        </w:tc>
-      </w:tr>
-      <w:tr>
-        <w:tc>
-          <w:tcPr>
-            <w:tcW w:type="dxa" w:w="2160"/>
-          </w:tcPr>
-          <w:p>
-            <w:r>
-              <w:rPr>
-                <w:b w:val="0"/>
-              </w:rPr>
-              <w:t>교재/재료비</w:t>
-            </w:r>
-          </w:p>
-        </w:tc>
-        <w:tc>
-          <w:tcPr>
-            <w:tcW w:type="dxa" w:w="2160"/>
-          </w:tcPr>
-          <w:p>
-            <w:r>
-              <w:rPr>
-                <w:b w:val="0"/>
-              </w:rPr>
-              <w:t>________</w:t>
-            </w:r>
-          </w:p>
-        </w:tc>
-        <w:tc>
-          <w:tcPr>
-            <w:tcW w:type="dxa" w:w="2160"/>
-          </w:tcPr>
-          <w:p>
-            <w:r>
-              <w:rPr>
-                <w:b w:val="0"/>
-              </w:rPr>
-              <w:t>________</w:t>
-            </w:r>
-          </w:p>
-        </w:tc>
-        <w:tc>
-          <w:tcPr>
-            <w:tcW w:type="dxa" w:w="2160"/>
-          </w:tcPr>
-          <w:p/>
-        </w:tc>
-      </w:tr>
-      <w:tr>
-        <w:tc>
-          <w:tcPr>
-            <w:tcW w:type="dxa" w:w="2160"/>
-          </w:tcPr>
-          <w:p>
-            <w:r>
-              <w:rPr>
-                <w:b w:val="0"/>
-              </w:rPr>
-              <w:t>장소 대관료</w:t>
-            </w:r>
-          </w:p>
-        </w:tc>
-        <w:tc>
-          <w:tcPr>
-            <w:tcW w:type="dxa" w:w="2160"/>
-          </w:tcPr>
-          <w:p>
-            <w:r>
-              <w:rPr>
-                <w:b w:val="0"/>
-              </w:rPr>
-              <w:t>________</w:t>
-            </w:r>
-          </w:p>
-        </w:tc>
-        <w:tc>
-          <w:tcPr>
-            <w:tcW w:type="dxa" w:w="2160"/>
-          </w:tcPr>
-          <w:p>
-            <w:r>
-              <w:rPr>
-                <w:b w:val="0"/>
-              </w:rPr>
-              <w:t>________</w:t>
-            </w:r>
-          </w:p>
-        </w:tc>
-        <w:tc>
-          <w:tcPr>
-            <w:tcW w:type="dxa" w:w="2160"/>
-          </w:tcPr>
-          <w:p/>
-        </w:tc>
-      </w:tr>
-      <w:tr>
-        <w:tc>
-          <w:tcPr>
-            <w:tcW w:type="dxa" w:w="2160"/>
-          </w:tcPr>
-          <w:p>
-            <w:r>
-              <w:rPr>
-                <w:b w:val="0"/>
-              </w:rPr>
-              <w:t>시상/선물비</w:t>
-            </w:r>
-          </w:p>
-        </w:tc>
-        <w:tc>
-          <w:tcPr>
-            <w:tcW w:type="dxa" w:w="2160"/>
-          </w:tcPr>
-          <w:p>
-            <w:r>
-              <w:rPr>
-                <w:b w:val="0"/>
-              </w:rPr>
-              <w:t>________</w:t>
-            </w:r>
-          </w:p>
-        </w:tc>
-        <w:tc>
-          <w:tcPr>
-            <w:tcW w:type="dxa" w:w="2160"/>
-          </w:tcPr>
-          <w:p>
-            <w:r>
-              <w:rPr>
-                <w:b w:val="0"/>
-              </w:rPr>
-              <w:t>________</w:t>
-            </w:r>
-          </w:p>
-        </w:tc>
-        <w:tc>
-          <w:tcPr>
-            <w:tcW w:type="dxa" w:w="2160"/>
-          </w:tcPr>
-          <w:p/>
-        </w:tc>
-      </w:tr>
-      <w:tr>
-        <w:tc>
-          <w:tcPr>
-            <w:tcW w:type="dxa" w:w="2160"/>
-          </w:tcPr>
-          <w:p>
-            <w:r>
-              <w:rPr>
-                <w:b w:val="0"/>
-              </w:rPr>
-              <w:t>기타 잡비</w:t>
-            </w:r>
-          </w:p>
-        </w:tc>
-        <w:tc>
-          <w:tcPr>
-            <w:tcW w:type="dxa" w:w="2160"/>
-          </w:tcPr>
-          <w:p>
-            <w:r>
-              <w:rPr>
-                <w:b w:val="0"/>
-              </w:rPr>
-              <w:t>________</w:t>
-            </w:r>
-          </w:p>
-        </w:tc>
-        <w:tc>
-          <w:tcPr>
-            <w:tcW w:type="dxa" w:w="2160"/>
-          </w:tcPr>
-          <w:p>
-            <w:r>
-              <w:rPr>
-                <w:b w:val="0"/>
-              </w:rPr>
-              <w:t>________</w:t>
-            </w:r>
-          </w:p>
-        </w:tc>
-        <w:tc>
-          <w:tcPr>
-            <w:tcW w:type="dxa" w:w="2160"/>
-          </w:tcPr>
-          <w:p/>
-        </w:tc>
-      </w:tr>
-      <w:tr>
-        <w:tc>
-          <w:tcPr>
-            <w:tcW w:type="dxa" w:w="2160"/>
-          </w:tcPr>
-          <w:p>
-            <w:r>
-              <w:rPr>
-                <w:b/>
-              </w:rPr>
-              <w:t>지출 합계</w:t>
-            </w:r>
-          </w:p>
-        </w:tc>
-        <w:tc>
-          <w:tcPr>
-            <w:tcW w:type="dxa" w:w="2160"/>
-          </w:tcPr>
-          <w:p/>
-        </w:tc>
-        <w:tc>
-          <w:tcPr>
-            <w:tcW w:type="dxa" w:w="2160"/>
+            <w:tcW w:type="dxa" w:w="1728"/>
           </w:tcPr>
           <w:p>
             <w:r>
@@ -1805,22 +1421,29 @@
         </w:tc>
         <w:tc>
           <w:tcPr>
-            <w:tcW w:type="dxa" w:w="2160"/>
+            <w:tcW w:type="dxa" w:w="1728"/>
           </w:tcPr>
-          <w:p/>
+          <w:p>
+            <w:r>
+              <w:rPr>
+                <w:b/>
+              </w:rPr>
+              <w:t>________</w:t>
+            </w:r>
+          </w:p>
         </w:tc>
       </w:tr>
     </w:tbl>
     <w:p/>
     <w:p>
       <w:pPr>
-        <w:pStyle w:val="Heading3"/>
+        <w:pStyle w:val="ListBullet"/>
       </w:pPr>
       <w:r>
         <w:rPr>
           <w:b w:val="0"/>
         </w:rPr>
-        <w:t>3) 정산 결과</w:t>
+        <w:t>잔액(실제 수입 합계 − 실제 지출 합계) : ________원</w:t>
       </w:r>
     </w:p>
     <w:p>
@@ -1829,15 +1452,31 @@
       </w:pPr>
       <w:r>
         <w:rPr>
-          <w:b/>
+          <w:b w:val="0"/>
         </w:rPr>
-        <w:t>잔액(수입-지출): ________ 원</w:t>
+        <w:t>잔액 처리 또는 부족액 충당 내역 : ________</w:t>
       </w:r>
+    </w:p>
+    <w:p>
+      <w:pPr>
+        <w:pStyle w:val="ListBullet"/>
+      </w:pPr>
       <w:r>
         <w:rPr>
           <w:b w:val="0"/>
         </w:rPr>
-        <w:t xml:space="preserve"> (처리 방법: ________)</w:t>
+        <w:t>정산 담당 : ________</w:t>
+      </w:r>
+    </w:p>
+    <w:p>
+      <w:pPr>
+        <w:pStyle w:val="ListBullet"/>
+      </w:pPr>
+      <w:r>
+        <w:rPr>
+          <w:b w:val="0"/>
+        </w:rPr>
+        <w:t>영수증·이체 내역 첨부 : ________건</w:t>
       </w:r>
     </w:p>
     <w:p>
@@ -1848,168 +1487,7 @@
         <w:rPr>
           <w:b w:val="0"/>
         </w:rPr>
-        <w:t>5. 행사 평가 및 분석</w:t>
-      </w:r>
-    </w:p>
-    <w:p>
-      <w:pPr>
-        <w:pStyle w:val="Heading3"/>
-      </w:pPr>
-      <w:r>
-        <w:rPr>
-          <w:b w:val="0"/>
-        </w:rPr>
-        <w:t>1) 잘된 점 (만족도 및 성과)</w:t>
-      </w:r>
-    </w:p>
-    <w:p>
-      <w:pPr>
-        <w:pStyle w:val="ListBullet"/>
-      </w:pPr>
-      <w:r>
-        <w:rPr>
-          <w:b w:val="0"/>
-        </w:rPr>
-        <w:t>________</w:t>
-      </w:r>
-    </w:p>
-    <w:p>
-      <w:pPr>
-        <w:pStyle w:val="ListBullet"/>
-      </w:pPr>
-      <w:r>
-        <w:rPr>
-          <w:b w:val="0"/>
-        </w:rPr>
-        <w:t>________</w:t>
-      </w:r>
-    </w:p>
-    <w:p>
-      <w:pPr>
-        <w:pStyle w:val="ListBullet"/>
-      </w:pPr>
-      <w:r>
-        <w:rPr>
-          <w:b w:val="0"/>
-        </w:rPr>
-        <w:t>________</w:t>
-      </w:r>
-    </w:p>
-    <w:p>
-      <w:pPr>
-        <w:pStyle w:val="Heading3"/>
-      </w:pPr>
-      <w:r>
-        <w:rPr>
-          <w:b w:val="0"/>
-        </w:rPr>
-        <w:t>2) 개선할 점 (문제점 및 미흡한 점)</w:t>
-      </w:r>
-    </w:p>
-    <w:p>
-      <w:pPr>
-        <w:pStyle w:val="ListBullet"/>
-      </w:pPr>
-      <w:r>
-        <w:rPr>
-          <w:b w:val="0"/>
-        </w:rPr>
-        <w:t>________</w:t>
-      </w:r>
-    </w:p>
-    <w:p>
-      <w:pPr>
-        <w:pStyle w:val="ListBullet"/>
-      </w:pPr>
-      <w:r>
-        <w:rPr>
-          <w:b w:val="0"/>
-        </w:rPr>
-        <w:t>________</w:t>
-      </w:r>
-    </w:p>
-    <w:p>
-      <w:pPr>
-        <w:pStyle w:val="ListBullet"/>
-      </w:pPr>
-      <w:r>
-        <w:rPr>
-          <w:b w:val="0"/>
-        </w:rPr>
-        <w:t>________</w:t>
-      </w:r>
-    </w:p>
-    <w:p>
-      <w:pPr>
-        <w:pStyle w:val="Heading2"/>
-      </w:pPr>
-      <w:r>
-        <w:rPr>
-          <w:b w:val="0"/>
-        </w:rPr>
-        <w:t>6. 차기 행사(내년)를 위한 제안</w:t>
-      </w:r>
-    </w:p>
-    <w:p>
-      <w:pPr>
-        <w:pStyle w:val="ListBullet"/>
-      </w:pPr>
-      <w:r>
-        <w:rPr>
-          <w:b/>
-        </w:rPr>
-        <w:t>프로그램 측면:</w:t>
-      </w:r>
-      <w:r>
-        <w:rPr>
-          <w:b w:val="0"/>
-        </w:rPr>
-        <w:t xml:space="preserve"> ________</w:t>
-      </w:r>
-    </w:p>
-    <w:p>
-      <w:pPr>
-        <w:pStyle w:val="ListBullet"/>
-      </w:pPr>
-      <w:r>
-        <w:rPr>
-          <w:b/>
-        </w:rPr>
-        <w:t>일정 및 장소 측면:</w:t>
-      </w:r>
-      <w:r>
-        <w:rPr>
-          <w:b w:val="0"/>
-        </w:rPr>
-        <w:t xml:space="preserve"> ________</w:t>
-      </w:r>
-    </w:p>
-    <w:p>
-      <w:pPr>
-        <w:pStyle w:val="ListBullet"/>
-      </w:pPr>
-      <w:r>
-        <w:rPr>
-          <w:b/>
-        </w:rPr>
-        <w:t>예산 및 행정 측면:</w:t>
-      </w:r>
-      <w:r>
-        <w:rPr>
-          <w:b w:val="0"/>
-        </w:rPr>
-        <w:t xml:space="preserve"> ________</w:t>
-      </w:r>
-    </w:p>
-    <w:p>
-      <w:pPr>
-        <w:pStyle w:val="Heading2"/>
-      </w:pPr>
-      <w:r>
-        <w:rPr>
-          <w:b w:val="0"/>
-        </w:rPr>
-        <w:t>7. 관련 사진 및 자료 첨부</w:t>
+        <w:t>평가</w:t>
       </w:r>
     </w:p>
     <w:tbl>
@@ -2032,7 +1510,7 @@
               <w:rPr>
                 <w:b/>
               </w:rPr>
-              <w:t>행사 전경 (전체 사진)</w:t>
+              <w:t>구분</w:t>
             </w:r>
           </w:p>
         </w:tc>
@@ -2045,7 +1523,7 @@
               <w:rPr>
                 <w:b/>
               </w:rPr>
-              <w:t>주요 활동 장면 1</w:t>
+              <w:t>내용</w:t>
             </w:r>
           </w:p>
         </w:tc>
@@ -2060,7 +1538,7 @@
               <w:rPr>
                 <w:b w:val="0"/>
               </w:rPr>
-              <w:t>(사진 첨부)</w:t>
+              <w:t>잘된 점</w:t>
             </w:r>
           </w:p>
         </w:tc>
@@ -2073,35 +1551,7 @@
               <w:rPr>
                 <w:b w:val="0"/>
               </w:rPr>
-              <w:t>(사진 첨부)</w:t>
-            </w:r>
-          </w:p>
-        </w:tc>
-      </w:tr>
-      <w:tr>
-        <w:tc>
-          <w:tcPr>
-            <w:tcW w:type="dxa" w:w="4320"/>
-          </w:tcPr>
-          <w:p>
-            <w:r>
-              <w:rPr>
-                <w:b/>
-              </w:rPr>
-              <w:t>활동 장면 2</w:t>
-            </w:r>
-          </w:p>
-        </w:tc>
-        <w:tc>
-          <w:tcPr>
-            <w:tcW w:type="dxa" w:w="4320"/>
-          </w:tcPr>
-          <w:p>
-            <w:r>
-              <w:rPr>
-                <w:b/>
-              </w:rPr>
-              <w:t>활동 장면 3</w:t>
+              <w:t>________</w:t>
             </w:r>
           </w:p>
         </w:tc>
@@ -2116,7 +1566,7 @@
               <w:rPr>
                 <w:b w:val="0"/>
               </w:rPr>
-              <w:t>(사진 첨부)</w:t>
+              <w:t>개선할 점</w:t>
             </w:r>
           </w:p>
         </w:tc>
@@ -2129,7 +1579,305 @@
               <w:rPr>
                 <w:b w:val="0"/>
               </w:rPr>
-              <w:t>(사진 첨부)</w:t>
+              <w:t>________</w:t>
+            </w:r>
+          </w:p>
+        </w:tc>
+      </w:tr>
+      <w:tr>
+        <w:tc>
+          <w:tcPr>
+            <w:tcW w:type="dxa" w:w="4320"/>
+          </w:tcPr>
+          <w:p>
+            <w:r>
+              <w:rPr>
+                <w:b w:val="0"/>
+              </w:rPr>
+              <w:t>안전·건강 관련 사항</w:t>
+            </w:r>
+          </w:p>
+        </w:tc>
+        <w:tc>
+          <w:tcPr>
+            <w:tcW w:type="dxa" w:w="4320"/>
+          </w:tcPr>
+          <w:p>
+            <w:r>
+              <w:rPr>
+                <w:b w:val="0"/>
+              </w:rPr>
+              <w:t>________</w:t>
+            </w:r>
+          </w:p>
+        </w:tc>
+      </w:tr>
+    </w:tbl>
+    <w:p/>
+    <w:p>
+      <w:pPr>
+        <w:pStyle w:val="Heading2"/>
+      </w:pPr>
+      <w:r>
+        <w:rPr>
+          <w:b w:val="0"/>
+        </w:rPr>
+        <w:t>다음 해 제안</w:t>
+      </w:r>
+    </w:p>
+    <w:tbl>
+      <w:tblPr>
+        <w:tblStyle w:val="TableGrid"/>
+        <w:tblW w:type="auto" w:w="0"/>
+        <w:tblLook w:firstColumn="1" w:firstRow="1" w:lastColumn="0" w:lastRow="0" w:noHBand="0" w:noVBand="1" w:val="04A0"/>
+      </w:tblPr>
+      <w:tblGrid>
+        <w:gridCol w:w="4320"/>
+        <w:gridCol w:w="4320"/>
+      </w:tblGrid>
+      <w:tr>
+        <w:tc>
+          <w:tcPr>
+            <w:tcW w:type="dxa" w:w="4320"/>
+          </w:tcPr>
+          <w:p>
+            <w:r>
+              <w:rPr>
+                <w:b/>
+              </w:rPr>
+              <w:t>항목</w:t>
+            </w:r>
+          </w:p>
+        </w:tc>
+        <w:tc>
+          <w:tcPr>
+            <w:tcW w:type="dxa" w:w="4320"/>
+          </w:tcPr>
+          <w:p>
+            <w:r>
+              <w:rPr>
+                <w:b/>
+              </w:rPr>
+              <w:t>제안 내용</w:t>
+            </w:r>
+          </w:p>
+        </w:tc>
+      </w:tr>
+      <w:tr>
+        <w:tc>
+          <w:tcPr>
+            <w:tcW w:type="dxa" w:w="4320"/>
+          </w:tcPr>
+          <w:p>
+            <w:r>
+              <w:rPr>
+                <w:b w:val="0"/>
+              </w:rPr>
+              <w:t>유지할 내용</w:t>
+            </w:r>
+          </w:p>
+        </w:tc>
+        <w:tc>
+          <w:tcPr>
+            <w:tcW w:type="dxa" w:w="4320"/>
+          </w:tcPr>
+          <w:p>
+            <w:r>
+              <w:rPr>
+                <w:b w:val="0"/>
+              </w:rPr>
+              <w:t>________</w:t>
+            </w:r>
+          </w:p>
+        </w:tc>
+      </w:tr>
+      <w:tr>
+        <w:tc>
+          <w:tcPr>
+            <w:tcW w:type="dxa" w:w="4320"/>
+          </w:tcPr>
+          <w:p>
+            <w:r>
+              <w:rPr>
+                <w:b w:val="0"/>
+              </w:rPr>
+              <w:t>변경·보완할 내용</w:t>
+            </w:r>
+          </w:p>
+        </w:tc>
+        <w:tc>
+          <w:tcPr>
+            <w:tcW w:type="dxa" w:w="4320"/>
+          </w:tcPr>
+          <w:p>
+            <w:r>
+              <w:rPr>
+                <w:b w:val="0"/>
+              </w:rPr>
+              <w:t>________</w:t>
+            </w:r>
+          </w:p>
+        </w:tc>
+      </w:tr>
+      <w:tr>
+        <w:tc>
+          <w:tcPr>
+            <w:tcW w:type="dxa" w:w="4320"/>
+          </w:tcPr>
+          <w:p>
+            <w:r>
+              <w:rPr>
+                <w:b w:val="0"/>
+              </w:rPr>
+              <w:t>일정·장소·예산 제안</w:t>
+            </w:r>
+          </w:p>
+        </w:tc>
+        <w:tc>
+          <w:tcPr>
+            <w:tcW w:type="dxa" w:w="4320"/>
+          </w:tcPr>
+          <w:p>
+            <w:r>
+              <w:rPr>
+                <w:b w:val="0"/>
+              </w:rPr>
+              <w:t>________</w:t>
+            </w:r>
+          </w:p>
+        </w:tc>
+      </w:tr>
+      <w:tr>
+        <w:tc>
+          <w:tcPr>
+            <w:tcW w:type="dxa" w:w="4320"/>
+          </w:tcPr>
+          <w:p>
+            <w:r>
+              <w:rPr>
+                <w:b w:val="0"/>
+              </w:rPr>
+              <w:t>미리 준비할 사항</w:t>
+            </w:r>
+          </w:p>
+        </w:tc>
+        <w:tc>
+          <w:tcPr>
+            <w:tcW w:type="dxa" w:w="4320"/>
+          </w:tcPr>
+          <w:p>
+            <w:r>
+              <w:rPr>
+                <w:b w:val="0"/>
+              </w:rPr>
+              <w:t>________</w:t>
+            </w:r>
+          </w:p>
+        </w:tc>
+      </w:tr>
+    </w:tbl>
+    <w:p/>
+    <w:p>
+      <w:pPr>
+        <w:pStyle w:val="Heading2"/>
+      </w:pPr>
+      <w:r>
+        <w:rPr>
+          <w:b w:val="0"/>
+        </w:rPr>
+        <w:t>첨부</w:t>
+      </w:r>
+    </w:p>
+    <w:tbl>
+      <w:tblPr>
+        <w:tblStyle w:val="TableGrid"/>
+        <w:tblW w:type="auto" w:w="0"/>
+        <w:tblLook w:firstColumn="1" w:firstRow="1" w:lastColumn="0" w:lastRow="0" w:noHBand="0" w:noVBand="1" w:val="04A0"/>
+      </w:tblPr>
+      <w:tblGrid>
+        <w:gridCol w:w="4320"/>
+        <w:gridCol w:w="4320"/>
+      </w:tblGrid>
+      <w:tr>
+        <w:tc>
+          <w:tcPr>
+            <w:tcW w:type="dxa" w:w="4320"/>
+          </w:tcPr>
+          <w:p>
+            <w:r>
+              <w:rPr>
+                <w:b/>
+              </w:rPr>
+              <w:t>사진 1</w:t>
+            </w:r>
+          </w:p>
+        </w:tc>
+        <w:tc>
+          <w:tcPr>
+            <w:tcW w:type="dxa" w:w="4320"/>
+          </w:tcPr>
+          <w:p>
+            <w:r>
+              <w:rPr>
+                <w:b/>
+              </w:rPr>
+              <w:t>사진 2</w:t>
+            </w:r>
+          </w:p>
+        </w:tc>
+      </w:tr>
+      <w:tr>
+        <w:tc>
+          <w:tcPr>
+            <w:tcW w:type="dxa" w:w="4320"/>
+          </w:tcPr>
+          <w:p>
+            <w:r>
+              <w:rPr>
+                <w:b w:val="0"/>
+              </w:rPr>
+              <w:t>사진 첨부: ________</w:t>
+            </w:r>
+          </w:p>
+        </w:tc>
+        <w:tc>
+          <w:tcPr>
+            <w:tcW w:type="dxa" w:w="4320"/>
+          </w:tcPr>
+          <w:p>
+            <w:r>
+              <w:rPr>
+                <w:b w:val="0"/>
+              </w:rPr>
+              <w:t>사진 첨부: ________</w:t>
+            </w:r>
+          </w:p>
+        </w:tc>
+      </w:tr>
+      <w:tr>
+        <w:tc>
+          <w:tcPr>
+            <w:tcW w:type="dxa" w:w="4320"/>
+          </w:tcPr>
+          <w:p>
+            <w:r>
+              <w:rPr>
+                <w:b w:val="0"/>
+              </w:rPr>
+              <w:t>활동 설명: ________</w:t>
+            </w:r>
+          </w:p>
+        </w:tc>
+        <w:tc>
+          <w:tcPr>
+            <w:tcW w:type="dxa" w:w="4320"/>
+          </w:tcPr>
+          <w:p>
+            <w:r>
+              <w:rPr>
+                <w:b w:val="0"/>
+              </w:rPr>
+              <w:t>활동 설명: ________</w:t>
             </w:r>
           </w:p>
         </w:tc>
@@ -2142,31 +1890,9 @@
       </w:pPr>
       <w:r>
         <w:rPr>
-          <w:b/>
-        </w:rPr>
-        <w:t>별첨 자료:</w:t>
-      </w:r>
-      <w:r>
-        <w:rPr>
           <w:b w:val="0"/>
         </w:rPr>
-        <w:t xml:space="preserve"> (예: 설문조사 결과, 활동지 샘플, 외부 강사 프로필 등)</w:t>
-      </w:r>
-    </w:p>
-    <w:p>
-      <w:r>
-        <w:rPr>
-          <w:b w:val="0"/>
-        </w:rPr>
-        <w:t>202__년 __월 __일</w:t>
-      </w:r>
-    </w:p>
-    <w:p>
-      <w:r>
-        <w:rPr>
-          <w:b/>
-        </w:rPr>
-        <w:t>보고자: (부서명) ________ (인)</w:t>
+        <w:t>기타 첨부 자료 : ________</w:t>
       </w:r>
     </w:p>
     <w:sectPr>

--- a/docs/26_행사_결과보고서.docx
+++ b/docs/26_행사_결과보고서.docx
@@ -11,117 +11,7 @@
         <w:rPr>
           <w:b w:val="0"/>
         </w:rPr>
-        <w:t>________년 (교회명) (부서명) 행사 결과 보고서</w:t>
-      </w:r>
-    </w:p>
-    <w:p>
-      <w:pPr>
-        <w:pStyle w:val="Heading2"/>
-      </w:pPr>
-      <w:r>
-        <w:rPr>
-          <w:b w:val="0"/>
-        </w:rPr>
-        <w:t>개요</w:t>
-      </w:r>
-    </w:p>
-    <w:p>
-      <w:pPr>
-        <w:pStyle w:val="ListBullet"/>
-      </w:pPr>
-      <w:r>
-        <w:rPr>
-          <w:b w:val="0"/>
-        </w:rPr>
-        <w:t>행사명 : ________</w:t>
-      </w:r>
-    </w:p>
-    <w:p>
-      <w:pPr>
-        <w:pStyle w:val="ListBullet"/>
-      </w:pPr>
-      <w:r>
-        <w:rPr>
-          <w:b w:val="0"/>
-        </w:rPr>
-        <w:t>주제 : ________</w:t>
-      </w:r>
-    </w:p>
-    <w:p>
-      <w:pPr>
-        <w:pStyle w:val="ListBullet"/>
-      </w:pPr>
-      <w:r>
-        <w:rPr>
-          <w:b w:val="0"/>
-        </w:rPr>
-        <w:t>주제 말씀 : ________</w:t>
-      </w:r>
-    </w:p>
-    <w:p>
-      <w:pPr>
-        <w:pStyle w:val="ListBullet"/>
-      </w:pPr>
-      <w:r>
-        <w:rPr>
-          <w:b w:val="0"/>
-        </w:rPr>
-        <w:t>목적 : ________</w:t>
-      </w:r>
-    </w:p>
-    <w:p>
-      <w:pPr>
-        <w:pStyle w:val="ListBullet"/>
-      </w:pPr>
-      <w:r>
-        <w:rPr>
-          <w:b w:val="0"/>
-        </w:rPr>
-        <w:t>장소 : ________</w:t>
-      </w:r>
-    </w:p>
-    <w:p>
-      <w:pPr>
-        <w:pStyle w:val="ListBullet"/>
-      </w:pPr>
-      <w:r>
-        <w:rPr>
-          <w:b w:val="0"/>
-        </w:rPr>
-        <w:t>일시 : ________</w:t>
-      </w:r>
-    </w:p>
-    <w:p>
-      <w:pPr>
-        <w:pStyle w:val="ListBullet"/>
-      </w:pPr>
-      <w:r>
-        <w:rPr>
-          <w:b w:val="0"/>
-        </w:rPr>
-        <w:t>담당 : ________</w:t>
-      </w:r>
-    </w:p>
-    <w:p>
-      <w:pPr>
-        <w:pStyle w:val="ListBullet"/>
-      </w:pPr>
-      <w:r>
-        <w:rPr>
-          <w:b w:val="0"/>
-        </w:rPr>
-        <w:t>대상 : ________ (예상 인원 ________명: 참가자 ________명, 교사·봉사자 ________명)</w:t>
-      </w:r>
-    </w:p>
-    <w:p>
-      <w:pPr>
-        <w:pStyle w:val="Heading2"/>
-      </w:pPr>
-      <w:r>
-        <w:rPr>
-          <w:b w:val="0"/>
-        </w:rPr>
-        <w:t>참가 인원</w:t>
+        <w:t>[연도] (교회명) (부서명) 교회 행사 결과보고서</w:t>
       </w:r>
     </w:p>
     <w:tbl>
@@ -146,7 +36,7 @@
               <w:rPr>
                 <w:b/>
               </w:rPr>
-              <w:t>구분</w:t>
+              <w:t>작성일</w:t>
             </w:r>
           </w:p>
         </w:tc>
@@ -159,7 +49,7 @@
               <w:rPr>
                 <w:b/>
               </w:rPr>
-              <w:t>예상 인원</w:t>
+              <w:t>작성자</w:t>
             </w:r>
           </w:p>
         </w:tc>
@@ -172,7 +62,7 @@
               <w:rPr>
                 <w:b/>
               </w:rPr>
-              <w:t>실제 인원</w:t>
+              <w:t>부서</w:t>
             </w:r>
           </w:p>
         </w:tc>
@@ -185,7 +75,7 @@
               <w:rPr>
                 <w:b/>
               </w:rPr>
-              <w:t>비고</w:t>
+              <w:t>문서 상태(초안/확정)</w:t>
             </w:r>
           </w:p>
         </w:tc>
@@ -200,7 +90,7 @@
               <w:rPr>
                 <w:b w:val="0"/>
               </w:rPr>
-              <w:t>참가자</w:t>
+              <w:t>________</w:t>
             </w:r>
           </w:p>
         </w:tc>
@@ -213,7 +103,7 @@
               <w:rPr>
                 <w:b w:val="0"/>
               </w:rPr>
-              <w:t>________명</w:t>
+              <w:t>________</w:t>
             </w:r>
           </w:p>
         </w:tc>
@@ -226,7 +116,7 @@
               <w:rPr>
                 <w:b w:val="0"/>
               </w:rPr>
-              <w:t>________명</w:t>
+              <w:t>(부서명)</w:t>
             </w:r>
           </w:p>
         </w:tc>
@@ -240,185 +130,12 @@
                 <w:b w:val="0"/>
               </w:rPr>
               <w:t>________</w:t>
-            </w:r>
-          </w:p>
-        </w:tc>
-      </w:tr>
-      <w:tr>
-        <w:tc>
-          <w:tcPr>
-            <w:tcW w:type="dxa" w:w="2160"/>
-          </w:tcPr>
-          <w:p>
-            <w:r>
-              <w:rPr>
-                <w:b w:val="0"/>
-              </w:rPr>
-              <w:t>교사·봉사자</w:t>
-            </w:r>
-          </w:p>
-        </w:tc>
-        <w:tc>
-          <w:tcPr>
-            <w:tcW w:type="dxa" w:w="2160"/>
-          </w:tcPr>
-          <w:p>
-            <w:r>
-              <w:rPr>
-                <w:b w:val="0"/>
-              </w:rPr>
-              <w:t>________명</w:t>
-            </w:r>
-          </w:p>
-        </w:tc>
-        <w:tc>
-          <w:tcPr>
-            <w:tcW w:type="dxa" w:w="2160"/>
-          </w:tcPr>
-          <w:p>
-            <w:r>
-              <w:rPr>
-                <w:b w:val="0"/>
-              </w:rPr>
-              <w:t>________명</w:t>
-            </w:r>
-          </w:p>
-        </w:tc>
-        <w:tc>
-          <w:tcPr>
-            <w:tcW w:type="dxa" w:w="2160"/>
-          </w:tcPr>
-          <w:p>
-            <w:r>
-              <w:rPr>
-                <w:b w:val="0"/>
-              </w:rPr>
-              <w:t>________</w:t>
-            </w:r>
-          </w:p>
-        </w:tc>
-      </w:tr>
-      <w:tr>
-        <w:tc>
-          <w:tcPr>
-            <w:tcW w:type="dxa" w:w="2160"/>
-          </w:tcPr>
-          <w:p>
-            <w:r>
-              <w:rPr>
-                <w:b w:val="0"/>
-              </w:rPr>
-              <w:t>기타</w:t>
-            </w:r>
-          </w:p>
-        </w:tc>
-        <w:tc>
-          <w:tcPr>
-            <w:tcW w:type="dxa" w:w="2160"/>
-          </w:tcPr>
-          <w:p>
-            <w:r>
-              <w:rPr>
-                <w:b w:val="0"/>
-              </w:rPr>
-              <w:t>________명</w:t>
-            </w:r>
-          </w:p>
-        </w:tc>
-        <w:tc>
-          <w:tcPr>
-            <w:tcW w:type="dxa" w:w="2160"/>
-          </w:tcPr>
-          <w:p>
-            <w:r>
-              <w:rPr>
-                <w:b w:val="0"/>
-              </w:rPr>
-              <w:t>________명</w:t>
-            </w:r>
-          </w:p>
-        </w:tc>
-        <w:tc>
-          <w:tcPr>
-            <w:tcW w:type="dxa" w:w="2160"/>
-          </w:tcPr>
-          <w:p>
-            <w:r>
-              <w:rPr>
-                <w:b w:val="0"/>
-              </w:rPr>
-              <w:t>________</w:t>
-            </w:r>
-          </w:p>
-        </w:tc>
-      </w:tr>
-      <w:tr>
-        <w:tc>
-          <w:tcPr>
-            <w:tcW w:type="dxa" w:w="2160"/>
-          </w:tcPr>
-          <w:p>
-            <w:r>
-              <w:rPr>
-                <w:b w:val="0"/>
-              </w:rPr>
-              <w:t>합계</w:t>
-            </w:r>
-          </w:p>
-        </w:tc>
-        <w:tc>
-          <w:tcPr>
-            <w:tcW w:type="dxa" w:w="2160"/>
-          </w:tcPr>
-          <w:p>
-            <w:r>
-              <w:rPr>
-                <w:b w:val="0"/>
-              </w:rPr>
-              <w:t>________명</w:t>
-            </w:r>
-          </w:p>
-        </w:tc>
-        <w:tc>
-          <w:tcPr>
-            <w:tcW w:type="dxa" w:w="2160"/>
-          </w:tcPr>
-          <w:p>
-            <w:r>
-              <w:rPr>
-                <w:b w:val="0"/>
-              </w:rPr>
-              <w:t>________명</w:t>
-            </w:r>
-          </w:p>
-        </w:tc>
-        <w:tc>
-          <w:tcPr>
-            <w:tcW w:type="dxa" w:w="2160"/>
-          </w:tcPr>
-          <w:p>
-            <w:r>
-              <w:rPr>
-                <w:b w:val="0"/>
-              </w:rPr>
-              <w:t>중복 없이 집계</w:t>
             </w:r>
           </w:p>
         </w:tc>
       </w:tr>
     </w:tbl>
     <w:p/>
-    <w:p>
-      <w:pPr>
-        <w:pStyle w:val="Heading2"/>
-      </w:pPr>
-      <w:r>
-        <w:rPr>
-          <w:b w:val="0"/>
-        </w:rPr>
-        <w:t>진행 내용</w:t>
-      </w:r>
-    </w:p>
     <w:tbl>
       <w:tblPr>
         <w:tblStyle w:val="TableGrid"/>
@@ -440,7 +157,7 @@
               <w:rPr>
                 <w:b/>
               </w:rPr>
-              <w:t>시간</w:t>
+              <w:t>작성</w:t>
             </w:r>
           </w:p>
         </w:tc>
@@ -453,7 +170,7 @@
               <w:rPr>
                 <w:b/>
               </w:rPr>
-              <w:t>내용</w:t>
+              <w:t>검토</w:t>
             </w:r>
           </w:p>
         </w:tc>
@@ -466,171 +183,7 @@
               <w:rPr>
                 <w:b/>
               </w:rPr>
-              <w:t>담당</w:t>
-            </w:r>
-          </w:p>
-        </w:tc>
-      </w:tr>
-      <w:tr>
-        <w:tc>
-          <w:tcPr>
-            <w:tcW w:type="dxa" w:w="2880"/>
-          </w:tcPr>
-          <w:p>
-            <w:r>
-              <w:rPr>
-                <w:b w:val="0"/>
-              </w:rPr>
-              <w:t>________</w:t>
-            </w:r>
-          </w:p>
-        </w:tc>
-        <w:tc>
-          <w:tcPr>
-            <w:tcW w:type="dxa" w:w="2880"/>
-          </w:tcPr>
-          <w:p>
-            <w:r>
-              <w:rPr>
-                <w:b w:val="0"/>
-              </w:rPr>
-              <w:t>________</w:t>
-            </w:r>
-          </w:p>
-        </w:tc>
-        <w:tc>
-          <w:tcPr>
-            <w:tcW w:type="dxa" w:w="2880"/>
-          </w:tcPr>
-          <w:p>
-            <w:r>
-              <w:rPr>
-                <w:b w:val="0"/>
-              </w:rPr>
-              <w:t>________</w:t>
-            </w:r>
-          </w:p>
-        </w:tc>
-      </w:tr>
-      <w:tr>
-        <w:tc>
-          <w:tcPr>
-            <w:tcW w:type="dxa" w:w="2880"/>
-          </w:tcPr>
-          <w:p>
-            <w:r>
-              <w:rPr>
-                <w:b w:val="0"/>
-              </w:rPr>
-              <w:t>________</w:t>
-            </w:r>
-          </w:p>
-        </w:tc>
-        <w:tc>
-          <w:tcPr>
-            <w:tcW w:type="dxa" w:w="2880"/>
-          </w:tcPr>
-          <w:p>
-            <w:r>
-              <w:rPr>
-                <w:b w:val="0"/>
-              </w:rPr>
-              <w:t>________</w:t>
-            </w:r>
-          </w:p>
-        </w:tc>
-        <w:tc>
-          <w:tcPr>
-            <w:tcW w:type="dxa" w:w="2880"/>
-          </w:tcPr>
-          <w:p>
-            <w:r>
-              <w:rPr>
-                <w:b w:val="0"/>
-              </w:rPr>
-              <w:t>________</w:t>
-            </w:r>
-          </w:p>
-        </w:tc>
-      </w:tr>
-      <w:tr>
-        <w:tc>
-          <w:tcPr>
-            <w:tcW w:type="dxa" w:w="2880"/>
-          </w:tcPr>
-          <w:p>
-            <w:r>
-              <w:rPr>
-                <w:b w:val="0"/>
-              </w:rPr>
-              <w:t>________</w:t>
-            </w:r>
-          </w:p>
-        </w:tc>
-        <w:tc>
-          <w:tcPr>
-            <w:tcW w:type="dxa" w:w="2880"/>
-          </w:tcPr>
-          <w:p>
-            <w:r>
-              <w:rPr>
-                <w:b w:val="0"/>
-              </w:rPr>
-              <w:t>________</w:t>
-            </w:r>
-          </w:p>
-        </w:tc>
-        <w:tc>
-          <w:tcPr>
-            <w:tcW w:type="dxa" w:w="2880"/>
-          </w:tcPr>
-          <w:p>
-            <w:r>
-              <w:rPr>
-                <w:b w:val="0"/>
-              </w:rPr>
-              <w:t>________</w:t>
-            </w:r>
-          </w:p>
-        </w:tc>
-      </w:tr>
-      <w:tr>
-        <w:tc>
-          <w:tcPr>
-            <w:tcW w:type="dxa" w:w="2880"/>
-          </w:tcPr>
-          <w:p>
-            <w:r>
-              <w:rPr>
-                <w:b w:val="0"/>
-              </w:rPr>
-              <w:t>________</w:t>
-            </w:r>
-          </w:p>
-        </w:tc>
-        <w:tc>
-          <w:tcPr>
-            <w:tcW w:type="dxa" w:w="2880"/>
-          </w:tcPr>
-          <w:p>
-            <w:r>
-              <w:rPr>
-                <w:b w:val="0"/>
-              </w:rPr>
-              <w:t>________</w:t>
-            </w:r>
-          </w:p>
-        </w:tc>
-        <w:tc>
-          <w:tcPr>
-            <w:tcW w:type="dxa" w:w="2880"/>
-          </w:tcPr>
-          <w:p>
-            <w:r>
-              <w:rPr>
-                <w:b w:val="0"/>
-              </w:rPr>
-              <w:t>________</w:t>
+              <w:t>승인</w:t>
             </w:r>
           </w:p>
         </w:tc>
@@ -678,6 +231,54 @@
       </w:tr>
     </w:tbl>
     <w:p/>
+    <w:p>
+      <w:r>
+        <w:rPr>
+          <w:b w:val="0"/>
+        </w:rPr>
+        <w:t>결과 요약</w:t>
+      </w:r>
+    </w:p>
+    <w:p>
+      <w:r>
+        <w:rPr>
+          <w:b w:val="0"/>
+        </w:rPr>
+        <w:t>행사명: ________ / 개최 일시: ________ / 장소: ________</w:t>
+      </w:r>
+    </w:p>
+    <w:p>
+      <w:r>
+        <w:rPr>
+          <w:b w:val="0"/>
+        </w:rPr>
+        <w:t>참가 실적: 계획 ________명, 실제 ________명(중복 제외)</w:t>
+      </w:r>
+    </w:p>
+    <w:p>
+      <w:r>
+        <w:rPr>
+          <w:b w:val="0"/>
+        </w:rPr>
+        <w:t>주요 결과: ________</w:t>
+      </w:r>
+    </w:p>
+    <w:p>
+      <w:r>
+        <w:rPr>
+          <w:b w:val="0"/>
+        </w:rPr>
+        <w:t>정산 결과: 수입 금________원(금________원), 지출 금________원(금________원), 잔액 금________원(금________원)</w:t>
+      </w:r>
+    </w:p>
+    <w:p>
+      <w:r>
+        <w:rPr>
+          <w:b w:val="0"/>
+        </w:rPr>
+        <w:t>승인 요청 사항: 행사 결과·정산 확정 및 ________</w:t>
+      </w:r>
+    </w:p>
     <w:p>
       <w:pPr>
         <w:pStyle w:val="Heading2"/>
@@ -686,7 +287,7 @@
         <w:rPr>
           <w:b w:val="0"/>
         </w:rPr>
-        <w:t>수입·지출 정산</w:t>
+        <w:t>1. 추진 개요</w:t>
       </w:r>
     </w:p>
     <w:p>
@@ -694,7 +295,1251 @@
         <w:rPr>
           <w:b w:val="0"/>
         </w:rPr>
-        <w:t>단위: 원 / 차이 = 실제 − 예산</w:t>
+        <w:t>가. 행사 개요</w:t>
+      </w:r>
+    </w:p>
+    <w:tbl>
+      <w:tblPr>
+        <w:tblStyle w:val="TableGrid"/>
+        <w:tblW w:type="auto" w:w="0"/>
+        <w:tblLook w:firstColumn="1" w:firstRow="1" w:lastColumn="0" w:lastRow="0" w:noHBand="0" w:noVBand="1" w:val="04A0"/>
+      </w:tblPr>
+      <w:tblGrid>
+        <w:gridCol w:w="4320"/>
+        <w:gridCol w:w="4320"/>
+      </w:tblGrid>
+      <w:tr>
+        <w:tc>
+          <w:tcPr>
+            <w:tcW w:type="dxa" w:w="4320"/>
+          </w:tcPr>
+          <w:p>
+            <w:r>
+              <w:rPr>
+                <w:b/>
+              </w:rPr>
+              <w:t>구분</w:t>
+            </w:r>
+          </w:p>
+        </w:tc>
+        <w:tc>
+          <w:tcPr>
+            <w:tcW w:type="dxa" w:w="4320"/>
+          </w:tcPr>
+          <w:p>
+            <w:r>
+              <w:rPr>
+                <w:b/>
+              </w:rPr>
+              <w:t>내용</w:t>
+            </w:r>
+          </w:p>
+        </w:tc>
+      </w:tr>
+      <w:tr>
+        <w:tc>
+          <w:tcPr>
+            <w:tcW w:type="dxa" w:w="4320"/>
+          </w:tcPr>
+          <w:p>
+            <w:r>
+              <w:rPr>
+                <w:b w:val="0"/>
+              </w:rPr>
+              <w:t>행사명</w:t>
+            </w:r>
+          </w:p>
+        </w:tc>
+        <w:tc>
+          <w:tcPr>
+            <w:tcW w:type="dxa" w:w="4320"/>
+          </w:tcPr>
+          <w:p>
+            <w:r>
+              <w:rPr>
+                <w:b w:val="0"/>
+              </w:rPr>
+              <w:t>________</w:t>
+            </w:r>
+          </w:p>
+        </w:tc>
+      </w:tr>
+      <w:tr>
+        <w:tc>
+          <w:tcPr>
+            <w:tcW w:type="dxa" w:w="4320"/>
+          </w:tcPr>
+          <w:p>
+            <w:r>
+              <w:rPr>
+                <w:b w:val="0"/>
+              </w:rPr>
+              <w:t>주제</w:t>
+            </w:r>
+          </w:p>
+        </w:tc>
+        <w:tc>
+          <w:tcPr>
+            <w:tcW w:type="dxa" w:w="4320"/>
+          </w:tcPr>
+          <w:p>
+            <w:r>
+              <w:rPr>
+                <w:b w:val="0"/>
+              </w:rPr>
+              <w:t>________</w:t>
+            </w:r>
+          </w:p>
+        </w:tc>
+      </w:tr>
+      <w:tr>
+        <w:tc>
+          <w:tcPr>
+            <w:tcW w:type="dxa" w:w="4320"/>
+          </w:tcPr>
+          <w:p>
+            <w:r>
+              <w:rPr>
+                <w:b w:val="0"/>
+              </w:rPr>
+              <w:t>주제 말씀</w:t>
+            </w:r>
+          </w:p>
+        </w:tc>
+        <w:tc>
+          <w:tcPr>
+            <w:tcW w:type="dxa" w:w="4320"/>
+          </w:tcPr>
+          <w:p>
+            <w:r>
+              <w:rPr>
+                <w:b w:val="0"/>
+              </w:rPr>
+              <w:t>________ (성경명·장·절만 기재)</w:t>
+            </w:r>
+          </w:p>
+        </w:tc>
+      </w:tr>
+      <w:tr>
+        <w:tc>
+          <w:tcPr>
+            <w:tcW w:type="dxa" w:w="4320"/>
+          </w:tcPr>
+          <w:p>
+            <w:r>
+              <w:rPr>
+                <w:b w:val="0"/>
+              </w:rPr>
+              <w:t>일시</w:t>
+            </w:r>
+          </w:p>
+        </w:tc>
+        <w:tc>
+          <w:tcPr>
+            <w:tcW w:type="dxa" w:w="4320"/>
+          </w:tcPr>
+          <w:p>
+            <w:r>
+              <w:rPr>
+                <w:b w:val="0"/>
+              </w:rPr>
+              <w:t>________ (표기 예: 2026. 10. 24.(토) 09:00~12:00)</w:t>
+            </w:r>
+          </w:p>
+        </w:tc>
+      </w:tr>
+      <w:tr>
+        <w:tc>
+          <w:tcPr>
+            <w:tcW w:type="dxa" w:w="4320"/>
+          </w:tcPr>
+          <w:p>
+            <w:r>
+              <w:rPr>
+                <w:b w:val="0"/>
+              </w:rPr>
+              <w:t>장소</w:t>
+            </w:r>
+          </w:p>
+        </w:tc>
+        <w:tc>
+          <w:tcPr>
+            <w:tcW w:type="dxa" w:w="4320"/>
+          </w:tcPr>
+          <w:p>
+            <w:r>
+              <w:rPr>
+                <w:b w:val="0"/>
+              </w:rPr>
+              <w:t>________</w:t>
+            </w:r>
+          </w:p>
+        </w:tc>
+      </w:tr>
+      <w:tr>
+        <w:tc>
+          <w:tcPr>
+            <w:tcW w:type="dxa" w:w="4320"/>
+          </w:tcPr>
+          <w:p>
+            <w:r>
+              <w:rPr>
+                <w:b w:val="0"/>
+              </w:rPr>
+              <w:t>대상</w:t>
+            </w:r>
+          </w:p>
+        </w:tc>
+        <w:tc>
+          <w:tcPr>
+            <w:tcW w:type="dxa" w:w="4320"/>
+          </w:tcPr>
+          <w:p>
+            <w:r>
+              <w:rPr>
+                <w:b w:val="0"/>
+              </w:rPr>
+              <w:t>________</w:t>
+            </w:r>
+          </w:p>
+        </w:tc>
+      </w:tr>
+      <w:tr>
+        <w:tc>
+          <w:tcPr>
+            <w:tcW w:type="dxa" w:w="4320"/>
+          </w:tcPr>
+          <w:p>
+            <w:r>
+              <w:rPr>
+                <w:b w:val="0"/>
+              </w:rPr>
+              <w:t>주관</w:t>
+            </w:r>
+          </w:p>
+        </w:tc>
+        <w:tc>
+          <w:tcPr>
+            <w:tcW w:type="dxa" w:w="4320"/>
+          </w:tcPr>
+          <w:p>
+            <w:r>
+              <w:rPr>
+                <w:b w:val="0"/>
+              </w:rPr>
+              <w:t>(교회명) (부서명)</w:t>
+            </w:r>
+          </w:p>
+        </w:tc>
+      </w:tr>
+      <w:tr>
+        <w:tc>
+          <w:tcPr>
+            <w:tcW w:type="dxa" w:w="4320"/>
+          </w:tcPr>
+          <w:p>
+            <w:r>
+              <w:rPr>
+                <w:b w:val="0"/>
+              </w:rPr>
+              <w:t>행사 총괄 담당</w:t>
+            </w:r>
+          </w:p>
+        </w:tc>
+        <w:tc>
+          <w:tcPr>
+            <w:tcW w:type="dxa" w:w="4320"/>
+          </w:tcPr>
+          <w:p>
+            <w:r>
+              <w:rPr>
+                <w:b w:val="0"/>
+              </w:rPr>
+              <w:t>________</w:t>
+            </w:r>
+          </w:p>
+        </w:tc>
+      </w:tr>
+      <w:tr>
+        <w:tc>
+          <w:tcPr>
+            <w:tcW w:type="dxa" w:w="4320"/>
+          </w:tcPr>
+          <w:p>
+            <w:r>
+              <w:rPr>
+                <w:b w:val="0"/>
+              </w:rPr>
+              <w:t>사전 승인 내역</w:t>
+            </w:r>
+          </w:p>
+        </w:tc>
+        <w:tc>
+          <w:tcPr>
+            <w:tcW w:type="dxa" w:w="4320"/>
+          </w:tcPr>
+          <w:p>
+            <w:r>
+              <w:rPr>
+                <w:b w:val="0"/>
+              </w:rPr>
+              <w:t>승인 문서명·번호: ________ / 승인일: ________ / 승인 예산: 금________원(금________원)</w:t>
+            </w:r>
+          </w:p>
+        </w:tc>
+      </w:tr>
+    </w:tbl>
+    <w:p/>
+    <w:p>
+      <w:r>
+        <w:rPr>
+          <w:b w:val="0"/>
+        </w:rPr>
+        <w:t>나. 참가 인원</w:t>
+      </w:r>
+    </w:p>
+    <w:tbl>
+      <w:tblPr>
+        <w:tblStyle w:val="TableGrid"/>
+        <w:tblW w:type="auto" w:w="0"/>
+        <w:tblLook w:firstColumn="1" w:firstRow="1" w:lastColumn="0" w:lastRow="0" w:noHBand="0" w:noVBand="1" w:val="04A0"/>
+      </w:tblPr>
+      <w:tblGrid>
+        <w:gridCol w:w="2160"/>
+        <w:gridCol w:w="2160"/>
+        <w:gridCol w:w="2160"/>
+        <w:gridCol w:w="2160"/>
+      </w:tblGrid>
+      <w:tr>
+        <w:tc>
+          <w:tcPr>
+            <w:tcW w:type="dxa" w:w="2160"/>
+          </w:tcPr>
+          <w:p>
+            <w:r>
+              <w:rPr>
+                <w:b/>
+              </w:rPr>
+              <w:t>구분</w:t>
+            </w:r>
+          </w:p>
+        </w:tc>
+        <w:tc>
+          <w:tcPr>
+            <w:tcW w:type="dxa" w:w="2160"/>
+          </w:tcPr>
+          <w:p>
+            <w:r>
+              <w:rPr>
+                <w:b/>
+              </w:rPr>
+              <w:t>계획 인원(명)</w:t>
+            </w:r>
+          </w:p>
+        </w:tc>
+        <w:tc>
+          <w:tcPr>
+            <w:tcW w:type="dxa" w:w="2160"/>
+          </w:tcPr>
+          <w:p>
+            <w:r>
+              <w:rPr>
+                <w:b/>
+              </w:rPr>
+              <w:t>실제 인원(명)</w:t>
+            </w:r>
+          </w:p>
+        </w:tc>
+        <w:tc>
+          <w:tcPr>
+            <w:tcW w:type="dxa" w:w="2160"/>
+          </w:tcPr>
+          <w:p>
+            <w:r>
+              <w:rPr>
+                <w:b/>
+              </w:rPr>
+              <w:t>차이 사유</w:t>
+            </w:r>
+          </w:p>
+        </w:tc>
+      </w:tr>
+      <w:tr>
+        <w:tc>
+          <w:tcPr>
+            <w:tcW w:type="dxa" w:w="2160"/>
+          </w:tcPr>
+          <w:p>
+            <w:r>
+              <w:rPr>
+                <w:b w:val="0"/>
+              </w:rPr>
+              <w:t>부서원·참가자</w:t>
+            </w:r>
+          </w:p>
+        </w:tc>
+        <w:tc>
+          <w:tcPr>
+            <w:tcW w:type="dxa" w:w="2160"/>
+          </w:tcPr>
+          <w:p>
+            <w:r>
+              <w:rPr>
+                <w:b w:val="0"/>
+              </w:rPr>
+              <w:t>________</w:t>
+            </w:r>
+          </w:p>
+        </w:tc>
+        <w:tc>
+          <w:tcPr>
+            <w:tcW w:type="dxa" w:w="2160"/>
+          </w:tcPr>
+          <w:p>
+            <w:r>
+              <w:rPr>
+                <w:b w:val="0"/>
+              </w:rPr>
+              <w:t>________</w:t>
+            </w:r>
+          </w:p>
+        </w:tc>
+        <w:tc>
+          <w:tcPr>
+            <w:tcW w:type="dxa" w:w="2160"/>
+          </w:tcPr>
+          <w:p>
+            <w:r>
+              <w:rPr>
+                <w:b w:val="0"/>
+              </w:rPr>
+              <w:t>________</w:t>
+            </w:r>
+          </w:p>
+        </w:tc>
+      </w:tr>
+      <w:tr>
+        <w:tc>
+          <w:tcPr>
+            <w:tcW w:type="dxa" w:w="2160"/>
+          </w:tcPr>
+          <w:p>
+            <w:r>
+              <w:rPr>
+                <w:b w:val="0"/>
+              </w:rPr>
+              <w:t>교사·진행 담당자</w:t>
+            </w:r>
+          </w:p>
+        </w:tc>
+        <w:tc>
+          <w:tcPr>
+            <w:tcW w:type="dxa" w:w="2160"/>
+          </w:tcPr>
+          <w:p>
+            <w:r>
+              <w:rPr>
+                <w:b w:val="0"/>
+              </w:rPr>
+              <w:t>________</w:t>
+            </w:r>
+          </w:p>
+        </w:tc>
+        <w:tc>
+          <w:tcPr>
+            <w:tcW w:type="dxa" w:w="2160"/>
+          </w:tcPr>
+          <w:p>
+            <w:r>
+              <w:rPr>
+                <w:b w:val="0"/>
+              </w:rPr>
+              <w:t>________</w:t>
+            </w:r>
+          </w:p>
+        </w:tc>
+        <w:tc>
+          <w:tcPr>
+            <w:tcW w:type="dxa" w:w="2160"/>
+          </w:tcPr>
+          <w:p>
+            <w:r>
+              <w:rPr>
+                <w:b w:val="0"/>
+              </w:rPr>
+              <w:t>________</w:t>
+            </w:r>
+          </w:p>
+        </w:tc>
+      </w:tr>
+      <w:tr>
+        <w:tc>
+          <w:tcPr>
+            <w:tcW w:type="dxa" w:w="2160"/>
+          </w:tcPr>
+          <w:p>
+            <w:r>
+              <w:rPr>
+                <w:b w:val="0"/>
+              </w:rPr>
+              <w:t>기타 참여자</w:t>
+            </w:r>
+          </w:p>
+        </w:tc>
+        <w:tc>
+          <w:tcPr>
+            <w:tcW w:type="dxa" w:w="2160"/>
+          </w:tcPr>
+          <w:p>
+            <w:r>
+              <w:rPr>
+                <w:b w:val="0"/>
+              </w:rPr>
+              <w:t>________</w:t>
+            </w:r>
+          </w:p>
+        </w:tc>
+        <w:tc>
+          <w:tcPr>
+            <w:tcW w:type="dxa" w:w="2160"/>
+          </w:tcPr>
+          <w:p>
+            <w:r>
+              <w:rPr>
+                <w:b w:val="0"/>
+              </w:rPr>
+              <w:t>________</w:t>
+            </w:r>
+          </w:p>
+        </w:tc>
+        <w:tc>
+          <w:tcPr>
+            <w:tcW w:type="dxa" w:w="2160"/>
+          </w:tcPr>
+          <w:p>
+            <w:r>
+              <w:rPr>
+                <w:b w:val="0"/>
+              </w:rPr>
+              <w:t>________</w:t>
+            </w:r>
+          </w:p>
+        </w:tc>
+      </w:tr>
+      <w:tr>
+        <w:tc>
+          <w:tcPr>
+            <w:tcW w:type="dxa" w:w="2160"/>
+          </w:tcPr>
+          <w:p>
+            <w:r>
+              <w:rPr>
+                <w:b w:val="0"/>
+              </w:rPr>
+              <w:t>합계(중복 제외)</w:t>
+            </w:r>
+          </w:p>
+        </w:tc>
+        <w:tc>
+          <w:tcPr>
+            <w:tcW w:type="dxa" w:w="2160"/>
+          </w:tcPr>
+          <w:p>
+            <w:r>
+              <w:rPr>
+                <w:b w:val="0"/>
+              </w:rPr>
+              <w:t>________</w:t>
+            </w:r>
+          </w:p>
+        </w:tc>
+        <w:tc>
+          <w:tcPr>
+            <w:tcW w:type="dxa" w:w="2160"/>
+          </w:tcPr>
+          <w:p>
+            <w:r>
+              <w:rPr>
+                <w:b w:val="0"/>
+              </w:rPr>
+              <w:t>________</w:t>
+            </w:r>
+          </w:p>
+        </w:tc>
+        <w:tc>
+          <w:tcPr>
+            <w:tcW w:type="dxa" w:w="2160"/>
+          </w:tcPr>
+          <w:p>
+            <w:r>
+              <w:rPr>
+                <w:b w:val="0"/>
+              </w:rPr>
+              <w:t>________</w:t>
+            </w:r>
+          </w:p>
+        </w:tc>
+      </w:tr>
+    </w:tbl>
+    <w:p/>
+    <w:p>
+      <w:r>
+        <w:rPr>
+          <w:b w:val="0"/>
+        </w:rPr>
+        <w:t>참가 인원 집계 기준: ________ / 집계 담당: ________ / 확인일: ________</w:t>
+      </w:r>
+    </w:p>
+    <w:p>
+      <w:pPr>
+        <w:pStyle w:val="Heading2"/>
+      </w:pPr>
+      <w:r>
+        <w:rPr>
+          <w:b w:val="0"/>
+        </w:rPr>
+        <w:t>2. 계획 대비 추진 실적</w:t>
+      </w:r>
+    </w:p>
+    <w:p>
+      <w:r>
+        <w:rPr>
+          <w:b w:val="0"/>
+        </w:rPr>
+        <w:t>가. 진행 내용 및 이행 결과</w:t>
+      </w:r>
+    </w:p>
+    <w:tbl>
+      <w:tblPr>
+        <w:tblStyle w:val="TableGrid"/>
+        <w:tblW w:type="auto" w:w="0"/>
+        <w:tblLook w:firstColumn="1" w:firstRow="1" w:lastColumn="0" w:lastRow="0" w:noHBand="0" w:noVBand="1" w:val="04A0"/>
+      </w:tblPr>
+      <w:tblGrid>
+        <w:gridCol w:w="2160"/>
+        <w:gridCol w:w="2160"/>
+        <w:gridCol w:w="2160"/>
+        <w:gridCol w:w="2160"/>
+      </w:tblGrid>
+      <w:tr>
+        <w:tc>
+          <w:tcPr>
+            <w:tcW w:type="dxa" w:w="2160"/>
+          </w:tcPr>
+          <w:p>
+            <w:r>
+              <w:rPr>
+                <w:b/>
+              </w:rPr>
+              <w:t>항목</w:t>
+            </w:r>
+          </w:p>
+        </w:tc>
+        <w:tc>
+          <w:tcPr>
+            <w:tcW w:type="dxa" w:w="2160"/>
+          </w:tcPr>
+          <w:p>
+            <w:r>
+              <w:rPr>
+                <w:b/>
+              </w:rPr>
+              <w:t>계획</w:t>
+            </w:r>
+          </w:p>
+        </w:tc>
+        <w:tc>
+          <w:tcPr>
+            <w:tcW w:type="dxa" w:w="2160"/>
+          </w:tcPr>
+          <w:p>
+            <w:r>
+              <w:rPr>
+                <w:b/>
+              </w:rPr>
+              <w:t>실적</w:t>
+            </w:r>
+          </w:p>
+        </w:tc>
+        <w:tc>
+          <w:tcPr>
+            <w:tcW w:type="dxa" w:w="2160"/>
+          </w:tcPr>
+          <w:p>
+            <w:r>
+              <w:rPr>
+                <w:b/>
+              </w:rPr>
+              <w:t>차이 사유</w:t>
+            </w:r>
+          </w:p>
+        </w:tc>
+      </w:tr>
+      <w:tr>
+        <w:tc>
+          <w:tcPr>
+            <w:tcW w:type="dxa" w:w="2160"/>
+          </w:tcPr>
+          <w:p>
+            <w:r>
+              <w:rPr>
+                <w:b w:val="0"/>
+              </w:rPr>
+              <w:t>예배·말씀</w:t>
+            </w:r>
+          </w:p>
+        </w:tc>
+        <w:tc>
+          <w:tcPr>
+            <w:tcW w:type="dxa" w:w="2160"/>
+          </w:tcPr>
+          <w:p>
+            <w:r>
+              <w:rPr>
+                <w:b w:val="0"/>
+              </w:rPr>
+              <w:t>내용·시간: ________ / 담당: ________ / 기한: ________</w:t>
+            </w:r>
+          </w:p>
+        </w:tc>
+        <w:tc>
+          <w:tcPr>
+            <w:tcW w:type="dxa" w:w="2160"/>
+          </w:tcPr>
+          <w:p>
+            <w:r>
+              <w:rPr>
+                <w:b w:val="0"/>
+              </w:rPr>
+              <w:t>진행 내용·시간: ________</w:t>
+            </w:r>
+          </w:p>
+        </w:tc>
+        <w:tc>
+          <w:tcPr>
+            <w:tcW w:type="dxa" w:w="2160"/>
+          </w:tcPr>
+          <w:p>
+            <w:r>
+              <w:rPr>
+                <w:b w:val="0"/>
+              </w:rPr>
+              <w:t>________</w:t>
+            </w:r>
+          </w:p>
+        </w:tc>
+      </w:tr>
+      <w:tr>
+        <w:tc>
+          <w:tcPr>
+            <w:tcW w:type="dxa" w:w="2160"/>
+          </w:tcPr>
+          <w:p>
+            <w:r>
+              <w:rPr>
+                <w:b w:val="0"/>
+              </w:rPr>
+              <w:t>교육·활동</w:t>
+            </w:r>
+          </w:p>
+        </w:tc>
+        <w:tc>
+          <w:tcPr>
+            <w:tcW w:type="dxa" w:w="2160"/>
+          </w:tcPr>
+          <w:p>
+            <w:r>
+              <w:rPr>
+                <w:b w:val="0"/>
+              </w:rPr>
+              <w:t>내용·시간: ________ / 담당: ________ / 기한: ________</w:t>
+            </w:r>
+          </w:p>
+        </w:tc>
+        <w:tc>
+          <w:tcPr>
+            <w:tcW w:type="dxa" w:w="2160"/>
+          </w:tcPr>
+          <w:p>
+            <w:r>
+              <w:rPr>
+                <w:b w:val="0"/>
+              </w:rPr>
+              <w:t>진행 내용·시간: ________</w:t>
+            </w:r>
+          </w:p>
+        </w:tc>
+        <w:tc>
+          <w:tcPr>
+            <w:tcW w:type="dxa" w:w="2160"/>
+          </w:tcPr>
+          <w:p>
+            <w:r>
+              <w:rPr>
+                <w:b w:val="0"/>
+              </w:rPr>
+              <w:t>________</w:t>
+            </w:r>
+          </w:p>
+        </w:tc>
+      </w:tr>
+      <w:tr>
+        <w:tc>
+          <w:tcPr>
+            <w:tcW w:type="dxa" w:w="2160"/>
+          </w:tcPr>
+          <w:p>
+            <w:r>
+              <w:rPr>
+                <w:b w:val="0"/>
+              </w:rPr>
+              <w:t>교제·공동체 활동</w:t>
+            </w:r>
+          </w:p>
+        </w:tc>
+        <w:tc>
+          <w:tcPr>
+            <w:tcW w:type="dxa" w:w="2160"/>
+          </w:tcPr>
+          <w:p>
+            <w:r>
+              <w:rPr>
+                <w:b w:val="0"/>
+              </w:rPr>
+              <w:t>내용·시간: ________ / 담당: ________ / 기한: ________</w:t>
+            </w:r>
+          </w:p>
+        </w:tc>
+        <w:tc>
+          <w:tcPr>
+            <w:tcW w:type="dxa" w:w="2160"/>
+          </w:tcPr>
+          <w:p>
+            <w:r>
+              <w:rPr>
+                <w:b w:val="0"/>
+              </w:rPr>
+              <w:t>진행 내용·시간: ________</w:t>
+            </w:r>
+          </w:p>
+        </w:tc>
+        <w:tc>
+          <w:tcPr>
+            <w:tcW w:type="dxa" w:w="2160"/>
+          </w:tcPr>
+          <w:p>
+            <w:r>
+              <w:rPr>
+                <w:b w:val="0"/>
+              </w:rPr>
+              <w:t>________</w:t>
+            </w:r>
+          </w:p>
+        </w:tc>
+      </w:tr>
+      <w:tr>
+        <w:tc>
+          <w:tcPr>
+            <w:tcW w:type="dxa" w:w="2160"/>
+          </w:tcPr>
+          <w:p>
+            <w:r>
+              <w:rPr>
+                <w:b w:val="0"/>
+              </w:rPr>
+              <w:t>이동·식사·정리</w:t>
+            </w:r>
+          </w:p>
+        </w:tc>
+        <w:tc>
+          <w:tcPr>
+            <w:tcW w:type="dxa" w:w="2160"/>
+          </w:tcPr>
+          <w:p>
+            <w:r>
+              <w:rPr>
+                <w:b w:val="0"/>
+              </w:rPr>
+              <w:t>내용·시간: ________ / 담당: ________ / 기한: ________</w:t>
+            </w:r>
+          </w:p>
+        </w:tc>
+        <w:tc>
+          <w:tcPr>
+            <w:tcW w:type="dxa" w:w="2160"/>
+          </w:tcPr>
+          <w:p>
+            <w:r>
+              <w:rPr>
+                <w:b w:val="0"/>
+              </w:rPr>
+              <w:t>진행 내용·시간: ________</w:t>
+            </w:r>
+          </w:p>
+        </w:tc>
+        <w:tc>
+          <w:tcPr>
+            <w:tcW w:type="dxa" w:w="2160"/>
+          </w:tcPr>
+          <w:p>
+            <w:r>
+              <w:rPr>
+                <w:b w:val="0"/>
+              </w:rPr>
+              <w:t>________</w:t>
+            </w:r>
+          </w:p>
+        </w:tc>
+      </w:tr>
+    </w:tbl>
+    <w:p/>
+    <w:p>
+      <w:r>
+        <w:rPr>
+          <w:b w:val="0"/>
+        </w:rPr>
+        <w:t>나. 변경 사항</w:t>
+      </w:r>
+    </w:p>
+    <w:p>
+      <w:r>
+        <w:rPr>
+          <w:b w:val="0"/>
+        </w:rPr>
+        <w:t>변경 내용 및 사유: ________ / 승인·보고 대상: ________ / 처리 담당: ________ / 처리일 또는 기한: ________</w:t>
+      </w:r>
+    </w:p>
+    <w:p>
+      <w:pPr>
+        <w:pStyle w:val="Heading2"/>
+      </w:pPr>
+      <w:r>
+        <w:rPr>
+          <w:b w:val="0"/>
+        </w:rPr>
+        <w:t>3. 주요 성과 및 평가</w:t>
+      </w:r>
+    </w:p>
+    <w:p>
+      <w:r>
+        <w:rPr>
+          <w:b w:val="0"/>
+        </w:rPr>
+        <w:t>가. 신앙적 목적에 대한 평가</w:t>
+      </w:r>
+    </w:p>
+    <w:tbl>
+      <w:tblPr>
+        <w:tblStyle w:val="TableGrid"/>
+        <w:tblW w:type="auto" w:w="0"/>
+        <w:tblLook w:firstColumn="1" w:firstRow="1" w:lastColumn="0" w:lastRow="0" w:noHBand="0" w:noVBand="1" w:val="04A0"/>
+      </w:tblPr>
+      <w:tblGrid>
+        <w:gridCol w:w="4320"/>
+        <w:gridCol w:w="4320"/>
+      </w:tblGrid>
+      <w:tr>
+        <w:tc>
+          <w:tcPr>
+            <w:tcW w:type="dxa" w:w="4320"/>
+          </w:tcPr>
+          <w:p>
+            <w:r>
+              <w:rPr>
+                <w:b/>
+              </w:rPr>
+              <w:t>당초 신앙적 목적</w:t>
+            </w:r>
+          </w:p>
+        </w:tc>
+        <w:tc>
+          <w:tcPr>
+            <w:tcW w:type="dxa" w:w="4320"/>
+          </w:tcPr>
+          <w:p>
+            <w:r>
+              <w:rPr>
+                <w:b/>
+              </w:rPr>
+              <w:t>관찰·나눔을 통한 평가</w:t>
+            </w:r>
+          </w:p>
+        </w:tc>
+      </w:tr>
+      <w:tr>
+        <w:tc>
+          <w:tcPr>
+            <w:tcW w:type="dxa" w:w="4320"/>
+          </w:tcPr>
+          <w:p>
+            <w:r>
+              <w:rPr>
+                <w:b w:val="0"/>
+              </w:rPr>
+              <w:t>________</w:t>
+            </w:r>
+          </w:p>
+        </w:tc>
+        <w:tc>
+          <w:tcPr>
+            <w:tcW w:type="dxa" w:w="4320"/>
+          </w:tcPr>
+          <w:p>
+            <w:r>
+              <w:rPr>
+                <w:b w:val="0"/>
+              </w:rPr>
+              <w:t>________</w:t>
+            </w:r>
+          </w:p>
+        </w:tc>
+      </w:tr>
+    </w:tbl>
+    <w:p/>
+    <w:p>
+      <w:r>
+        <w:rPr>
+          <w:b w:val="0"/>
+        </w:rPr>
+        <w:t>나. 확인 가능한 결과</w:t>
+      </w:r>
+    </w:p>
+    <w:tbl>
+      <w:tblPr>
+        <w:tblStyle w:val="TableGrid"/>
+        <w:tblW w:type="auto" w:w="0"/>
+        <w:tblLook w:firstColumn="1" w:firstRow="1" w:lastColumn="0" w:lastRow="0" w:noHBand="0" w:noVBand="1" w:val="04A0"/>
+      </w:tblPr>
+      <w:tblGrid>
+        <w:gridCol w:w="2160"/>
+        <w:gridCol w:w="2160"/>
+        <w:gridCol w:w="2160"/>
+        <w:gridCol w:w="2160"/>
+      </w:tblGrid>
+      <w:tr>
+        <w:tc>
+          <w:tcPr>
+            <w:tcW w:type="dxa" w:w="2160"/>
+          </w:tcPr>
+          <w:p>
+            <w:r>
+              <w:rPr>
+                <w:b/>
+              </w:rPr>
+              <w:t>평가 항목</w:t>
+            </w:r>
+          </w:p>
+        </w:tc>
+        <w:tc>
+          <w:tcPr>
+            <w:tcW w:type="dxa" w:w="2160"/>
+          </w:tcPr>
+          <w:p>
+            <w:r>
+              <w:rPr>
+                <w:b/>
+              </w:rPr>
+              <w:t>목표</w:t>
+            </w:r>
+          </w:p>
+        </w:tc>
+        <w:tc>
+          <w:tcPr>
+            <w:tcW w:type="dxa" w:w="2160"/>
+          </w:tcPr>
+          <w:p>
+            <w:r>
+              <w:rPr>
+                <w:b/>
+              </w:rPr>
+              <w:t>실제 결과</w:t>
+            </w:r>
+          </w:p>
+        </w:tc>
+        <w:tc>
+          <w:tcPr>
+            <w:tcW w:type="dxa" w:w="2160"/>
+          </w:tcPr>
+          <w:p>
+            <w:r>
+              <w:rPr>
+                <w:b/>
+              </w:rPr>
+              <w:t>확인 자료</w:t>
+            </w:r>
+          </w:p>
+        </w:tc>
+      </w:tr>
+      <w:tr>
+        <w:tc>
+          <w:tcPr>
+            <w:tcW w:type="dxa" w:w="2160"/>
+          </w:tcPr>
+          <w:p>
+            <w:r>
+              <w:rPr>
+                <w:b w:val="0"/>
+              </w:rPr>
+              <w:t>참가·참여</w:t>
+            </w:r>
+          </w:p>
+        </w:tc>
+        <w:tc>
+          <w:tcPr>
+            <w:tcW w:type="dxa" w:w="2160"/>
+          </w:tcPr>
+          <w:p>
+            <w:r>
+              <w:rPr>
+                <w:b w:val="0"/>
+              </w:rPr>
+              <w:t>________</w:t>
+            </w:r>
+          </w:p>
+        </w:tc>
+        <w:tc>
+          <w:tcPr>
+            <w:tcW w:type="dxa" w:w="2160"/>
+          </w:tcPr>
+          <w:p>
+            <w:r>
+              <w:rPr>
+                <w:b w:val="0"/>
+              </w:rPr>
+              <w:t>________</w:t>
+            </w:r>
+          </w:p>
+        </w:tc>
+        <w:tc>
+          <w:tcPr>
+            <w:tcW w:type="dxa" w:w="2160"/>
+          </w:tcPr>
+          <w:p>
+            <w:r>
+              <w:rPr>
+                <w:b w:val="0"/>
+              </w:rPr>
+              <w:t>출석 집계 등: ________</w:t>
+            </w:r>
+          </w:p>
+        </w:tc>
+      </w:tr>
+      <w:tr>
+        <w:tc>
+          <w:tcPr>
+            <w:tcW w:type="dxa" w:w="2160"/>
+          </w:tcPr>
+          <w:p>
+            <w:r>
+              <w:rPr>
+                <w:b w:val="0"/>
+              </w:rPr>
+              <w:t>프로그램 이행</w:t>
+            </w:r>
+          </w:p>
+        </w:tc>
+        <w:tc>
+          <w:tcPr>
+            <w:tcW w:type="dxa" w:w="2160"/>
+          </w:tcPr>
+          <w:p>
+            <w:r>
+              <w:rPr>
+                <w:b w:val="0"/>
+              </w:rPr>
+              <w:t>________</w:t>
+            </w:r>
+          </w:p>
+        </w:tc>
+        <w:tc>
+          <w:tcPr>
+            <w:tcW w:type="dxa" w:w="2160"/>
+          </w:tcPr>
+          <w:p>
+            <w:r>
+              <w:rPr>
+                <w:b w:val="0"/>
+              </w:rPr>
+              <w:t>________</w:t>
+            </w:r>
+          </w:p>
+        </w:tc>
+        <w:tc>
+          <w:tcPr>
+            <w:tcW w:type="dxa" w:w="2160"/>
+          </w:tcPr>
+          <w:p>
+            <w:r>
+              <w:rPr>
+                <w:b w:val="0"/>
+              </w:rPr>
+              <w:t>진행 기록 등: ________</w:t>
+            </w:r>
+          </w:p>
+        </w:tc>
+      </w:tr>
+      <w:tr>
+        <w:tc>
+          <w:tcPr>
+            <w:tcW w:type="dxa" w:w="2160"/>
+          </w:tcPr>
+          <w:p>
+            <w:r>
+              <w:rPr>
+                <w:b w:val="0"/>
+              </w:rPr>
+              <w:t>참가자 의견</w:t>
+            </w:r>
+          </w:p>
+        </w:tc>
+        <w:tc>
+          <w:tcPr>
+            <w:tcW w:type="dxa" w:w="2160"/>
+          </w:tcPr>
+          <w:p>
+            <w:r>
+              <w:rPr>
+                <w:b w:val="0"/>
+              </w:rPr>
+              <w:t>________</w:t>
+            </w:r>
+          </w:p>
+        </w:tc>
+        <w:tc>
+          <w:tcPr>
+            <w:tcW w:type="dxa" w:w="2160"/>
+          </w:tcPr>
+          <w:p>
+            <w:r>
+              <w:rPr>
+                <w:b w:val="0"/>
+              </w:rPr>
+              <w:t>________</w:t>
+            </w:r>
+          </w:p>
+        </w:tc>
+        <w:tc>
+          <w:tcPr>
+            <w:tcW w:type="dxa" w:w="2160"/>
+          </w:tcPr>
+          <w:p>
+            <w:r>
+              <w:rPr>
+                <w:b w:val="0"/>
+              </w:rPr>
+              <w:t>익명 의견 취합 등: ________</w:t>
+            </w:r>
+          </w:p>
+        </w:tc>
+      </w:tr>
+    </w:tbl>
+    <w:p/>
+    <w:p>
+      <w:r>
+        <w:rPr>
+          <w:b w:val="0"/>
+        </w:rPr>
+        <w:t>다. 잘된 점</w:t>
       </w:r>
     </w:p>
     <w:tbl>
@@ -720,7 +1565,7 @@
               <w:rPr>
                 <w:b/>
               </w:rPr>
-              <w:t>구분</w:t>
+              <w:t>내용</w:t>
             </w:r>
           </w:p>
         </w:tc>
@@ -733,7 +1578,7 @@
               <w:rPr>
                 <w:b/>
               </w:rPr>
-              <w:t>항목</w:t>
+              <w:t>근거·참가자 의견</w:t>
             </w:r>
           </w:p>
         </w:tc>
@@ -746,7 +1591,7 @@
               <w:rPr>
                 <w:b/>
               </w:rPr>
-              <w:t>예산</w:t>
+              <w:t>유지·확대 방안</w:t>
             </w:r>
           </w:p>
         </w:tc>
@@ -759,7 +1604,7 @@
               <w:rPr>
                 <w:b/>
               </w:rPr>
-              <w:t>실제</w:t>
+              <w:t>담당</w:t>
             </w:r>
           </w:p>
         </w:tc>
@@ -772,7 +1617,7 @@
               <w:rPr>
                 <w:b/>
               </w:rPr>
-              <w:t>차이</w:t>
+              <w:t>기한</w:t>
             </w:r>
           </w:p>
         </w:tc>
@@ -787,7 +1632,7 @@
               <w:rPr>
                 <w:b w:val="0"/>
               </w:rPr>
-              <w:t>수입</w:t>
+              <w:t>________</w:t>
             </w:r>
           </w:p>
         </w:tc>
@@ -800,7 +1645,7 @@
               <w:rPr>
                 <w:b w:val="0"/>
               </w:rPr>
-              <w:t>교회 지원금</w:t>
+              <w:t>________</w:t>
             </w:r>
           </w:p>
         </w:tc>
@@ -838,595 +1683,6 @@
             <w:r>
               <w:rPr>
                 <w:b w:val="0"/>
-              </w:rPr>
-              <w:t>________</w:t>
-            </w:r>
-          </w:p>
-        </w:tc>
-      </w:tr>
-      <w:tr>
-        <w:tc>
-          <w:tcPr>
-            <w:tcW w:type="dxa" w:w="1728"/>
-          </w:tcPr>
-          <w:p>
-            <w:r>
-              <w:rPr>
-                <w:b w:val="0"/>
-              </w:rPr>
-              <w:t>수입</w:t>
-            </w:r>
-          </w:p>
-        </w:tc>
-        <w:tc>
-          <w:tcPr>
-            <w:tcW w:type="dxa" w:w="1728"/>
-          </w:tcPr>
-          <w:p>
-            <w:r>
-              <w:rPr>
-                <w:b w:val="0"/>
-              </w:rPr>
-              <w:t>참가비</w:t>
-            </w:r>
-          </w:p>
-        </w:tc>
-        <w:tc>
-          <w:tcPr>
-            <w:tcW w:type="dxa" w:w="1728"/>
-          </w:tcPr>
-          <w:p>
-            <w:r>
-              <w:rPr>
-                <w:b w:val="0"/>
-              </w:rPr>
-              <w:t>________</w:t>
-            </w:r>
-          </w:p>
-        </w:tc>
-        <w:tc>
-          <w:tcPr>
-            <w:tcW w:type="dxa" w:w="1728"/>
-          </w:tcPr>
-          <w:p>
-            <w:r>
-              <w:rPr>
-                <w:b w:val="0"/>
-              </w:rPr>
-              <w:t>________</w:t>
-            </w:r>
-          </w:p>
-        </w:tc>
-        <w:tc>
-          <w:tcPr>
-            <w:tcW w:type="dxa" w:w="1728"/>
-          </w:tcPr>
-          <w:p>
-            <w:r>
-              <w:rPr>
-                <w:b w:val="0"/>
-              </w:rPr>
-              <w:t>________</w:t>
-            </w:r>
-          </w:p>
-        </w:tc>
-      </w:tr>
-      <w:tr>
-        <w:tc>
-          <w:tcPr>
-            <w:tcW w:type="dxa" w:w="1728"/>
-          </w:tcPr>
-          <w:p>
-            <w:r>
-              <w:rPr>
-                <w:b w:val="0"/>
-              </w:rPr>
-              <w:t>수입</w:t>
-            </w:r>
-          </w:p>
-        </w:tc>
-        <w:tc>
-          <w:tcPr>
-            <w:tcW w:type="dxa" w:w="1728"/>
-          </w:tcPr>
-          <w:p>
-            <w:r>
-              <w:rPr>
-                <w:b w:val="0"/>
-              </w:rPr>
-              <w:t>후원금·기타</w:t>
-            </w:r>
-          </w:p>
-        </w:tc>
-        <w:tc>
-          <w:tcPr>
-            <w:tcW w:type="dxa" w:w="1728"/>
-          </w:tcPr>
-          <w:p>
-            <w:r>
-              <w:rPr>
-                <w:b w:val="0"/>
-              </w:rPr>
-              <w:t>________</w:t>
-            </w:r>
-          </w:p>
-        </w:tc>
-        <w:tc>
-          <w:tcPr>
-            <w:tcW w:type="dxa" w:w="1728"/>
-          </w:tcPr>
-          <w:p>
-            <w:r>
-              <w:rPr>
-                <w:b w:val="0"/>
-              </w:rPr>
-              <w:t>________</w:t>
-            </w:r>
-          </w:p>
-        </w:tc>
-        <w:tc>
-          <w:tcPr>
-            <w:tcW w:type="dxa" w:w="1728"/>
-          </w:tcPr>
-          <w:p>
-            <w:r>
-              <w:rPr>
-                <w:b w:val="0"/>
-              </w:rPr>
-              <w:t>________</w:t>
-            </w:r>
-          </w:p>
-        </w:tc>
-      </w:tr>
-      <w:tr>
-        <w:tc>
-          <w:tcPr>
-            <w:tcW w:type="dxa" w:w="1728"/>
-          </w:tcPr>
-          <w:p>
-            <w:r>
-              <w:rPr>
-                <w:b/>
-              </w:rPr>
-              <w:t>수입 합계</w:t>
-            </w:r>
-          </w:p>
-        </w:tc>
-        <w:tc>
-          <w:tcPr>
-            <w:tcW w:type="dxa" w:w="1728"/>
-          </w:tcPr>
-          <w:p/>
-        </w:tc>
-        <w:tc>
-          <w:tcPr>
-            <w:tcW w:type="dxa" w:w="1728"/>
-          </w:tcPr>
-          <w:p>
-            <w:r>
-              <w:rPr>
-                <w:b/>
-              </w:rPr>
-              <w:t>________</w:t>
-            </w:r>
-          </w:p>
-        </w:tc>
-        <w:tc>
-          <w:tcPr>
-            <w:tcW w:type="dxa" w:w="1728"/>
-          </w:tcPr>
-          <w:p>
-            <w:r>
-              <w:rPr>
-                <w:b/>
-              </w:rPr>
-              <w:t>________</w:t>
-            </w:r>
-          </w:p>
-        </w:tc>
-        <w:tc>
-          <w:tcPr>
-            <w:tcW w:type="dxa" w:w="1728"/>
-          </w:tcPr>
-          <w:p>
-            <w:r>
-              <w:rPr>
-                <w:b/>
-              </w:rPr>
-              <w:t>________</w:t>
-            </w:r>
-          </w:p>
-        </w:tc>
-      </w:tr>
-      <w:tr>
-        <w:tc>
-          <w:tcPr>
-            <w:tcW w:type="dxa" w:w="1728"/>
-          </w:tcPr>
-          <w:p>
-            <w:r>
-              <w:rPr>
-                <w:b w:val="0"/>
-              </w:rPr>
-              <w:t>지출</w:t>
-            </w:r>
-          </w:p>
-        </w:tc>
-        <w:tc>
-          <w:tcPr>
-            <w:tcW w:type="dxa" w:w="1728"/>
-          </w:tcPr>
-          <w:p>
-            <w:r>
-              <w:rPr>
-                <w:b w:val="0"/>
-              </w:rPr>
-              <w:t>장소·시설비</w:t>
-            </w:r>
-          </w:p>
-        </w:tc>
-        <w:tc>
-          <w:tcPr>
-            <w:tcW w:type="dxa" w:w="1728"/>
-          </w:tcPr>
-          <w:p>
-            <w:r>
-              <w:rPr>
-                <w:b w:val="0"/>
-              </w:rPr>
-              <w:t>________</w:t>
-            </w:r>
-          </w:p>
-        </w:tc>
-        <w:tc>
-          <w:tcPr>
-            <w:tcW w:type="dxa" w:w="1728"/>
-          </w:tcPr>
-          <w:p>
-            <w:r>
-              <w:rPr>
-                <w:b w:val="0"/>
-              </w:rPr>
-              <w:t>________</w:t>
-            </w:r>
-          </w:p>
-        </w:tc>
-        <w:tc>
-          <w:tcPr>
-            <w:tcW w:type="dxa" w:w="1728"/>
-          </w:tcPr>
-          <w:p>
-            <w:r>
-              <w:rPr>
-                <w:b w:val="0"/>
-              </w:rPr>
-              <w:t>________</w:t>
-            </w:r>
-          </w:p>
-        </w:tc>
-      </w:tr>
-      <w:tr>
-        <w:tc>
-          <w:tcPr>
-            <w:tcW w:type="dxa" w:w="1728"/>
-          </w:tcPr>
-          <w:p>
-            <w:r>
-              <w:rPr>
-                <w:b w:val="0"/>
-              </w:rPr>
-              <w:t>지출</w:t>
-            </w:r>
-          </w:p>
-        </w:tc>
-        <w:tc>
-          <w:tcPr>
-            <w:tcW w:type="dxa" w:w="1728"/>
-          </w:tcPr>
-          <w:p>
-            <w:r>
-              <w:rPr>
-                <w:b w:val="0"/>
-              </w:rPr>
-              <w:t>식비·간식비</w:t>
-            </w:r>
-          </w:p>
-        </w:tc>
-        <w:tc>
-          <w:tcPr>
-            <w:tcW w:type="dxa" w:w="1728"/>
-          </w:tcPr>
-          <w:p>
-            <w:r>
-              <w:rPr>
-                <w:b w:val="0"/>
-              </w:rPr>
-              <w:t>________</w:t>
-            </w:r>
-          </w:p>
-        </w:tc>
-        <w:tc>
-          <w:tcPr>
-            <w:tcW w:type="dxa" w:w="1728"/>
-          </w:tcPr>
-          <w:p>
-            <w:r>
-              <w:rPr>
-                <w:b w:val="0"/>
-              </w:rPr>
-              <w:t>________</w:t>
-            </w:r>
-          </w:p>
-        </w:tc>
-        <w:tc>
-          <w:tcPr>
-            <w:tcW w:type="dxa" w:w="1728"/>
-          </w:tcPr>
-          <w:p>
-            <w:r>
-              <w:rPr>
-                <w:b w:val="0"/>
-              </w:rPr>
-              <w:t>________</w:t>
-            </w:r>
-          </w:p>
-        </w:tc>
-      </w:tr>
-      <w:tr>
-        <w:tc>
-          <w:tcPr>
-            <w:tcW w:type="dxa" w:w="1728"/>
-          </w:tcPr>
-          <w:p>
-            <w:r>
-              <w:rPr>
-                <w:b w:val="0"/>
-              </w:rPr>
-              <w:t>지출</w:t>
-            </w:r>
-          </w:p>
-        </w:tc>
-        <w:tc>
-          <w:tcPr>
-            <w:tcW w:type="dxa" w:w="1728"/>
-          </w:tcPr>
-          <w:p>
-            <w:r>
-              <w:rPr>
-                <w:b w:val="0"/>
-              </w:rPr>
-              <w:t>교통비</w:t>
-            </w:r>
-          </w:p>
-        </w:tc>
-        <w:tc>
-          <w:tcPr>
-            <w:tcW w:type="dxa" w:w="1728"/>
-          </w:tcPr>
-          <w:p>
-            <w:r>
-              <w:rPr>
-                <w:b w:val="0"/>
-              </w:rPr>
-              <w:t>________</w:t>
-            </w:r>
-          </w:p>
-        </w:tc>
-        <w:tc>
-          <w:tcPr>
-            <w:tcW w:type="dxa" w:w="1728"/>
-          </w:tcPr>
-          <w:p>
-            <w:r>
-              <w:rPr>
-                <w:b w:val="0"/>
-              </w:rPr>
-              <w:t>________</w:t>
-            </w:r>
-          </w:p>
-        </w:tc>
-        <w:tc>
-          <w:tcPr>
-            <w:tcW w:type="dxa" w:w="1728"/>
-          </w:tcPr>
-          <w:p>
-            <w:r>
-              <w:rPr>
-                <w:b w:val="0"/>
-              </w:rPr>
-              <w:t>________</w:t>
-            </w:r>
-          </w:p>
-        </w:tc>
-      </w:tr>
-      <w:tr>
-        <w:tc>
-          <w:tcPr>
-            <w:tcW w:type="dxa" w:w="1728"/>
-          </w:tcPr>
-          <w:p>
-            <w:r>
-              <w:rPr>
-                <w:b w:val="0"/>
-              </w:rPr>
-              <w:t>지출</w:t>
-            </w:r>
-          </w:p>
-        </w:tc>
-        <w:tc>
-          <w:tcPr>
-            <w:tcW w:type="dxa" w:w="1728"/>
-          </w:tcPr>
-          <w:p>
-            <w:r>
-              <w:rPr>
-                <w:b w:val="0"/>
-              </w:rPr>
-              <w:t>교재·활동 준비물</w:t>
-            </w:r>
-          </w:p>
-        </w:tc>
-        <w:tc>
-          <w:tcPr>
-            <w:tcW w:type="dxa" w:w="1728"/>
-          </w:tcPr>
-          <w:p>
-            <w:r>
-              <w:rPr>
-                <w:b w:val="0"/>
-              </w:rPr>
-              <w:t>________</w:t>
-            </w:r>
-          </w:p>
-        </w:tc>
-        <w:tc>
-          <w:tcPr>
-            <w:tcW w:type="dxa" w:w="1728"/>
-          </w:tcPr>
-          <w:p>
-            <w:r>
-              <w:rPr>
-                <w:b w:val="0"/>
-              </w:rPr>
-              <w:t>________</w:t>
-            </w:r>
-          </w:p>
-        </w:tc>
-        <w:tc>
-          <w:tcPr>
-            <w:tcW w:type="dxa" w:w="1728"/>
-          </w:tcPr>
-          <w:p>
-            <w:r>
-              <w:rPr>
-                <w:b w:val="0"/>
-              </w:rPr>
-              <w:t>________</w:t>
-            </w:r>
-          </w:p>
-        </w:tc>
-      </w:tr>
-      <w:tr>
-        <w:tc>
-          <w:tcPr>
-            <w:tcW w:type="dxa" w:w="1728"/>
-          </w:tcPr>
-          <w:p>
-            <w:r>
-              <w:rPr>
-                <w:b w:val="0"/>
-              </w:rPr>
-              <w:t>지출</w:t>
-            </w:r>
-          </w:p>
-        </w:tc>
-        <w:tc>
-          <w:tcPr>
-            <w:tcW w:type="dxa" w:w="1728"/>
-          </w:tcPr>
-          <w:p>
-            <w:r>
-              <w:rPr>
-                <w:b w:val="0"/>
-              </w:rPr>
-              <w:t>기타</w:t>
-            </w:r>
-          </w:p>
-        </w:tc>
-        <w:tc>
-          <w:tcPr>
-            <w:tcW w:type="dxa" w:w="1728"/>
-          </w:tcPr>
-          <w:p>
-            <w:r>
-              <w:rPr>
-                <w:b w:val="0"/>
-              </w:rPr>
-              <w:t>________</w:t>
-            </w:r>
-          </w:p>
-        </w:tc>
-        <w:tc>
-          <w:tcPr>
-            <w:tcW w:type="dxa" w:w="1728"/>
-          </w:tcPr>
-          <w:p>
-            <w:r>
-              <w:rPr>
-                <w:b w:val="0"/>
-              </w:rPr>
-              <w:t>________</w:t>
-            </w:r>
-          </w:p>
-        </w:tc>
-        <w:tc>
-          <w:tcPr>
-            <w:tcW w:type="dxa" w:w="1728"/>
-          </w:tcPr>
-          <w:p>
-            <w:r>
-              <w:rPr>
-                <w:b w:val="0"/>
-              </w:rPr>
-              <w:t>________</w:t>
-            </w:r>
-          </w:p>
-        </w:tc>
-      </w:tr>
-      <w:tr>
-        <w:tc>
-          <w:tcPr>
-            <w:tcW w:type="dxa" w:w="1728"/>
-          </w:tcPr>
-          <w:p>
-            <w:r>
-              <w:rPr>
-                <w:b/>
-              </w:rPr>
-              <w:t>지출 합계</w:t>
-            </w:r>
-          </w:p>
-        </w:tc>
-        <w:tc>
-          <w:tcPr>
-            <w:tcW w:type="dxa" w:w="1728"/>
-          </w:tcPr>
-          <w:p/>
-        </w:tc>
-        <w:tc>
-          <w:tcPr>
-            <w:tcW w:type="dxa" w:w="1728"/>
-          </w:tcPr>
-          <w:p>
-            <w:r>
-              <w:rPr>
-                <w:b/>
-              </w:rPr>
-              <w:t>________</w:t>
-            </w:r>
-          </w:p>
-        </w:tc>
-        <w:tc>
-          <w:tcPr>
-            <w:tcW w:type="dxa" w:w="1728"/>
-          </w:tcPr>
-          <w:p>
-            <w:r>
-              <w:rPr>
-                <w:b/>
-              </w:rPr>
-              <w:t>________</w:t>
-            </w:r>
-          </w:p>
-        </w:tc>
-        <w:tc>
-          <w:tcPr>
-            <w:tcW w:type="dxa" w:w="1728"/>
-          </w:tcPr>
-          <w:p>
-            <w:r>
-              <w:rPr>
-                <w:b/>
               </w:rPr>
               <w:t>________</w:t>
             </w:r>
@@ -1437,46 +1693,1605 @@
     <w:p/>
     <w:p>
       <w:pPr>
-        <w:pStyle w:val="ListBullet"/>
+        <w:pStyle w:val="Heading2"/>
       </w:pPr>
       <w:r>
         <w:rPr>
           <w:b w:val="0"/>
         </w:rPr>
-        <w:t>잔액(실제 수입 합계 − 실제 지출 합계) : ________원</w:t>
+        <w:t>4. 예산 집행 및 정산</w:t>
       </w:r>
     </w:p>
     <w:p>
-      <w:pPr>
-        <w:pStyle w:val="ListBullet"/>
-      </w:pPr>
       <w:r>
         <w:rPr>
           <w:b w:val="0"/>
         </w:rPr>
-        <w:t>잔액 처리 또는 부족액 충당 내역 : ________</w:t>
+        <w:t>가. 수입 정산</w:t>
       </w:r>
     </w:p>
     <w:p>
-      <w:pPr>
-        <w:pStyle w:val="ListBullet"/>
-      </w:pPr>
       <w:r>
         <w:rPr>
           <w:b w:val="0"/>
         </w:rPr>
-        <w:t>정산 담당 : ________</w:t>
+        <w:t>(단위: 원)</w:t>
       </w:r>
     </w:p>
+    <w:tbl>
+      <w:tblPr>
+        <w:tblStyle w:val="TableGrid"/>
+        <w:tblW w:type="auto" w:w="0"/>
+        <w:tblLook w:firstColumn="1" w:firstRow="1" w:lastColumn="0" w:lastRow="0" w:noHBand="0" w:noVBand="1" w:val="04A0"/>
+      </w:tblPr>
+      <w:tblGrid>
+        <w:gridCol w:w="1440"/>
+        <w:gridCol w:w="1440"/>
+        <w:gridCol w:w="1440"/>
+        <w:gridCol w:w="1440"/>
+        <w:gridCol w:w="1440"/>
+        <w:gridCol w:w="1440"/>
+      </w:tblGrid>
+      <w:tr>
+        <w:tc>
+          <w:tcPr>
+            <w:tcW w:type="dxa" w:w="1440"/>
+          </w:tcPr>
+          <w:p>
+            <w:r>
+              <w:rPr>
+                <w:b/>
+              </w:rPr>
+              <w:t>항목</w:t>
+            </w:r>
+          </w:p>
+        </w:tc>
+        <w:tc>
+          <w:tcPr>
+            <w:tcW w:type="dxa" w:w="1440"/>
+          </w:tcPr>
+          <w:p>
+            <w:r>
+              <w:rPr>
+                <w:b/>
+              </w:rPr>
+              <w:t>산출근거</w:t>
+            </w:r>
+          </w:p>
+        </w:tc>
+        <w:tc>
+          <w:tcPr>
+            <w:tcW w:type="dxa" w:w="1440"/>
+          </w:tcPr>
+          <w:p>
+            <w:r>
+              <w:rPr>
+                <w:b/>
+              </w:rPr>
+              <w:t>예산</w:t>
+            </w:r>
+          </w:p>
+        </w:tc>
+        <w:tc>
+          <w:tcPr>
+            <w:tcW w:type="dxa" w:w="1440"/>
+          </w:tcPr>
+          <w:p>
+            <w:r>
+              <w:rPr>
+                <w:b/>
+              </w:rPr>
+              <w:t>실제 수입</w:t>
+            </w:r>
+          </w:p>
+        </w:tc>
+        <w:tc>
+          <w:tcPr>
+            <w:tcW w:type="dxa" w:w="1440"/>
+          </w:tcPr>
+          <w:p>
+            <w:r>
+              <w:rPr>
+                <w:b/>
+              </w:rPr>
+              <w:t>차액 사유</w:t>
+            </w:r>
+          </w:p>
+        </w:tc>
+        <w:tc>
+          <w:tcPr>
+            <w:tcW w:type="dxa" w:w="1440"/>
+          </w:tcPr>
+          <w:p>
+            <w:r>
+              <w:rPr>
+                <w:b/>
+              </w:rPr>
+              <w:t>증빙 번호</w:t>
+            </w:r>
+          </w:p>
+        </w:tc>
+      </w:tr>
+      <w:tr>
+        <w:tc>
+          <w:tcPr>
+            <w:tcW w:type="dxa" w:w="1440"/>
+          </w:tcPr>
+          <w:p>
+            <w:r>
+              <w:rPr>
+                <w:b w:val="0"/>
+              </w:rPr>
+              <w:t>교회 지원금</w:t>
+            </w:r>
+          </w:p>
+        </w:tc>
+        <w:tc>
+          <w:tcPr>
+            <w:tcW w:type="dxa" w:w="1440"/>
+          </w:tcPr>
+          <w:p>
+            <w:r>
+              <w:rPr>
+                <w:b w:val="0"/>
+              </w:rPr>
+              <w:t>________원 × ________회</w:t>
+            </w:r>
+          </w:p>
+        </w:tc>
+        <w:tc>
+          <w:tcPr>
+            <w:tcW w:type="dxa" w:w="1440"/>
+          </w:tcPr>
+          <w:p>
+            <w:r>
+              <w:rPr>
+                <w:b w:val="0"/>
+              </w:rPr>
+              <w:t>________</w:t>
+            </w:r>
+          </w:p>
+        </w:tc>
+        <w:tc>
+          <w:tcPr>
+            <w:tcW w:type="dxa" w:w="1440"/>
+          </w:tcPr>
+          <w:p>
+            <w:r>
+              <w:rPr>
+                <w:b w:val="0"/>
+              </w:rPr>
+              <w:t>________</w:t>
+            </w:r>
+          </w:p>
+        </w:tc>
+        <w:tc>
+          <w:tcPr>
+            <w:tcW w:type="dxa" w:w="1440"/>
+          </w:tcPr>
+          <w:p>
+            <w:r>
+              <w:rPr>
+                <w:b w:val="0"/>
+              </w:rPr>
+              <w:t>________</w:t>
+            </w:r>
+          </w:p>
+        </w:tc>
+        <w:tc>
+          <w:tcPr>
+            <w:tcW w:type="dxa" w:w="1440"/>
+          </w:tcPr>
+          <w:p>
+            <w:r>
+              <w:rPr>
+                <w:b w:val="0"/>
+              </w:rPr>
+              <w:t>________</w:t>
+            </w:r>
+          </w:p>
+        </w:tc>
+      </w:tr>
+      <w:tr>
+        <w:tc>
+          <w:tcPr>
+            <w:tcW w:type="dxa" w:w="1440"/>
+          </w:tcPr>
+          <w:p>
+            <w:r>
+              <w:rPr>
+                <w:b w:val="0"/>
+              </w:rPr>
+              <w:t>참가비</w:t>
+            </w:r>
+          </w:p>
+        </w:tc>
+        <w:tc>
+          <w:tcPr>
+            <w:tcW w:type="dxa" w:w="1440"/>
+          </w:tcPr>
+          <w:p>
+            <w:r>
+              <w:rPr>
+                <w:b w:val="0"/>
+              </w:rPr>
+              <w:t>________원 × ________명</w:t>
+            </w:r>
+          </w:p>
+        </w:tc>
+        <w:tc>
+          <w:tcPr>
+            <w:tcW w:type="dxa" w:w="1440"/>
+          </w:tcPr>
+          <w:p>
+            <w:r>
+              <w:rPr>
+                <w:b w:val="0"/>
+              </w:rPr>
+              <w:t>________</w:t>
+            </w:r>
+          </w:p>
+        </w:tc>
+        <w:tc>
+          <w:tcPr>
+            <w:tcW w:type="dxa" w:w="1440"/>
+          </w:tcPr>
+          <w:p>
+            <w:r>
+              <w:rPr>
+                <w:b w:val="0"/>
+              </w:rPr>
+              <w:t>________</w:t>
+            </w:r>
+          </w:p>
+        </w:tc>
+        <w:tc>
+          <w:tcPr>
+            <w:tcW w:type="dxa" w:w="1440"/>
+          </w:tcPr>
+          <w:p>
+            <w:r>
+              <w:rPr>
+                <w:b w:val="0"/>
+              </w:rPr>
+              <w:t>________</w:t>
+            </w:r>
+          </w:p>
+        </w:tc>
+        <w:tc>
+          <w:tcPr>
+            <w:tcW w:type="dxa" w:w="1440"/>
+          </w:tcPr>
+          <w:p>
+            <w:r>
+              <w:rPr>
+                <w:b w:val="0"/>
+              </w:rPr>
+              <w:t>________</w:t>
+            </w:r>
+          </w:p>
+        </w:tc>
+      </w:tr>
+      <w:tr>
+        <w:tc>
+          <w:tcPr>
+            <w:tcW w:type="dxa" w:w="1440"/>
+          </w:tcPr>
+          <w:p>
+            <w:r>
+              <w:rPr>
+                <w:b w:val="0"/>
+              </w:rPr>
+              <w:t>후원금·기타</w:t>
+            </w:r>
+          </w:p>
+        </w:tc>
+        <w:tc>
+          <w:tcPr>
+            <w:tcW w:type="dxa" w:w="1440"/>
+          </w:tcPr>
+          <w:p>
+            <w:r>
+              <w:rPr>
+                <w:b w:val="0"/>
+              </w:rPr>
+              <w:t>________</w:t>
+            </w:r>
+          </w:p>
+        </w:tc>
+        <w:tc>
+          <w:tcPr>
+            <w:tcW w:type="dxa" w:w="1440"/>
+          </w:tcPr>
+          <w:p>
+            <w:r>
+              <w:rPr>
+                <w:b w:val="0"/>
+              </w:rPr>
+              <w:t>________</w:t>
+            </w:r>
+          </w:p>
+        </w:tc>
+        <w:tc>
+          <w:tcPr>
+            <w:tcW w:type="dxa" w:w="1440"/>
+          </w:tcPr>
+          <w:p>
+            <w:r>
+              <w:rPr>
+                <w:b w:val="0"/>
+              </w:rPr>
+              <w:t>________</w:t>
+            </w:r>
+          </w:p>
+        </w:tc>
+        <w:tc>
+          <w:tcPr>
+            <w:tcW w:type="dxa" w:w="1440"/>
+          </w:tcPr>
+          <w:p>
+            <w:r>
+              <w:rPr>
+                <w:b w:val="0"/>
+              </w:rPr>
+              <w:t>________</w:t>
+            </w:r>
+          </w:p>
+        </w:tc>
+        <w:tc>
+          <w:tcPr>
+            <w:tcW w:type="dxa" w:w="1440"/>
+          </w:tcPr>
+          <w:p>
+            <w:r>
+              <w:rPr>
+                <w:b w:val="0"/>
+              </w:rPr>
+              <w:t>________</w:t>
+            </w:r>
+          </w:p>
+        </w:tc>
+      </w:tr>
+      <w:tr>
+        <w:tc>
+          <w:tcPr>
+            <w:tcW w:type="dxa" w:w="1440"/>
+          </w:tcPr>
+          <w:p>
+            <w:r>
+              <w:rPr>
+                <w:b w:val="0"/>
+              </w:rPr>
+              <w:t>합계</w:t>
+            </w:r>
+          </w:p>
+        </w:tc>
+        <w:tc>
+          <w:tcPr>
+            <w:tcW w:type="dxa" w:w="1440"/>
+          </w:tcPr>
+          <w:p/>
+        </w:tc>
+        <w:tc>
+          <w:tcPr>
+            <w:tcW w:type="dxa" w:w="1440"/>
+          </w:tcPr>
+          <w:p>
+            <w:r>
+              <w:rPr>
+                <w:b w:val="0"/>
+              </w:rPr>
+              <w:t>________</w:t>
+            </w:r>
+          </w:p>
+        </w:tc>
+        <w:tc>
+          <w:tcPr>
+            <w:tcW w:type="dxa" w:w="1440"/>
+          </w:tcPr>
+          <w:p>
+            <w:r>
+              <w:rPr>
+                <w:b w:val="0"/>
+              </w:rPr>
+              <w:t>________</w:t>
+            </w:r>
+          </w:p>
+        </w:tc>
+        <w:tc>
+          <w:tcPr>
+            <w:tcW w:type="dxa" w:w="1440"/>
+          </w:tcPr>
+          <w:p>
+            <w:r>
+              <w:rPr>
+                <w:b w:val="0"/>
+              </w:rPr>
+              <w:t>________</w:t>
+            </w:r>
+          </w:p>
+        </w:tc>
+        <w:tc>
+          <w:tcPr>
+            <w:tcW w:type="dxa" w:w="1440"/>
+          </w:tcPr>
+          <w:p/>
+        </w:tc>
+      </w:tr>
+    </w:tbl>
+    <w:p/>
     <w:p>
-      <w:pPr>
-        <w:pStyle w:val="ListBullet"/>
-      </w:pPr>
       <w:r>
         <w:rPr>
           <w:b w:val="0"/>
         </w:rPr>
-        <w:t>영수증·이체 내역 첨부 : ________건</w:t>
+        <w:t>나. 지출 정산</w:t>
+      </w:r>
+    </w:p>
+    <w:p>
+      <w:r>
+        <w:rPr>
+          <w:b w:val="0"/>
+        </w:rPr>
+        <w:t>(단위: 원)</w:t>
+      </w:r>
+    </w:p>
+    <w:tbl>
+      <w:tblPr>
+        <w:tblStyle w:val="TableGrid"/>
+        <w:tblW w:type="auto" w:w="0"/>
+        <w:tblLook w:firstColumn="1" w:firstRow="1" w:lastColumn="0" w:lastRow="0" w:noHBand="0" w:noVBand="1" w:val="04A0"/>
+      </w:tblPr>
+      <w:tblGrid>
+        <w:gridCol w:w="1440"/>
+        <w:gridCol w:w="1440"/>
+        <w:gridCol w:w="1440"/>
+        <w:gridCol w:w="1440"/>
+        <w:gridCol w:w="1440"/>
+        <w:gridCol w:w="1440"/>
+      </w:tblGrid>
+      <w:tr>
+        <w:tc>
+          <w:tcPr>
+            <w:tcW w:type="dxa" w:w="1440"/>
+          </w:tcPr>
+          <w:p>
+            <w:r>
+              <w:rPr>
+                <w:b/>
+              </w:rPr>
+              <w:t>항목</w:t>
+            </w:r>
+          </w:p>
+        </w:tc>
+        <w:tc>
+          <w:tcPr>
+            <w:tcW w:type="dxa" w:w="1440"/>
+          </w:tcPr>
+          <w:p>
+            <w:r>
+              <w:rPr>
+                <w:b/>
+              </w:rPr>
+              <w:t>산출근거</w:t>
+            </w:r>
+          </w:p>
+        </w:tc>
+        <w:tc>
+          <w:tcPr>
+            <w:tcW w:type="dxa" w:w="1440"/>
+          </w:tcPr>
+          <w:p>
+            <w:r>
+              <w:rPr>
+                <w:b/>
+              </w:rPr>
+              <w:t>예산</w:t>
+            </w:r>
+          </w:p>
+        </w:tc>
+        <w:tc>
+          <w:tcPr>
+            <w:tcW w:type="dxa" w:w="1440"/>
+          </w:tcPr>
+          <w:p>
+            <w:r>
+              <w:rPr>
+                <w:b/>
+              </w:rPr>
+              <w:t>집행</w:t>
+            </w:r>
+          </w:p>
+        </w:tc>
+        <w:tc>
+          <w:tcPr>
+            <w:tcW w:type="dxa" w:w="1440"/>
+          </w:tcPr>
+          <w:p>
+            <w:r>
+              <w:rPr>
+                <w:b/>
+              </w:rPr>
+              <w:t>잔액</w:t>
+            </w:r>
+          </w:p>
+        </w:tc>
+        <w:tc>
+          <w:tcPr>
+            <w:tcW w:type="dxa" w:w="1440"/>
+          </w:tcPr>
+          <w:p>
+            <w:r>
+              <w:rPr>
+                <w:b/>
+              </w:rPr>
+              <w:t>차액 사유</w:t>
+            </w:r>
+          </w:p>
+        </w:tc>
+      </w:tr>
+      <w:tr>
+        <w:tc>
+          <w:tcPr>
+            <w:tcW w:type="dxa" w:w="1440"/>
+          </w:tcPr>
+          <w:p>
+            <w:r>
+              <w:rPr>
+                <w:b w:val="0"/>
+              </w:rPr>
+              <w:t>예배·교육비</w:t>
+            </w:r>
+          </w:p>
+        </w:tc>
+        <w:tc>
+          <w:tcPr>
+            <w:tcW w:type="dxa" w:w="1440"/>
+          </w:tcPr>
+          <w:p>
+            <w:r>
+              <w:rPr>
+                <w:b w:val="0"/>
+              </w:rPr>
+              <w:t>________원 × ________</w:t>
+            </w:r>
+          </w:p>
+        </w:tc>
+        <w:tc>
+          <w:tcPr>
+            <w:tcW w:type="dxa" w:w="1440"/>
+          </w:tcPr>
+          <w:p>
+            <w:r>
+              <w:rPr>
+                <w:b w:val="0"/>
+              </w:rPr>
+              <w:t>________</w:t>
+            </w:r>
+          </w:p>
+        </w:tc>
+        <w:tc>
+          <w:tcPr>
+            <w:tcW w:type="dxa" w:w="1440"/>
+          </w:tcPr>
+          <w:p>
+            <w:r>
+              <w:rPr>
+                <w:b w:val="0"/>
+              </w:rPr>
+              <w:t>________</w:t>
+            </w:r>
+          </w:p>
+        </w:tc>
+        <w:tc>
+          <w:tcPr>
+            <w:tcW w:type="dxa" w:w="1440"/>
+          </w:tcPr>
+          <w:p>
+            <w:r>
+              <w:rPr>
+                <w:b w:val="0"/>
+              </w:rPr>
+              <w:t>________</w:t>
+            </w:r>
+          </w:p>
+        </w:tc>
+        <w:tc>
+          <w:tcPr>
+            <w:tcW w:type="dxa" w:w="1440"/>
+          </w:tcPr>
+          <w:p>
+            <w:r>
+              <w:rPr>
+                <w:b w:val="0"/>
+              </w:rPr>
+              <w:t>________</w:t>
+            </w:r>
+          </w:p>
+        </w:tc>
+      </w:tr>
+      <w:tr>
+        <w:tc>
+          <w:tcPr>
+            <w:tcW w:type="dxa" w:w="1440"/>
+          </w:tcPr>
+          <w:p>
+            <w:r>
+              <w:rPr>
+                <w:b w:val="0"/>
+              </w:rPr>
+              <w:t>식비·간식비</w:t>
+            </w:r>
+          </w:p>
+        </w:tc>
+        <w:tc>
+          <w:tcPr>
+            <w:tcW w:type="dxa" w:w="1440"/>
+          </w:tcPr>
+          <w:p>
+            <w:r>
+              <w:rPr>
+                <w:b w:val="0"/>
+              </w:rPr>
+              <w:t>________원 × ________명</w:t>
+            </w:r>
+          </w:p>
+        </w:tc>
+        <w:tc>
+          <w:tcPr>
+            <w:tcW w:type="dxa" w:w="1440"/>
+          </w:tcPr>
+          <w:p>
+            <w:r>
+              <w:rPr>
+                <w:b w:val="0"/>
+              </w:rPr>
+              <w:t>________</w:t>
+            </w:r>
+          </w:p>
+        </w:tc>
+        <w:tc>
+          <w:tcPr>
+            <w:tcW w:type="dxa" w:w="1440"/>
+          </w:tcPr>
+          <w:p>
+            <w:r>
+              <w:rPr>
+                <w:b w:val="0"/>
+              </w:rPr>
+              <w:t>________</w:t>
+            </w:r>
+          </w:p>
+        </w:tc>
+        <w:tc>
+          <w:tcPr>
+            <w:tcW w:type="dxa" w:w="1440"/>
+          </w:tcPr>
+          <w:p>
+            <w:r>
+              <w:rPr>
+                <w:b w:val="0"/>
+              </w:rPr>
+              <w:t>________</w:t>
+            </w:r>
+          </w:p>
+        </w:tc>
+        <w:tc>
+          <w:tcPr>
+            <w:tcW w:type="dxa" w:w="1440"/>
+          </w:tcPr>
+          <w:p>
+            <w:r>
+              <w:rPr>
+                <w:b w:val="0"/>
+              </w:rPr>
+              <w:t>________</w:t>
+            </w:r>
+          </w:p>
+        </w:tc>
+      </w:tr>
+      <w:tr>
+        <w:tc>
+          <w:tcPr>
+            <w:tcW w:type="dxa" w:w="1440"/>
+          </w:tcPr>
+          <w:p>
+            <w:r>
+              <w:rPr>
+                <w:b w:val="0"/>
+              </w:rPr>
+              <w:t>교통·장소비</w:t>
+            </w:r>
+          </w:p>
+        </w:tc>
+        <w:tc>
+          <w:tcPr>
+            <w:tcW w:type="dxa" w:w="1440"/>
+          </w:tcPr>
+          <w:p>
+            <w:r>
+              <w:rPr>
+                <w:b w:val="0"/>
+              </w:rPr>
+              <w:t>________원 × ________</w:t>
+            </w:r>
+          </w:p>
+        </w:tc>
+        <w:tc>
+          <w:tcPr>
+            <w:tcW w:type="dxa" w:w="1440"/>
+          </w:tcPr>
+          <w:p>
+            <w:r>
+              <w:rPr>
+                <w:b w:val="0"/>
+              </w:rPr>
+              <w:t>________</w:t>
+            </w:r>
+          </w:p>
+        </w:tc>
+        <w:tc>
+          <w:tcPr>
+            <w:tcW w:type="dxa" w:w="1440"/>
+          </w:tcPr>
+          <w:p>
+            <w:r>
+              <w:rPr>
+                <w:b w:val="0"/>
+              </w:rPr>
+              <w:t>________</w:t>
+            </w:r>
+          </w:p>
+        </w:tc>
+        <w:tc>
+          <w:tcPr>
+            <w:tcW w:type="dxa" w:w="1440"/>
+          </w:tcPr>
+          <w:p>
+            <w:r>
+              <w:rPr>
+                <w:b w:val="0"/>
+              </w:rPr>
+              <w:t>________</w:t>
+            </w:r>
+          </w:p>
+        </w:tc>
+        <w:tc>
+          <w:tcPr>
+            <w:tcW w:type="dxa" w:w="1440"/>
+          </w:tcPr>
+          <w:p>
+            <w:r>
+              <w:rPr>
+                <w:b w:val="0"/>
+              </w:rPr>
+              <w:t>________</w:t>
+            </w:r>
+          </w:p>
+        </w:tc>
+      </w:tr>
+      <w:tr>
+        <w:tc>
+          <w:tcPr>
+            <w:tcW w:type="dxa" w:w="1440"/>
+          </w:tcPr>
+          <w:p>
+            <w:r>
+              <w:rPr>
+                <w:b w:val="0"/>
+              </w:rPr>
+              <w:t>물품·기타</w:t>
+            </w:r>
+          </w:p>
+        </w:tc>
+        <w:tc>
+          <w:tcPr>
+            <w:tcW w:type="dxa" w:w="1440"/>
+          </w:tcPr>
+          <w:p>
+            <w:r>
+              <w:rPr>
+                <w:b w:val="0"/>
+              </w:rPr>
+              <w:t>________원 × ________</w:t>
+            </w:r>
+          </w:p>
+        </w:tc>
+        <w:tc>
+          <w:tcPr>
+            <w:tcW w:type="dxa" w:w="1440"/>
+          </w:tcPr>
+          <w:p>
+            <w:r>
+              <w:rPr>
+                <w:b w:val="0"/>
+              </w:rPr>
+              <w:t>________</w:t>
+            </w:r>
+          </w:p>
+        </w:tc>
+        <w:tc>
+          <w:tcPr>
+            <w:tcW w:type="dxa" w:w="1440"/>
+          </w:tcPr>
+          <w:p>
+            <w:r>
+              <w:rPr>
+                <w:b w:val="0"/>
+              </w:rPr>
+              <w:t>________</w:t>
+            </w:r>
+          </w:p>
+        </w:tc>
+        <w:tc>
+          <w:tcPr>
+            <w:tcW w:type="dxa" w:w="1440"/>
+          </w:tcPr>
+          <w:p>
+            <w:r>
+              <w:rPr>
+                <w:b w:val="0"/>
+              </w:rPr>
+              <w:t>________</w:t>
+            </w:r>
+          </w:p>
+        </w:tc>
+        <w:tc>
+          <w:tcPr>
+            <w:tcW w:type="dxa" w:w="1440"/>
+          </w:tcPr>
+          <w:p>
+            <w:r>
+              <w:rPr>
+                <w:b w:val="0"/>
+              </w:rPr>
+              <w:t>________</w:t>
+            </w:r>
+          </w:p>
+        </w:tc>
+      </w:tr>
+      <w:tr>
+        <w:tc>
+          <w:tcPr>
+            <w:tcW w:type="dxa" w:w="1440"/>
+          </w:tcPr>
+          <w:p>
+            <w:r>
+              <w:rPr>
+                <w:b w:val="0"/>
+              </w:rPr>
+              <w:t>합계</w:t>
+            </w:r>
+          </w:p>
+        </w:tc>
+        <w:tc>
+          <w:tcPr>
+            <w:tcW w:type="dxa" w:w="1440"/>
+          </w:tcPr>
+          <w:p/>
+        </w:tc>
+        <w:tc>
+          <w:tcPr>
+            <w:tcW w:type="dxa" w:w="1440"/>
+          </w:tcPr>
+          <w:p>
+            <w:r>
+              <w:rPr>
+                <w:b w:val="0"/>
+              </w:rPr>
+              <w:t>________</w:t>
+            </w:r>
+          </w:p>
+        </w:tc>
+        <w:tc>
+          <w:tcPr>
+            <w:tcW w:type="dxa" w:w="1440"/>
+          </w:tcPr>
+          <w:p>
+            <w:r>
+              <w:rPr>
+                <w:b w:val="0"/>
+              </w:rPr>
+              <w:t>________</w:t>
+            </w:r>
+          </w:p>
+        </w:tc>
+        <w:tc>
+          <w:tcPr>
+            <w:tcW w:type="dxa" w:w="1440"/>
+          </w:tcPr>
+          <w:p>
+            <w:r>
+              <w:rPr>
+                <w:b w:val="0"/>
+              </w:rPr>
+              <w:t>________</w:t>
+            </w:r>
+          </w:p>
+        </w:tc>
+        <w:tc>
+          <w:tcPr>
+            <w:tcW w:type="dxa" w:w="1440"/>
+          </w:tcPr>
+          <w:p/>
+        </w:tc>
+      </w:tr>
+    </w:tbl>
+    <w:p/>
+    <w:p>
+      <w:r>
+        <w:rPr>
+          <w:b w:val="0"/>
+        </w:rPr>
+        <w:t>다. 거래별 기록 및 증빙 연결</w:t>
+      </w:r>
+    </w:p>
+    <w:p>
+      <w:r>
+        <w:rPr>
+          <w:b w:val="0"/>
+        </w:rPr>
+        <w:t>(단위: 원)</w:t>
+      </w:r>
+    </w:p>
+    <w:tbl>
+      <w:tblPr>
+        <w:tblStyle w:val="TableGrid"/>
+        <w:tblW w:type="auto" w:w="0"/>
+        <w:tblLook w:firstColumn="1" w:firstRow="1" w:lastColumn="0" w:lastRow="0" w:noHBand="0" w:noVBand="1" w:val="04A0"/>
+      </w:tblPr>
+      <w:tblGrid>
+        <w:gridCol w:w="1080"/>
+        <w:gridCol w:w="1080"/>
+        <w:gridCol w:w="1080"/>
+        <w:gridCol w:w="1080"/>
+        <w:gridCol w:w="1080"/>
+        <w:gridCol w:w="1080"/>
+        <w:gridCol w:w="1080"/>
+        <w:gridCol w:w="1080"/>
+      </w:tblGrid>
+      <w:tr>
+        <w:tc>
+          <w:tcPr>
+            <w:tcW w:type="dxa" w:w="1080"/>
+          </w:tcPr>
+          <w:p>
+            <w:r>
+              <w:rPr>
+                <w:b/>
+              </w:rPr>
+              <w:t>거래일</w:t>
+            </w:r>
+          </w:p>
+        </w:tc>
+        <w:tc>
+          <w:tcPr>
+            <w:tcW w:type="dxa" w:w="1080"/>
+          </w:tcPr>
+          <w:p>
+            <w:r>
+              <w:rPr>
+                <w:b/>
+              </w:rPr>
+              <w:t>수입·지출 구분</w:t>
+            </w:r>
+          </w:p>
+        </w:tc>
+        <w:tc>
+          <w:tcPr>
+            <w:tcW w:type="dxa" w:w="1080"/>
+          </w:tcPr>
+          <w:p>
+            <w:r>
+              <w:rPr>
+                <w:b/>
+              </w:rPr>
+              <w:t>거래 내용·거래처</w:t>
+            </w:r>
+          </w:p>
+        </w:tc>
+        <w:tc>
+          <w:tcPr>
+            <w:tcW w:type="dxa" w:w="1080"/>
+          </w:tcPr>
+          <w:p>
+            <w:r>
+              <w:rPr>
+                <w:b/>
+              </w:rPr>
+              <w:t>산출근거</w:t>
+            </w:r>
+          </w:p>
+        </w:tc>
+        <w:tc>
+          <w:tcPr>
+            <w:tcW w:type="dxa" w:w="1080"/>
+          </w:tcPr>
+          <w:p>
+            <w:r>
+              <w:rPr>
+                <w:b/>
+              </w:rPr>
+              <w:t>금액</w:t>
+            </w:r>
+          </w:p>
+        </w:tc>
+        <w:tc>
+          <w:tcPr>
+            <w:tcW w:type="dxa" w:w="1080"/>
+          </w:tcPr>
+          <w:p>
+            <w:r>
+              <w:rPr>
+                <w:b/>
+              </w:rPr>
+              <w:t>결제·수납 방법</w:t>
+            </w:r>
+          </w:p>
+        </w:tc>
+        <w:tc>
+          <w:tcPr>
+            <w:tcW w:type="dxa" w:w="1080"/>
+          </w:tcPr>
+          <w:p>
+            <w:r>
+              <w:rPr>
+                <w:b/>
+              </w:rPr>
+              <w:t>사전 승인 근거</w:t>
+            </w:r>
+          </w:p>
+        </w:tc>
+        <w:tc>
+          <w:tcPr>
+            <w:tcW w:type="dxa" w:w="1080"/>
+          </w:tcPr>
+          <w:p>
+            <w:r>
+              <w:rPr>
+                <w:b/>
+              </w:rPr>
+              <w:t>영수증·증빙 번호</w:t>
+            </w:r>
+          </w:p>
+        </w:tc>
+      </w:tr>
+      <w:tr>
+        <w:tc>
+          <w:tcPr>
+            <w:tcW w:type="dxa" w:w="1080"/>
+          </w:tcPr>
+          <w:p>
+            <w:r>
+              <w:rPr>
+                <w:b w:val="0"/>
+              </w:rPr>
+              <w:t>________</w:t>
+            </w:r>
+          </w:p>
+        </w:tc>
+        <w:tc>
+          <w:tcPr>
+            <w:tcW w:type="dxa" w:w="1080"/>
+          </w:tcPr>
+          <w:p>
+            <w:r>
+              <w:rPr>
+                <w:b w:val="0"/>
+              </w:rPr>
+              <w:t>________</w:t>
+            </w:r>
+          </w:p>
+        </w:tc>
+        <w:tc>
+          <w:tcPr>
+            <w:tcW w:type="dxa" w:w="1080"/>
+          </w:tcPr>
+          <w:p>
+            <w:r>
+              <w:rPr>
+                <w:b w:val="0"/>
+              </w:rPr>
+              <w:t>________</w:t>
+            </w:r>
+          </w:p>
+        </w:tc>
+        <w:tc>
+          <w:tcPr>
+            <w:tcW w:type="dxa" w:w="1080"/>
+          </w:tcPr>
+          <w:p>
+            <w:r>
+              <w:rPr>
+                <w:b w:val="0"/>
+              </w:rPr>
+              <w:t>________</w:t>
+            </w:r>
+          </w:p>
+        </w:tc>
+        <w:tc>
+          <w:tcPr>
+            <w:tcW w:type="dxa" w:w="1080"/>
+          </w:tcPr>
+          <w:p>
+            <w:r>
+              <w:rPr>
+                <w:b w:val="0"/>
+              </w:rPr>
+              <w:t>________</w:t>
+            </w:r>
+          </w:p>
+        </w:tc>
+        <w:tc>
+          <w:tcPr>
+            <w:tcW w:type="dxa" w:w="1080"/>
+          </w:tcPr>
+          <w:p>
+            <w:r>
+              <w:rPr>
+                <w:b w:val="0"/>
+              </w:rPr>
+              <w:t>________</w:t>
+            </w:r>
+          </w:p>
+        </w:tc>
+        <w:tc>
+          <w:tcPr>
+            <w:tcW w:type="dxa" w:w="1080"/>
+          </w:tcPr>
+          <w:p>
+            <w:r>
+              <w:rPr>
+                <w:b w:val="0"/>
+              </w:rPr>
+              <w:t>________</w:t>
+            </w:r>
+          </w:p>
+        </w:tc>
+        <w:tc>
+          <w:tcPr>
+            <w:tcW w:type="dxa" w:w="1080"/>
+          </w:tcPr>
+          <w:p>
+            <w:r>
+              <w:rPr>
+                <w:b w:val="0"/>
+              </w:rPr>
+              <w:t>________</w:t>
+            </w:r>
+          </w:p>
+        </w:tc>
+      </w:tr>
+      <w:tr>
+        <w:tc>
+          <w:tcPr>
+            <w:tcW w:type="dxa" w:w="1080"/>
+          </w:tcPr>
+          <w:p>
+            <w:r>
+              <w:rPr>
+                <w:b w:val="0"/>
+              </w:rPr>
+              <w:t>________</w:t>
+            </w:r>
+          </w:p>
+        </w:tc>
+        <w:tc>
+          <w:tcPr>
+            <w:tcW w:type="dxa" w:w="1080"/>
+          </w:tcPr>
+          <w:p>
+            <w:r>
+              <w:rPr>
+                <w:b w:val="0"/>
+              </w:rPr>
+              <w:t>________</w:t>
+            </w:r>
+          </w:p>
+        </w:tc>
+        <w:tc>
+          <w:tcPr>
+            <w:tcW w:type="dxa" w:w="1080"/>
+          </w:tcPr>
+          <w:p>
+            <w:r>
+              <w:rPr>
+                <w:b w:val="0"/>
+              </w:rPr>
+              <w:t>________</w:t>
+            </w:r>
+          </w:p>
+        </w:tc>
+        <w:tc>
+          <w:tcPr>
+            <w:tcW w:type="dxa" w:w="1080"/>
+          </w:tcPr>
+          <w:p>
+            <w:r>
+              <w:rPr>
+                <w:b w:val="0"/>
+              </w:rPr>
+              <w:t>________</w:t>
+            </w:r>
+          </w:p>
+        </w:tc>
+        <w:tc>
+          <w:tcPr>
+            <w:tcW w:type="dxa" w:w="1080"/>
+          </w:tcPr>
+          <w:p>
+            <w:r>
+              <w:rPr>
+                <w:b w:val="0"/>
+              </w:rPr>
+              <w:t>________</w:t>
+            </w:r>
+          </w:p>
+        </w:tc>
+        <w:tc>
+          <w:tcPr>
+            <w:tcW w:type="dxa" w:w="1080"/>
+          </w:tcPr>
+          <w:p>
+            <w:r>
+              <w:rPr>
+                <w:b w:val="0"/>
+              </w:rPr>
+              <w:t>________</w:t>
+            </w:r>
+          </w:p>
+        </w:tc>
+        <w:tc>
+          <w:tcPr>
+            <w:tcW w:type="dxa" w:w="1080"/>
+          </w:tcPr>
+          <w:p>
+            <w:r>
+              <w:rPr>
+                <w:b w:val="0"/>
+              </w:rPr>
+              <w:t>________</w:t>
+            </w:r>
+          </w:p>
+        </w:tc>
+        <w:tc>
+          <w:tcPr>
+            <w:tcW w:type="dxa" w:w="1080"/>
+          </w:tcPr>
+          <w:p>
+            <w:r>
+              <w:rPr>
+                <w:b w:val="0"/>
+              </w:rPr>
+              <w:t>________</w:t>
+            </w:r>
+          </w:p>
+        </w:tc>
+      </w:tr>
+    </w:tbl>
+    <w:p/>
+    <w:p>
+      <w:r>
+        <w:rPr>
+          <w:b w:val="0"/>
+        </w:rPr>
+        <w:t>라. 잔액 처리 및 확인</w:t>
+      </w:r>
+    </w:p>
+    <w:p>
+      <w:r>
+        <w:rPr>
+          <w:b w:val="0"/>
+        </w:rPr>
+        <w:t>총수입 금________원(금________원) − 총지출 금________원(금________원) = 잔액 금________원(금________원)</w:t>
+      </w:r>
+    </w:p>
+    <w:tbl>
+      <w:tblPr>
+        <w:tblStyle w:val="TableGrid"/>
+        <w:tblW w:type="auto" w:w="0"/>
+        <w:tblLook w:firstColumn="1" w:firstRow="1" w:lastColumn="0" w:lastRow="0" w:noHBand="0" w:noVBand="1" w:val="04A0"/>
+      </w:tblPr>
+      <w:tblGrid>
+        <w:gridCol w:w="2160"/>
+        <w:gridCol w:w="2160"/>
+        <w:gridCol w:w="2160"/>
+        <w:gridCol w:w="2160"/>
+      </w:tblGrid>
+      <w:tr>
+        <w:tc>
+          <w:tcPr>
+            <w:tcW w:type="dxa" w:w="2160"/>
+          </w:tcPr>
+          <w:p>
+            <w:r>
+              <w:rPr>
+                <w:b/>
+              </w:rPr>
+              <w:t>확인 사항</w:t>
+            </w:r>
+          </w:p>
+        </w:tc>
+        <w:tc>
+          <w:tcPr>
+            <w:tcW w:type="dxa" w:w="2160"/>
+          </w:tcPr>
+          <w:p>
+            <w:r>
+              <w:rPr>
+                <w:b/>
+              </w:rPr>
+              <w:t>처리·확인 내용</w:t>
+            </w:r>
+          </w:p>
+        </w:tc>
+        <w:tc>
+          <w:tcPr>
+            <w:tcW w:type="dxa" w:w="2160"/>
+          </w:tcPr>
+          <w:p>
+            <w:r>
+              <w:rPr>
+                <w:b/>
+              </w:rPr>
+              <w:t>담당</w:t>
+            </w:r>
+          </w:p>
+        </w:tc>
+        <w:tc>
+          <w:tcPr>
+            <w:tcW w:type="dxa" w:w="2160"/>
+          </w:tcPr>
+          <w:p>
+            <w:r>
+              <w:rPr>
+                <w:b/>
+              </w:rPr>
+              <w:t>기한</w:t>
+            </w:r>
+          </w:p>
+        </w:tc>
+      </w:tr>
+      <w:tr>
+        <w:tc>
+          <w:tcPr>
+            <w:tcW w:type="dxa" w:w="2160"/>
+          </w:tcPr>
+          <w:p>
+            <w:r>
+              <w:rPr>
+                <w:b w:val="0"/>
+              </w:rPr>
+              <w:t>잔액 반납·이월</w:t>
+            </w:r>
+          </w:p>
+        </w:tc>
+        <w:tc>
+          <w:tcPr>
+            <w:tcW w:type="dxa" w:w="2160"/>
+          </w:tcPr>
+          <w:p>
+            <w:r>
+              <w:rPr>
+                <w:b w:val="0"/>
+              </w:rPr>
+              <w:t>승인 근거: ________ / 처리 방법: ________ / 증빙 번호: ________</w:t>
+            </w:r>
+          </w:p>
+        </w:tc>
+        <w:tc>
+          <w:tcPr>
+            <w:tcW w:type="dxa" w:w="2160"/>
+          </w:tcPr>
+          <w:p>
+            <w:r>
+              <w:rPr>
+                <w:b w:val="0"/>
+              </w:rPr>
+              <w:t>________</w:t>
+            </w:r>
+          </w:p>
+        </w:tc>
+        <w:tc>
+          <w:tcPr>
+            <w:tcW w:type="dxa" w:w="2160"/>
+          </w:tcPr>
+          <w:p>
+            <w:r>
+              <w:rPr>
+                <w:b w:val="0"/>
+              </w:rPr>
+              <w:t>________</w:t>
+            </w:r>
+          </w:p>
+        </w:tc>
+      </w:tr>
+      <w:tr>
+        <w:tc>
+          <w:tcPr>
+            <w:tcW w:type="dxa" w:w="2160"/>
+          </w:tcPr>
+          <w:p>
+            <w:r>
+              <w:rPr>
+                <w:b w:val="0"/>
+              </w:rPr>
+              <w:t>증빙 대조</w:t>
+            </w:r>
+          </w:p>
+        </w:tc>
+        <w:tc>
+          <w:tcPr>
+            <w:tcW w:type="dxa" w:w="2160"/>
+          </w:tcPr>
+          <w:p>
+            <w:r>
+              <w:rPr>
+                <w:b w:val="0"/>
+              </w:rPr>
+              <w:t>거래별 기록·영수증·교회 계좌 내역 대조 결과: ________</w:t>
+            </w:r>
+          </w:p>
+        </w:tc>
+        <w:tc>
+          <w:tcPr>
+            <w:tcW w:type="dxa" w:w="2160"/>
+          </w:tcPr>
+          <w:p>
+            <w:r>
+              <w:rPr>
+                <w:b w:val="0"/>
+              </w:rPr>
+              <w:t>________</w:t>
+            </w:r>
+          </w:p>
+        </w:tc>
+        <w:tc>
+          <w:tcPr>
+            <w:tcW w:type="dxa" w:w="2160"/>
+          </w:tcPr>
+          <w:p>
+            <w:r>
+              <w:rPr>
+                <w:b w:val="0"/>
+              </w:rPr>
+              <w:t>________</w:t>
+            </w:r>
+          </w:p>
+        </w:tc>
+      </w:tr>
+      <w:tr>
+        <w:tc>
+          <w:tcPr>
+            <w:tcW w:type="dxa" w:w="2160"/>
+          </w:tcPr>
+          <w:p>
+            <w:r>
+              <w:rPr>
+                <w:b w:val="0"/>
+              </w:rPr>
+              <w:t>개인 계좌 혼용 여부</w:t>
+            </w:r>
+          </w:p>
+        </w:tc>
+        <w:tc>
+          <w:tcPr>
+            <w:tcW w:type="dxa" w:w="2160"/>
+          </w:tcPr>
+          <w:p>
+            <w:r>
+              <w:rPr>
+                <w:b w:val="0"/>
+              </w:rPr>
+              <w:t>교회 지정 계좌 사용 여부 및 확인 결과: ________</w:t>
+            </w:r>
+          </w:p>
+        </w:tc>
+        <w:tc>
+          <w:tcPr>
+            <w:tcW w:type="dxa" w:w="2160"/>
+          </w:tcPr>
+          <w:p>
+            <w:r>
+              <w:rPr>
+                <w:b w:val="0"/>
+              </w:rPr>
+              <w:t>________</w:t>
+            </w:r>
+          </w:p>
+        </w:tc>
+        <w:tc>
+          <w:tcPr>
+            <w:tcW w:type="dxa" w:w="2160"/>
+          </w:tcPr>
+          <w:p>
+            <w:r>
+              <w:rPr>
+                <w:b w:val="0"/>
+              </w:rPr>
+              <w:t>________</w:t>
+            </w:r>
+          </w:p>
+        </w:tc>
+      </w:tr>
+      <w:tr>
+        <w:tc>
+          <w:tcPr>
+            <w:tcW w:type="dxa" w:w="2160"/>
+          </w:tcPr>
+          <w:p>
+            <w:r>
+              <w:rPr>
+                <w:b w:val="0"/>
+              </w:rPr>
+              <w:t>월별·행사별 보고</w:t>
+            </w:r>
+          </w:p>
+        </w:tc>
+        <w:tc>
+          <w:tcPr>
+            <w:tcW w:type="dxa" w:w="2160"/>
+          </w:tcPr>
+          <w:p>
+            <w:r>
+              <w:rPr>
+                <w:b w:val="0"/>
+              </w:rPr>
+              <w:t>보고 대상: ________ / 해당 월 회계 반영: ________</w:t>
+            </w:r>
+          </w:p>
+        </w:tc>
+        <w:tc>
+          <w:tcPr>
+            <w:tcW w:type="dxa" w:w="2160"/>
+          </w:tcPr>
+          <w:p>
+            <w:r>
+              <w:rPr>
+                <w:b w:val="0"/>
+              </w:rPr>
+              <w:t>________</w:t>
+            </w:r>
+          </w:p>
+        </w:tc>
+        <w:tc>
+          <w:tcPr>
+            <w:tcW w:type="dxa" w:w="2160"/>
+          </w:tcPr>
+          <w:p>
+            <w:r>
+              <w:rPr>
+                <w:b w:val="0"/>
+              </w:rPr>
+              <w:t>________</w:t>
+            </w:r>
+          </w:p>
+        </w:tc>
+      </w:tr>
+    </w:tbl>
+    <w:p/>
+    <w:p>
+      <w:r>
+        <w:rPr>
+          <w:b w:val="0"/>
+        </w:rPr>
+        <w:t>정산 작성자 서명: ________ / 별도 확인자 서명: ________ / 확인일: ________</w:t>
+      </w:r>
+    </w:p>
+    <w:p>
+      <w:r>
+        <w:rPr>
+          <w:b w:val="0"/>
+        </w:rPr>
+        <w:t>현금 취급 시 공동 계수액: 금________원(금________원) / 계수일: ________</w:t>
+      </w:r>
+    </w:p>
+    <w:p>
+      <w:r>
+        <w:rPr>
+          <w:b w:val="0"/>
+        </w:rPr>
+        <w:t>공동 계수자 서명: ________, ________ / 현금 미취급 시: ________</w:t>
       </w:r>
     </w:p>
     <w:p>
@@ -1487,7 +3302,1040 @@
         <w:rPr>
           <w:b w:val="0"/>
         </w:rPr>
-        <w:t>평가</w:t>
+        <w:t>5. 안전·운영 사항</w:t>
+      </w:r>
+    </w:p>
+    <w:tbl>
+      <w:tblPr>
+        <w:tblStyle w:val="TableGrid"/>
+        <w:tblW w:type="auto" w:w="0"/>
+        <w:tblLook w:firstColumn="1" w:firstRow="1" w:lastColumn="0" w:lastRow="0" w:noHBand="0" w:noVBand="1" w:val="04A0"/>
+      </w:tblPr>
+      <w:tblGrid>
+        <w:gridCol w:w="1728"/>
+        <w:gridCol w:w="1728"/>
+        <w:gridCol w:w="1728"/>
+        <w:gridCol w:w="1728"/>
+        <w:gridCol w:w="1728"/>
+      </w:tblGrid>
+      <w:tr>
+        <w:tc>
+          <w:tcPr>
+            <w:tcW w:type="dxa" w:w="1728"/>
+          </w:tcPr>
+          <w:p>
+            <w:r>
+              <w:rPr>
+                <w:b/>
+              </w:rPr>
+              <w:t>구분</w:t>
+            </w:r>
+          </w:p>
+        </w:tc>
+        <w:tc>
+          <w:tcPr>
+            <w:tcW w:type="dxa" w:w="1728"/>
+          </w:tcPr>
+          <w:p>
+            <w:r>
+              <w:rPr>
+                <w:b/>
+              </w:rPr>
+              <w:t>발생 여부·운영 결과</w:t>
+            </w:r>
+          </w:p>
+        </w:tc>
+        <w:tc>
+          <w:tcPr>
+            <w:tcW w:type="dxa" w:w="1728"/>
+          </w:tcPr>
+          <w:p>
+            <w:r>
+              <w:rPr>
+                <w:b/>
+              </w:rPr>
+              <w:t>조치 내용</w:t>
+            </w:r>
+          </w:p>
+        </w:tc>
+        <w:tc>
+          <w:tcPr>
+            <w:tcW w:type="dxa" w:w="1728"/>
+          </w:tcPr>
+          <w:p>
+            <w:r>
+              <w:rPr>
+                <w:b/>
+              </w:rPr>
+              <w:t>담당</w:t>
+            </w:r>
+          </w:p>
+        </w:tc>
+        <w:tc>
+          <w:tcPr>
+            <w:tcW w:type="dxa" w:w="1728"/>
+          </w:tcPr>
+          <w:p>
+            <w:r>
+              <w:rPr>
+                <w:b/>
+              </w:rPr>
+              <w:t>완료일·기한</w:t>
+            </w:r>
+          </w:p>
+        </w:tc>
+      </w:tr>
+      <w:tr>
+        <w:tc>
+          <w:tcPr>
+            <w:tcW w:type="dxa" w:w="1728"/>
+          </w:tcPr>
+          <w:p>
+            <w:r>
+              <w:rPr>
+                <w:b w:val="0"/>
+              </w:rPr>
+              <w:t>이동·귀가 및 인원 확인</w:t>
+            </w:r>
+          </w:p>
+        </w:tc>
+        <w:tc>
+          <w:tcPr>
+            <w:tcW w:type="dxa" w:w="1728"/>
+          </w:tcPr>
+          <w:p>
+            <w:r>
+              <w:rPr>
+                <w:b w:val="0"/>
+              </w:rPr>
+              <w:t>________</w:t>
+            </w:r>
+          </w:p>
+        </w:tc>
+        <w:tc>
+          <w:tcPr>
+            <w:tcW w:type="dxa" w:w="1728"/>
+          </w:tcPr>
+          <w:p>
+            <w:r>
+              <w:rPr>
+                <w:b w:val="0"/>
+              </w:rPr>
+              <w:t>________</w:t>
+            </w:r>
+          </w:p>
+        </w:tc>
+        <w:tc>
+          <w:tcPr>
+            <w:tcW w:type="dxa" w:w="1728"/>
+          </w:tcPr>
+          <w:p>
+            <w:r>
+              <w:rPr>
+                <w:b w:val="0"/>
+              </w:rPr>
+              <w:t>________</w:t>
+            </w:r>
+          </w:p>
+        </w:tc>
+        <w:tc>
+          <w:tcPr>
+            <w:tcW w:type="dxa" w:w="1728"/>
+          </w:tcPr>
+          <w:p>
+            <w:r>
+              <w:rPr>
+                <w:b w:val="0"/>
+              </w:rPr>
+              <w:t>________</w:t>
+            </w:r>
+          </w:p>
+        </w:tc>
+      </w:tr>
+      <w:tr>
+        <w:tc>
+          <w:tcPr>
+            <w:tcW w:type="dxa" w:w="1728"/>
+          </w:tcPr>
+          <w:p>
+            <w:r>
+              <w:rPr>
+                <w:b w:val="0"/>
+              </w:rPr>
+              <w:t>시설·활동 안전</w:t>
+            </w:r>
+          </w:p>
+        </w:tc>
+        <w:tc>
+          <w:tcPr>
+            <w:tcW w:type="dxa" w:w="1728"/>
+          </w:tcPr>
+          <w:p>
+            <w:r>
+              <w:rPr>
+                <w:b w:val="0"/>
+              </w:rPr>
+              <w:t>________</w:t>
+            </w:r>
+          </w:p>
+        </w:tc>
+        <w:tc>
+          <w:tcPr>
+            <w:tcW w:type="dxa" w:w="1728"/>
+          </w:tcPr>
+          <w:p>
+            <w:r>
+              <w:rPr>
+                <w:b w:val="0"/>
+              </w:rPr>
+              <w:t>________</w:t>
+            </w:r>
+          </w:p>
+        </w:tc>
+        <w:tc>
+          <w:tcPr>
+            <w:tcW w:type="dxa" w:w="1728"/>
+          </w:tcPr>
+          <w:p>
+            <w:r>
+              <w:rPr>
+                <w:b w:val="0"/>
+              </w:rPr>
+              <w:t>________</w:t>
+            </w:r>
+          </w:p>
+        </w:tc>
+        <w:tc>
+          <w:tcPr>
+            <w:tcW w:type="dxa" w:w="1728"/>
+          </w:tcPr>
+          <w:p>
+            <w:r>
+              <w:rPr>
+                <w:b w:val="0"/>
+              </w:rPr>
+              <w:t>________</w:t>
+            </w:r>
+          </w:p>
+        </w:tc>
+      </w:tr>
+      <w:tr>
+        <w:tc>
+          <w:tcPr>
+            <w:tcW w:type="dxa" w:w="1728"/>
+          </w:tcPr>
+          <w:p>
+            <w:r>
+              <w:rPr>
+                <w:b w:val="0"/>
+              </w:rPr>
+              <w:t>식품·위생 및 응급 대응</w:t>
+            </w:r>
+          </w:p>
+        </w:tc>
+        <w:tc>
+          <w:tcPr>
+            <w:tcW w:type="dxa" w:w="1728"/>
+          </w:tcPr>
+          <w:p>
+            <w:r>
+              <w:rPr>
+                <w:b w:val="0"/>
+              </w:rPr>
+              <w:t>________</w:t>
+            </w:r>
+          </w:p>
+        </w:tc>
+        <w:tc>
+          <w:tcPr>
+            <w:tcW w:type="dxa" w:w="1728"/>
+          </w:tcPr>
+          <w:p>
+            <w:r>
+              <w:rPr>
+                <w:b w:val="0"/>
+              </w:rPr>
+              <w:t>________</w:t>
+            </w:r>
+          </w:p>
+        </w:tc>
+        <w:tc>
+          <w:tcPr>
+            <w:tcW w:type="dxa" w:w="1728"/>
+          </w:tcPr>
+          <w:p>
+            <w:r>
+              <w:rPr>
+                <w:b w:val="0"/>
+              </w:rPr>
+              <w:t>________</w:t>
+            </w:r>
+          </w:p>
+        </w:tc>
+        <w:tc>
+          <w:tcPr>
+            <w:tcW w:type="dxa" w:w="1728"/>
+          </w:tcPr>
+          <w:p>
+            <w:r>
+              <w:rPr>
+                <w:b w:val="0"/>
+              </w:rPr>
+              <w:t>________</w:t>
+            </w:r>
+          </w:p>
+        </w:tc>
+      </w:tr>
+      <w:tr>
+        <w:tc>
+          <w:tcPr>
+            <w:tcW w:type="dxa" w:w="1728"/>
+          </w:tcPr>
+          <w:p>
+            <w:r>
+              <w:rPr>
+                <w:b w:val="0"/>
+              </w:rPr>
+              <w:t>물품·시설 정리</w:t>
+            </w:r>
+          </w:p>
+        </w:tc>
+        <w:tc>
+          <w:tcPr>
+            <w:tcW w:type="dxa" w:w="1728"/>
+          </w:tcPr>
+          <w:p>
+            <w:r>
+              <w:rPr>
+                <w:b w:val="0"/>
+              </w:rPr>
+              <w:t>________</w:t>
+            </w:r>
+          </w:p>
+        </w:tc>
+        <w:tc>
+          <w:tcPr>
+            <w:tcW w:type="dxa" w:w="1728"/>
+          </w:tcPr>
+          <w:p>
+            <w:r>
+              <w:rPr>
+                <w:b w:val="0"/>
+              </w:rPr>
+              <w:t>________</w:t>
+            </w:r>
+          </w:p>
+        </w:tc>
+        <w:tc>
+          <w:tcPr>
+            <w:tcW w:type="dxa" w:w="1728"/>
+          </w:tcPr>
+          <w:p>
+            <w:r>
+              <w:rPr>
+                <w:b w:val="0"/>
+              </w:rPr>
+              <w:t>________</w:t>
+            </w:r>
+          </w:p>
+        </w:tc>
+        <w:tc>
+          <w:tcPr>
+            <w:tcW w:type="dxa" w:w="1728"/>
+          </w:tcPr>
+          <w:p>
+            <w:r>
+              <w:rPr>
+                <w:b w:val="0"/>
+              </w:rPr>
+              <w:t>________</w:t>
+            </w:r>
+          </w:p>
+        </w:tc>
+      </w:tr>
+    </w:tbl>
+    <w:p/>
+    <w:p>
+      <w:r>
+        <w:rPr>
+          <w:b w:val="0"/>
+        </w:rPr>
+        <w:t>연락처·건강정보·사고 당사자 식별정보는 본문에 기재하지 않고 별도 제한 열람 기록으로 관리합니다. 해당 기록 유무: ________ / 관리 담당: ________ / 보관 종료·파기 기한: ________</w:t>
+      </w:r>
+    </w:p>
+    <w:p>
+      <w:pPr>
+        <w:pStyle w:val="Heading2"/>
+      </w:pPr>
+      <w:r>
+        <w:rPr>
+          <w:b w:val="0"/>
+        </w:rPr>
+        <w:t>6. 문제점 및 개선사항</w:t>
+      </w:r>
+    </w:p>
+    <w:p>
+      <w:r>
+        <w:rPr>
+          <w:b w:val="0"/>
+        </w:rPr>
+        <w:t>가. 개선할 점</w:t>
+      </w:r>
+    </w:p>
+    <w:tbl>
+      <w:tblPr>
+        <w:tblStyle w:val="TableGrid"/>
+        <w:tblW w:type="auto" w:w="0"/>
+        <w:tblLook w:firstColumn="1" w:firstRow="1" w:lastColumn="0" w:lastRow="0" w:noHBand="0" w:noVBand="1" w:val="04A0"/>
+      </w:tblPr>
+      <w:tblGrid>
+        <w:gridCol w:w="1728"/>
+        <w:gridCol w:w="1728"/>
+        <w:gridCol w:w="1728"/>
+        <w:gridCol w:w="1728"/>
+        <w:gridCol w:w="1728"/>
+      </w:tblGrid>
+      <w:tr>
+        <w:tc>
+          <w:tcPr>
+            <w:tcW w:type="dxa" w:w="1728"/>
+          </w:tcPr>
+          <w:p>
+            <w:r>
+              <w:rPr>
+                <w:b/>
+              </w:rPr>
+              <w:t>문제점</w:t>
+            </w:r>
+          </w:p>
+        </w:tc>
+        <w:tc>
+          <w:tcPr>
+            <w:tcW w:type="dxa" w:w="1728"/>
+          </w:tcPr>
+          <w:p>
+            <w:r>
+              <w:rPr>
+                <w:b/>
+              </w:rPr>
+              <w:t>원인</w:t>
+            </w:r>
+          </w:p>
+        </w:tc>
+        <w:tc>
+          <w:tcPr>
+            <w:tcW w:type="dxa" w:w="1728"/>
+          </w:tcPr>
+          <w:p>
+            <w:r>
+              <w:rPr>
+                <w:b/>
+              </w:rPr>
+              <w:t>개선 조치</w:t>
+            </w:r>
+          </w:p>
+        </w:tc>
+        <w:tc>
+          <w:tcPr>
+            <w:tcW w:type="dxa" w:w="1728"/>
+          </w:tcPr>
+          <w:p>
+            <w:r>
+              <w:rPr>
+                <w:b/>
+              </w:rPr>
+              <w:t>담당</w:t>
+            </w:r>
+          </w:p>
+        </w:tc>
+        <w:tc>
+          <w:tcPr>
+            <w:tcW w:type="dxa" w:w="1728"/>
+          </w:tcPr>
+          <w:p>
+            <w:r>
+              <w:rPr>
+                <w:b/>
+              </w:rPr>
+              <w:t>기한</w:t>
+            </w:r>
+          </w:p>
+        </w:tc>
+      </w:tr>
+      <w:tr>
+        <w:tc>
+          <w:tcPr>
+            <w:tcW w:type="dxa" w:w="1728"/>
+          </w:tcPr>
+          <w:p>
+            <w:r>
+              <w:rPr>
+                <w:b w:val="0"/>
+              </w:rPr>
+              <w:t>________</w:t>
+            </w:r>
+          </w:p>
+        </w:tc>
+        <w:tc>
+          <w:tcPr>
+            <w:tcW w:type="dxa" w:w="1728"/>
+          </w:tcPr>
+          <w:p>
+            <w:r>
+              <w:rPr>
+                <w:b w:val="0"/>
+              </w:rPr>
+              <w:t>________</w:t>
+            </w:r>
+          </w:p>
+        </w:tc>
+        <w:tc>
+          <w:tcPr>
+            <w:tcW w:type="dxa" w:w="1728"/>
+          </w:tcPr>
+          <w:p>
+            <w:r>
+              <w:rPr>
+                <w:b w:val="0"/>
+              </w:rPr>
+              <w:t>________</w:t>
+            </w:r>
+          </w:p>
+        </w:tc>
+        <w:tc>
+          <w:tcPr>
+            <w:tcW w:type="dxa" w:w="1728"/>
+          </w:tcPr>
+          <w:p>
+            <w:r>
+              <w:rPr>
+                <w:b w:val="0"/>
+              </w:rPr>
+              <w:t>________</w:t>
+            </w:r>
+          </w:p>
+        </w:tc>
+        <w:tc>
+          <w:tcPr>
+            <w:tcW w:type="dxa" w:w="1728"/>
+          </w:tcPr>
+          <w:p>
+            <w:r>
+              <w:rPr>
+                <w:b w:val="0"/>
+              </w:rPr>
+              <w:t>________</w:t>
+            </w:r>
+          </w:p>
+        </w:tc>
+      </w:tr>
+      <w:tr>
+        <w:tc>
+          <w:tcPr>
+            <w:tcW w:type="dxa" w:w="1728"/>
+          </w:tcPr>
+          <w:p>
+            <w:r>
+              <w:rPr>
+                <w:b w:val="0"/>
+              </w:rPr>
+              <w:t>________</w:t>
+            </w:r>
+          </w:p>
+        </w:tc>
+        <w:tc>
+          <w:tcPr>
+            <w:tcW w:type="dxa" w:w="1728"/>
+          </w:tcPr>
+          <w:p>
+            <w:r>
+              <w:rPr>
+                <w:b w:val="0"/>
+              </w:rPr>
+              <w:t>________</w:t>
+            </w:r>
+          </w:p>
+        </w:tc>
+        <w:tc>
+          <w:tcPr>
+            <w:tcW w:type="dxa" w:w="1728"/>
+          </w:tcPr>
+          <w:p>
+            <w:r>
+              <w:rPr>
+                <w:b w:val="0"/>
+              </w:rPr>
+              <w:t>________</w:t>
+            </w:r>
+          </w:p>
+        </w:tc>
+        <w:tc>
+          <w:tcPr>
+            <w:tcW w:type="dxa" w:w="1728"/>
+          </w:tcPr>
+          <w:p>
+            <w:r>
+              <w:rPr>
+                <w:b w:val="0"/>
+              </w:rPr>
+              <w:t>________</w:t>
+            </w:r>
+          </w:p>
+        </w:tc>
+        <w:tc>
+          <w:tcPr>
+            <w:tcW w:type="dxa" w:w="1728"/>
+          </w:tcPr>
+          <w:p>
+            <w:r>
+              <w:rPr>
+                <w:b w:val="0"/>
+              </w:rPr>
+              <w:t>________</w:t>
+            </w:r>
+          </w:p>
+        </w:tc>
+      </w:tr>
+    </w:tbl>
+    <w:p/>
+    <w:p>
+      <w:r>
+        <w:rPr>
+          <w:b w:val="0"/>
+        </w:rPr>
+        <w:t>나. 다음 해 제안</w:t>
+      </w:r>
+    </w:p>
+    <w:tbl>
+      <w:tblPr>
+        <w:tblStyle w:val="TableGrid"/>
+        <w:tblW w:type="auto" w:w="0"/>
+        <w:tblLook w:firstColumn="1" w:firstRow="1" w:lastColumn="0" w:lastRow="0" w:noHBand="0" w:noVBand="1" w:val="04A0"/>
+      </w:tblPr>
+      <w:tblGrid>
+        <w:gridCol w:w="2160"/>
+        <w:gridCol w:w="2160"/>
+        <w:gridCol w:w="2160"/>
+        <w:gridCol w:w="2160"/>
+      </w:tblGrid>
+      <w:tr>
+        <w:tc>
+          <w:tcPr>
+            <w:tcW w:type="dxa" w:w="2160"/>
+          </w:tcPr>
+          <w:p>
+            <w:r>
+              <w:rPr>
+                <w:b/>
+              </w:rPr>
+              <w:t>제안 사항</w:t>
+            </w:r>
+          </w:p>
+        </w:tc>
+        <w:tc>
+          <w:tcPr>
+            <w:tcW w:type="dxa" w:w="2160"/>
+          </w:tcPr>
+          <w:p>
+            <w:r>
+              <w:rPr>
+                <w:b/>
+              </w:rPr>
+              <w:t>제안 근거·예상 소요 재원</w:t>
+            </w:r>
+          </w:p>
+        </w:tc>
+        <w:tc>
+          <w:tcPr>
+            <w:tcW w:type="dxa" w:w="2160"/>
+          </w:tcPr>
+          <w:p>
+            <w:r>
+              <w:rPr>
+                <w:b/>
+              </w:rPr>
+              <w:t>검토 담당</w:t>
+            </w:r>
+          </w:p>
+        </w:tc>
+        <w:tc>
+          <w:tcPr>
+            <w:tcW w:type="dxa" w:w="2160"/>
+          </w:tcPr>
+          <w:p>
+            <w:r>
+              <w:rPr>
+                <w:b/>
+              </w:rPr>
+              <w:t>검토 기한</w:t>
+            </w:r>
+          </w:p>
+        </w:tc>
+      </w:tr>
+      <w:tr>
+        <w:tc>
+          <w:tcPr>
+            <w:tcW w:type="dxa" w:w="2160"/>
+          </w:tcPr>
+          <w:p>
+            <w:r>
+              <w:rPr>
+                <w:b w:val="0"/>
+              </w:rPr>
+              <w:t>유지·확대할 내용: ________</w:t>
+            </w:r>
+          </w:p>
+        </w:tc>
+        <w:tc>
+          <w:tcPr>
+            <w:tcW w:type="dxa" w:w="2160"/>
+          </w:tcPr>
+          <w:p>
+            <w:r>
+              <w:rPr>
+                <w:b w:val="0"/>
+              </w:rPr>
+              <w:t>________</w:t>
+            </w:r>
+          </w:p>
+        </w:tc>
+        <w:tc>
+          <w:tcPr>
+            <w:tcW w:type="dxa" w:w="2160"/>
+          </w:tcPr>
+          <w:p>
+            <w:r>
+              <w:rPr>
+                <w:b w:val="0"/>
+              </w:rPr>
+              <w:t>________</w:t>
+            </w:r>
+          </w:p>
+        </w:tc>
+        <w:tc>
+          <w:tcPr>
+            <w:tcW w:type="dxa" w:w="2160"/>
+          </w:tcPr>
+          <w:p>
+            <w:r>
+              <w:rPr>
+                <w:b w:val="0"/>
+              </w:rPr>
+              <w:t>________</w:t>
+            </w:r>
+          </w:p>
+        </w:tc>
+      </w:tr>
+      <w:tr>
+        <w:tc>
+          <w:tcPr>
+            <w:tcW w:type="dxa" w:w="2160"/>
+          </w:tcPr>
+          <w:p>
+            <w:r>
+              <w:rPr>
+                <w:b w:val="0"/>
+              </w:rPr>
+              <w:t>변경·보완할 내용: ________</w:t>
+            </w:r>
+          </w:p>
+        </w:tc>
+        <w:tc>
+          <w:tcPr>
+            <w:tcW w:type="dxa" w:w="2160"/>
+          </w:tcPr>
+          <w:p>
+            <w:r>
+              <w:rPr>
+                <w:b w:val="0"/>
+              </w:rPr>
+              <w:t>________</w:t>
+            </w:r>
+          </w:p>
+        </w:tc>
+        <w:tc>
+          <w:tcPr>
+            <w:tcW w:type="dxa" w:w="2160"/>
+          </w:tcPr>
+          <w:p>
+            <w:r>
+              <w:rPr>
+                <w:b w:val="0"/>
+              </w:rPr>
+              <w:t>________</w:t>
+            </w:r>
+          </w:p>
+        </w:tc>
+        <w:tc>
+          <w:tcPr>
+            <w:tcW w:type="dxa" w:w="2160"/>
+          </w:tcPr>
+          <w:p>
+            <w:r>
+              <w:rPr>
+                <w:b w:val="0"/>
+              </w:rPr>
+              <w:t>________</w:t>
+            </w:r>
+          </w:p>
+        </w:tc>
+      </w:tr>
+    </w:tbl>
+    <w:p/>
+    <w:p>
+      <w:pPr>
+        <w:pStyle w:val="Heading2"/>
+      </w:pPr>
+      <w:r>
+        <w:rPr>
+          <w:b w:val="0"/>
+        </w:rPr>
+        <w:t>7. 후속조치</w:t>
+      </w:r>
+    </w:p>
+    <w:tbl>
+      <w:tblPr>
+        <w:tblStyle w:val="TableGrid"/>
+        <w:tblW w:type="auto" w:w="0"/>
+        <w:tblLook w:firstColumn="1" w:firstRow="1" w:lastColumn="0" w:lastRow="0" w:noHBand="0" w:noVBand="1" w:val="04A0"/>
+      </w:tblPr>
+      <w:tblGrid>
+        <w:gridCol w:w="2880"/>
+        <w:gridCol w:w="2880"/>
+        <w:gridCol w:w="2880"/>
+      </w:tblGrid>
+      <w:tr>
+        <w:tc>
+          <w:tcPr>
+            <w:tcW w:type="dxa" w:w="2880"/>
+          </w:tcPr>
+          <w:p>
+            <w:r>
+              <w:rPr>
+                <w:b/>
+              </w:rPr>
+              <w:t>내용</w:t>
+            </w:r>
+          </w:p>
+        </w:tc>
+        <w:tc>
+          <w:tcPr>
+            <w:tcW w:type="dxa" w:w="2880"/>
+          </w:tcPr>
+          <w:p>
+            <w:r>
+              <w:rPr>
+                <w:b/>
+              </w:rPr>
+              <w:t>담당</w:t>
+            </w:r>
+          </w:p>
+        </w:tc>
+        <w:tc>
+          <w:tcPr>
+            <w:tcW w:type="dxa" w:w="2880"/>
+          </w:tcPr>
+          <w:p>
+            <w:r>
+              <w:rPr>
+                <w:b/>
+              </w:rPr>
+              <w:t>기한</w:t>
+            </w:r>
+          </w:p>
+        </w:tc>
+      </w:tr>
+      <w:tr>
+        <w:tc>
+          <w:tcPr>
+            <w:tcW w:type="dxa" w:w="2880"/>
+          </w:tcPr>
+          <w:p>
+            <w:r>
+              <w:rPr>
+                <w:b w:val="0"/>
+              </w:rPr>
+              <w:t>결과보고·정산 승인 및 월별 회계 반영</w:t>
+            </w:r>
+          </w:p>
+        </w:tc>
+        <w:tc>
+          <w:tcPr>
+            <w:tcW w:type="dxa" w:w="2880"/>
+          </w:tcPr>
+          <w:p>
+            <w:r>
+              <w:rPr>
+                <w:b w:val="0"/>
+              </w:rPr>
+              <w:t>________</w:t>
+            </w:r>
+          </w:p>
+        </w:tc>
+        <w:tc>
+          <w:tcPr>
+            <w:tcW w:type="dxa" w:w="2880"/>
+          </w:tcPr>
+          <w:p>
+            <w:r>
+              <w:rPr>
+                <w:b w:val="0"/>
+              </w:rPr>
+              <w:t>________</w:t>
+            </w:r>
+          </w:p>
+        </w:tc>
+      </w:tr>
+      <w:tr>
+        <w:tc>
+          <w:tcPr>
+            <w:tcW w:type="dxa" w:w="2880"/>
+          </w:tcPr>
+          <w:p>
+            <w:r>
+              <w:rPr>
+                <w:b w:val="0"/>
+              </w:rPr>
+              <w:t>잔액 처리 및 증빙 편철</w:t>
+            </w:r>
+          </w:p>
+        </w:tc>
+        <w:tc>
+          <w:tcPr>
+            <w:tcW w:type="dxa" w:w="2880"/>
+          </w:tcPr>
+          <w:p>
+            <w:r>
+              <w:rPr>
+                <w:b w:val="0"/>
+              </w:rPr>
+              <w:t>________</w:t>
+            </w:r>
+          </w:p>
+        </w:tc>
+        <w:tc>
+          <w:tcPr>
+            <w:tcW w:type="dxa" w:w="2880"/>
+          </w:tcPr>
+          <w:p>
+            <w:r>
+              <w:rPr>
+                <w:b w:val="0"/>
+              </w:rPr>
+              <w:t>________</w:t>
+            </w:r>
+          </w:p>
+        </w:tc>
+      </w:tr>
+      <w:tr>
+        <w:tc>
+          <w:tcPr>
+            <w:tcW w:type="dxa" w:w="2880"/>
+          </w:tcPr>
+          <w:p>
+            <w:r>
+              <w:rPr>
+                <w:b w:val="0"/>
+              </w:rPr>
+              <w:t>개선사항·다음 해 제안 인계</w:t>
+            </w:r>
+          </w:p>
+        </w:tc>
+        <w:tc>
+          <w:tcPr>
+            <w:tcW w:type="dxa" w:w="2880"/>
+          </w:tcPr>
+          <w:p>
+            <w:r>
+              <w:rPr>
+                <w:b w:val="0"/>
+              </w:rPr>
+              <w:t>________</w:t>
+            </w:r>
+          </w:p>
+        </w:tc>
+        <w:tc>
+          <w:tcPr>
+            <w:tcW w:type="dxa" w:w="2880"/>
+          </w:tcPr>
+          <w:p>
+            <w:r>
+              <w:rPr>
+                <w:b w:val="0"/>
+              </w:rPr>
+              <w:t>________</w:t>
+            </w:r>
+          </w:p>
+        </w:tc>
+      </w:tr>
+      <w:tr>
+        <w:tc>
+          <w:tcPr>
+            <w:tcW w:type="dxa" w:w="2880"/>
+          </w:tcPr>
+          <w:p>
+            <w:r>
+              <w:rPr>
+                <w:b w:val="0"/>
+              </w:rPr>
+              <w:t>사진 이용 동의 확인 및 자료 보관·파기</w:t>
+            </w:r>
+          </w:p>
+        </w:tc>
+        <w:tc>
+          <w:tcPr>
+            <w:tcW w:type="dxa" w:w="2880"/>
+          </w:tcPr>
+          <w:p>
+            <w:r>
+              <w:rPr>
+                <w:b w:val="0"/>
+              </w:rPr>
+              <w:t>________</w:t>
+            </w:r>
+          </w:p>
+        </w:tc>
+        <w:tc>
+          <w:tcPr>
+            <w:tcW w:type="dxa" w:w="2880"/>
+          </w:tcPr>
+          <w:p>
+            <w:r>
+              <w:rPr>
+                <w:b w:val="0"/>
+              </w:rPr>
+              <w:t>________</w:t>
+            </w:r>
+          </w:p>
+        </w:tc>
+      </w:tr>
+    </w:tbl>
+    <w:p/>
+    <w:p>
+      <w:r>
+        <w:rPr>
+          <w:b w:val="0"/>
+        </w:rPr>
+        <w:t>붙임 1. 행사 사진 기록 1부.</w:t>
+      </w:r>
+    </w:p>
+    <w:p>
+      <w:pPr>
+        <w:pStyle w:val="ListNumber"/>
+      </w:pPr>
+      <w:r>
+        <w:rPr>
+          <w:b w:val="0"/>
+        </w:rPr>
+        <w:t>거래 증빙 사본 및 목록 1부.</w:t>
+      </w:r>
+    </w:p>
+    <w:p>
+      <w:r>
+        <w:rPr>
+          <w:b/>
+        </w:rPr>
+        <w:t>붙임 1. 행사 사진 기록</w:t>
       </w:r>
     </w:p>
     <w:tbl>
@@ -1510,7 +4358,7 @@
               <w:rPr>
                 <w:b/>
               </w:rPr>
-              <w:t>구분</w:t>
+              <w:t>사진 1</w:t>
             </w:r>
           </w:p>
         </w:tc>
@@ -1523,7 +4371,7 @@
               <w:rPr>
                 <w:b/>
               </w:rPr>
-              <w:t>내용</w:t>
+              <w:t>사진 2</w:t>
             </w:r>
           </w:p>
         </w:tc>
@@ -1538,7 +4386,7 @@
               <w:rPr>
                 <w:b w:val="0"/>
               </w:rPr>
-              <w:t>잘된 점</w:t>
+              <w:t>사진 삽입: ________</w:t>
             </w:r>
           </w:p>
         </w:tc>
@@ -1551,7 +4399,7 @@
               <w:rPr>
                 <w:b w:val="0"/>
               </w:rPr>
-              <w:t>________</w:t>
+              <w:t>사진 삽입: ________</w:t>
             </w:r>
           </w:p>
         </w:tc>
@@ -1566,7 +4414,7 @@
               <w:rPr>
                 <w:b w:val="0"/>
               </w:rPr>
-              <w:t>개선할 점</w:t>
+              <w:t>촬영 일시·장소: ________</w:t>
             </w:r>
           </w:p>
         </w:tc>
@@ -1579,7 +4427,7 @@
               <w:rPr>
                 <w:b w:val="0"/>
               </w:rPr>
-              <w:t>________</w:t>
+              <w:t>촬영 일시·장소: ________</w:t>
             </w:r>
           </w:p>
         </w:tc>
@@ -1594,7 +4442,7 @@
               <w:rPr>
                 <w:b w:val="0"/>
               </w:rPr>
-              <w:t>안전·건강 관련 사항</w:t>
+              <w:t>활동 설명: ________</w:t>
             </w:r>
           </w:p>
         </w:tc>
@@ -1607,24 +4455,13 @@
               <w:rPr>
                 <w:b w:val="0"/>
               </w:rPr>
-              <w:t>________</w:t>
+              <w:t>활동 설명: ________</w:t>
             </w:r>
           </w:p>
         </w:tc>
       </w:tr>
     </w:tbl>
     <w:p/>
-    <w:p>
-      <w:pPr>
-        <w:pStyle w:val="Heading2"/>
-      </w:pPr>
-      <w:r>
-        <w:rPr>
-          <w:b w:val="0"/>
-        </w:rPr>
-        <w:t>다음 해 제안</w:t>
-      </w:r>
-    </w:p>
     <w:tbl>
       <w:tblPr>
         <w:tblStyle w:val="TableGrid"/>
@@ -1645,7 +4482,7 @@
               <w:rPr>
                 <w:b/>
               </w:rPr>
-              <w:t>항목</w:t>
+              <w:t>사진 3</w:t>
             </w:r>
           </w:p>
         </w:tc>
@@ -1658,7 +4495,7 @@
               <w:rPr>
                 <w:b/>
               </w:rPr>
-              <w:t>제안 내용</w:t>
+              <w:t>사진 4</w:t>
             </w:r>
           </w:p>
         </w:tc>
@@ -1673,7 +4510,7 @@
               <w:rPr>
                 <w:b w:val="0"/>
               </w:rPr>
-              <w:t>유지할 내용</w:t>
+              <w:t>사진 삽입: ________</w:t>
             </w:r>
           </w:p>
         </w:tc>
@@ -1686,7 +4523,7 @@
               <w:rPr>
                 <w:b w:val="0"/>
               </w:rPr>
-              <w:t>________</w:t>
+              <w:t>사진 삽입: ________</w:t>
             </w:r>
           </w:p>
         </w:tc>
@@ -1701,7 +4538,7 @@
               <w:rPr>
                 <w:b w:val="0"/>
               </w:rPr>
-              <w:t>변경·보완할 내용</w:t>
+              <w:t>촬영 일시·장소: ________</w:t>
             </w:r>
           </w:p>
         </w:tc>
@@ -1714,7 +4551,7 @@
               <w:rPr>
                 <w:b w:val="0"/>
               </w:rPr>
-              <w:t>________</w:t>
+              <w:t>촬영 일시·장소: ________</w:t>
             </w:r>
           </w:p>
         </w:tc>
@@ -1729,7 +4566,7 @@
               <w:rPr>
                 <w:b w:val="0"/>
               </w:rPr>
-              <w:t>일정·장소·예산 제안</w:t>
+              <w:t>활동 설명: ________</w:t>
             </w:r>
           </w:p>
         </w:tc>
@@ -1742,35 +4579,7 @@
               <w:rPr>
                 <w:b w:val="0"/>
               </w:rPr>
-              <w:t>________</w:t>
-            </w:r>
-          </w:p>
-        </w:tc>
-      </w:tr>
-      <w:tr>
-        <w:tc>
-          <w:tcPr>
-            <w:tcW w:type="dxa" w:w="4320"/>
-          </w:tcPr>
-          <w:p>
-            <w:r>
-              <w:rPr>
-                <w:b w:val="0"/>
-              </w:rPr>
-              <w:t>미리 준비할 사항</w:t>
-            </w:r>
-          </w:p>
-        </w:tc>
-        <w:tc>
-          <w:tcPr>
-            <w:tcW w:type="dxa" w:w="4320"/>
-          </w:tcPr>
-          <w:p>
-            <w:r>
-              <w:rPr>
-                <w:b w:val="0"/>
-              </w:rPr>
-              <w:t>________</w:t>
+              <w:t>활동 설명: ________</w:t>
             </w:r>
           </w:p>
         </w:tc>
@@ -1778,121 +4587,27 @@
     </w:tbl>
     <w:p/>
     <w:p>
-      <w:pPr>
-        <w:pStyle w:val="Heading2"/>
-      </w:pPr>
       <w:r>
         <w:rPr>
           <w:b w:val="0"/>
         </w:rPr>
-        <w:t>첨부</w:t>
+        <w:t>사진 선별·동의 확인 담당: ________ / 확인 기한: ________</w:t>
       </w:r>
     </w:p>
-    <w:tbl>
-      <w:tblPr>
-        <w:tblStyle w:val="TableGrid"/>
-        <w:tblW w:type="auto" w:w="0"/>
-        <w:tblLook w:firstColumn="1" w:firstRow="1" w:lastColumn="0" w:lastRow="0" w:noHBand="0" w:noVBand="1" w:val="04A0"/>
-      </w:tblPr>
-      <w:tblGrid>
-        <w:gridCol w:w="4320"/>
-        <w:gridCol w:w="4320"/>
-      </w:tblGrid>
-      <w:tr>
-        <w:tc>
-          <w:tcPr>
-            <w:tcW w:type="dxa" w:w="4320"/>
-          </w:tcPr>
-          <w:p>
-            <w:r>
-              <w:rPr>
-                <w:b/>
-              </w:rPr>
-              <w:t>사진 1</w:t>
-            </w:r>
-          </w:p>
-        </w:tc>
-        <w:tc>
-          <w:tcPr>
-            <w:tcW w:type="dxa" w:w="4320"/>
-          </w:tcPr>
-          <w:p>
-            <w:r>
-              <w:rPr>
-                <w:b/>
-              </w:rPr>
-              <w:t>사진 2</w:t>
-            </w:r>
-          </w:p>
-        </w:tc>
-      </w:tr>
-      <w:tr>
-        <w:tc>
-          <w:tcPr>
-            <w:tcW w:type="dxa" w:w="4320"/>
-          </w:tcPr>
-          <w:p>
-            <w:r>
-              <w:rPr>
-                <w:b w:val="0"/>
-              </w:rPr>
-              <w:t>사진 첨부: ________</w:t>
-            </w:r>
-          </w:p>
-        </w:tc>
-        <w:tc>
-          <w:tcPr>
-            <w:tcW w:type="dxa" w:w="4320"/>
-          </w:tcPr>
-          <w:p>
-            <w:r>
-              <w:rPr>
-                <w:b w:val="0"/>
-              </w:rPr>
-              <w:t>사진 첨부: ________</w:t>
-            </w:r>
-          </w:p>
-        </w:tc>
-      </w:tr>
-      <w:tr>
-        <w:tc>
-          <w:tcPr>
-            <w:tcW w:type="dxa" w:w="4320"/>
-          </w:tcPr>
-          <w:p>
-            <w:r>
-              <w:rPr>
-                <w:b w:val="0"/>
-              </w:rPr>
-              <w:t>활동 설명: ________</w:t>
-            </w:r>
-          </w:p>
-        </w:tc>
-        <w:tc>
-          <w:tcPr>
-            <w:tcW w:type="dxa" w:w="4320"/>
-          </w:tcPr>
-          <w:p>
-            <w:r>
-              <w:rPr>
-                <w:b w:val="0"/>
-              </w:rPr>
-              <w:t>활동 설명: ________</w:t>
-            </w:r>
-          </w:p>
-        </w:tc>
-      </w:tr>
-    </w:tbl>
-    <w:p/>
     <w:p>
-      <w:pPr>
-        <w:pStyle w:val="ListBullet"/>
-      </w:pPr>
       <w:r>
         <w:rPr>
           <w:b w:val="0"/>
         </w:rPr>
-        <w:t>기타 첨부 자료 : ________</w:t>
+        <w:t>사진에는 연락처·건강정보·이름표 등 불필요한 식별정보가 드러나지 않도록 처리합니다.</w:t>
+      </w:r>
+    </w:p>
+    <w:p>
+      <w:r>
+        <w:rPr>
+          <w:b w:val="0"/>
+        </w:rPr>
+        <w:t>개인정보 수집·이용 동의는 별도 회신서로 받습니다: 행사 기록용 사진을 결과보고 목적으로 수집·이용하고 ________까지 보관 후 파기하는 데 동의합니다(동의 거부 가능, 행사 참여에 불이익 없음 / 동의 □ 미동의 □ / 만 14세 미만은 법정대리인 동의).</w:t>
       </w:r>
     </w:p>
     <w:sectPr>
